--- a/Documentacion/Correcciones base de datos.docx
+++ b/Documentacion/Correcciones base de datos.docx
@@ -71,17 +71,59 @@
         </w:rPr>
         <w:t xml:space="preserve">Se </w:t>
       </w:r>
+      <w:proofErr w:type="spellStart"/>
       <w:r>
         <w:rPr>
           <w:lang w:val="en-US"/>
         </w:rPr>
-        <w:t>eliminan los atributos</w:t>
-      </w:r>
+        <w:t>eliminan</w:t>
+      </w:r>
+      <w:proofErr w:type="spellEnd"/>
       <w:r>
         <w:rPr>
           <w:lang w:val="en-US"/>
         </w:rPr>
-        <w:t xml:space="preserve"> “Name”, “Email”, “Phone”, “Address”, “Zipcode”</w:t>
+        <w:t xml:space="preserve"> los </w:t>
+      </w:r>
+      <w:proofErr w:type="spellStart"/>
+      <w:r>
+        <w:rPr>
+          <w:lang w:val="en-US"/>
+        </w:rPr>
+        <w:t>atributos</w:t>
+      </w:r>
+      <w:proofErr w:type="spellEnd"/>
+      <w:r>
+        <w:rPr>
+          <w:lang w:val="en-US"/>
+        </w:rPr>
+        <w:t xml:space="preserve"> “Name”, “Email”, “Phone”, “Address”,</w:t>
+      </w:r>
+      <w:r>
+        <w:rPr>
+          <w:lang w:val="en-US"/>
+        </w:rPr>
+        <w:t xml:space="preserve"> “City”, </w:t>
+      </w:r>
+      <w:r>
+        <w:rPr>
+          <w:lang w:val="en-US"/>
+        </w:rPr>
+        <w:t>“</w:t>
+      </w:r>
+      <w:proofErr w:type="spellStart"/>
+      <w:r>
+        <w:rPr>
+          <w:lang w:val="en-US"/>
+        </w:rPr>
+        <w:t>Zipcode</w:t>
+      </w:r>
+      <w:proofErr w:type="spellEnd"/>
+      <w:r>
+        <w:rPr>
+          <w:lang w:val="en-US"/>
+        </w:rPr>
+        <w:t>”</w:t>
       </w:r>
       <w:r>
         <w:rPr>
@@ -93,7 +135,21 @@
         <w:rPr>
           <w:lang w:val="en-US"/>
         </w:rPr>
-        <w:t>“Shipping_Method”</w:t>
+        <w:t>“</w:t>
+      </w:r>
+      <w:proofErr w:type="spellStart"/>
+      <w:r>
+        <w:rPr>
+          <w:lang w:val="en-US"/>
+        </w:rPr>
+        <w:t>Shipping_Method</w:t>
+      </w:r>
+      <w:proofErr w:type="spellEnd"/>
+      <w:r>
+        <w:rPr>
+          <w:lang w:val="en-US"/>
+        </w:rPr>
+        <w:t>”</w:t>
       </w:r>
       <w:r>
         <w:rPr>
@@ -136,7 +192,31 @@
         <w:jc w:val="both"/>
       </w:pPr>
       <w:r>
-        <w:t>En el atributo “Product_brand” corregir cambiar los campos “Mitsubhisi” por “Mitsubishi” y “Whirepool” por “Whirlpool”.</w:t>
+        <w:t>En el atributo “</w:t>
+      </w:r>
+      <w:proofErr w:type="spellStart"/>
+      <w:r>
+        <w:t>Product_brand</w:t>
+      </w:r>
+      <w:proofErr w:type="spellEnd"/>
+      <w:r>
+        <w:t>” corregir cambiar los campos “</w:t>
+      </w:r>
+      <w:proofErr w:type="spellStart"/>
+      <w:r>
+        <w:t>Mitsubhisi</w:t>
+      </w:r>
+      <w:proofErr w:type="spellEnd"/>
+      <w:r>
+        <w:t>” por “Mitsubishi” y “</w:t>
+      </w:r>
+      <w:proofErr w:type="spellStart"/>
+      <w:r>
+        <w:t>Whirepool</w:t>
+      </w:r>
+      <w:proofErr w:type="spellEnd"/>
+      <w:r>
+        <w:t>” por “Whirlpool”.</w:t>
       </w:r>
     </w:p>
     <w:p>
@@ -154,7 +234,15 @@
         </w:rPr>
       </w:pPr>
       <w:r>
-        <w:t>Los campos “BlueStar AC” y “</w:t>
+        <w:t>Los campos “</w:t>
+      </w:r>
+      <w:proofErr w:type="spellStart"/>
+      <w:r>
+        <w:t>BlueStar</w:t>
+      </w:r>
+      <w:proofErr w:type="spellEnd"/>
+      <w:r>
+        <w:t xml:space="preserve"> AC” y “</w:t>
       </w:r>
       <w:r>
         <w:rPr>
@@ -162,15 +250,69 @@
           <w:color w:val="000000"/>
           <w:lang w:eastAsia="es-VE"/>
         </w:rPr>
-        <w:t>Mitsubishi 1.5 Ton 3 Star Split AC”, pertenecie</w:t>
-      </w:r>
+        <w:t xml:space="preserve">Mitsubishi 1.5 Ton 3 </w:t>
+      </w:r>
+      <w:proofErr w:type="spellStart"/>
       <w:r>
         <w:rPr>
           <w:rFonts w:ascii="Calibri" w:eastAsia="Times New Roman" w:hAnsi="Calibri" w:cs="Calibri"/>
           <w:color w:val="000000"/>
           <w:lang w:eastAsia="es-VE"/>
         </w:rPr>
-        <w:t>ntes a el atributo “Product_Type”, ambos se cambian al nuevo campo “Air Conditioner”.</w:t>
+        <w:t>Star</w:t>
+      </w:r>
+      <w:proofErr w:type="spellEnd"/>
+      <w:r>
+        <w:rPr>
+          <w:rFonts w:ascii="Calibri" w:eastAsia="Times New Roman" w:hAnsi="Calibri" w:cs="Calibri"/>
+          <w:color w:val="000000"/>
+          <w:lang w:eastAsia="es-VE"/>
+        </w:rPr>
+        <w:t xml:space="preserve"> Split AC”, pertenecie</w:t>
+      </w:r>
+      <w:r>
+        <w:rPr>
+          <w:rFonts w:ascii="Calibri" w:eastAsia="Times New Roman" w:hAnsi="Calibri" w:cs="Calibri"/>
+          <w:color w:val="000000"/>
+          <w:lang w:eastAsia="es-VE"/>
+        </w:rPr>
+        <w:t>ntes al atributo “</w:t>
+      </w:r>
+      <w:proofErr w:type="spellStart"/>
+      <w:r>
+        <w:rPr>
+          <w:rFonts w:ascii="Calibri" w:eastAsia="Times New Roman" w:hAnsi="Calibri" w:cs="Calibri"/>
+          <w:color w:val="000000"/>
+          <w:lang w:eastAsia="es-VE"/>
+        </w:rPr>
+        <w:t>Product_Type</w:t>
+      </w:r>
+      <w:proofErr w:type="spellEnd"/>
+      <w:r>
+        <w:rPr>
+          <w:rFonts w:ascii="Calibri" w:eastAsia="Times New Roman" w:hAnsi="Calibri" w:cs="Calibri"/>
+          <w:color w:val="000000"/>
+          <w:lang w:eastAsia="es-VE"/>
+        </w:rPr>
+        <w:t xml:space="preserve">”, ambos se cambian al nuevo campo “Air </w:t>
+      </w:r>
+      <w:proofErr w:type="spellStart"/>
+      <w:r>
+        <w:rPr>
+          <w:rFonts w:ascii="Calibri" w:eastAsia="Times New Roman" w:hAnsi="Calibri" w:cs="Calibri"/>
+          <w:color w:val="000000"/>
+          <w:lang w:eastAsia="es-VE"/>
+        </w:rPr>
+        <w:t>Conditioner</w:t>
+      </w:r>
+      <w:proofErr w:type="spellEnd"/>
+      <w:r>
+        <w:rPr>
+          <w:rFonts w:ascii="Calibri" w:eastAsia="Times New Roman" w:hAnsi="Calibri" w:cs="Calibri"/>
+          <w:color w:val="000000"/>
+          <w:lang w:eastAsia="es-VE"/>
+        </w:rPr>
+        <w:t>”.</w:t>
       </w:r>
     </w:p>
     <w:p>
@@ -183,7 +325,69 @@
         <w:jc w:val="both"/>
       </w:pPr>
       <w:r>
-        <w:t xml:space="preserve">Rellenar el atributo “Product_Category” según su “Product_Type” correspondiente. Por ejemplo, en las primeras dos filas sabemos que el tipo “Bathroom” tiene como categoría “Home Decor”. </w:t>
+        <w:t xml:space="preserve">Rellenar </w:t>
+      </w:r>
+      <w:r>
+        <w:t>el</w:t>
+      </w:r>
+      <w:r>
+        <w:t xml:space="preserve"> atributo “</w:t>
+      </w:r>
+      <w:proofErr w:type="spellStart"/>
+      <w:r>
+        <w:t>Product_Category</w:t>
+      </w:r>
+      <w:proofErr w:type="spellEnd"/>
+      <w:r>
+        <w:t>”</w:t>
+      </w:r>
+      <w:r>
+        <w:t xml:space="preserve"> que sea NULL </w:t>
+      </w:r>
+      <w:r>
+        <w:t>según su “</w:t>
+      </w:r>
+      <w:proofErr w:type="spellStart"/>
+      <w:r>
+        <w:t>Product_Type</w:t>
+      </w:r>
+      <w:proofErr w:type="spellEnd"/>
+      <w:r>
+        <w:t>” correspondiente</w:t>
+      </w:r>
+      <w:r>
+        <w:t>, todos los valores que necesitan este cambio se muestran en la tabla inferior</w:t>
+      </w:r>
+      <w:r>
+        <w:t xml:space="preserve">. Por ejemplo, en las primeras </w:t>
+      </w:r>
+      <w:r>
+        <w:t xml:space="preserve">dos filas de la tabla </w:t>
+      </w:r>
+      <w:r>
+        <w:t>sabemos que el tipo “</w:t>
+      </w:r>
+      <w:proofErr w:type="spellStart"/>
+      <w:r>
+        <w:t>Bathroom</w:t>
+      </w:r>
+      <w:proofErr w:type="spellEnd"/>
+      <w:r>
+        <w:t xml:space="preserve">” tiene como categoría “Home </w:t>
+      </w:r>
+      <w:proofErr w:type="spellStart"/>
+      <w:r>
+        <w:t>Decor</w:t>
+      </w:r>
+      <w:proofErr w:type="spellEnd"/>
+      <w:r>
+        <w:t>”</w:t>
+      </w:r>
+      <w:r>
+        <w:t>, por lo tanto, se debe rellenar el valor NULL</w:t>
+      </w:r>
+      <w:r>
+        <w:t xml:space="preserve">. </w:t>
       </w:r>
     </w:p>
     <w:tbl>
@@ -216,6 +420,7 @@
                 <w:lang w:val="en-US" w:eastAsia="es-VE"/>
               </w:rPr>
             </w:pPr>
+            <w:proofErr w:type="spellStart"/>
             <w:r>
               <w:rPr>
                 <w:rFonts w:ascii="Calibri" w:eastAsia="Times New Roman" w:hAnsi="Calibri" w:cs="Calibri"/>
@@ -224,6 +429,7 @@
               </w:rPr>
               <w:t>product_category</w:t>
             </w:r>
+            <w:proofErr w:type="spellEnd"/>
           </w:p>
         </w:tc>
         <w:tc>
@@ -241,6 +447,7 @@
                 <w:lang w:val="en-US" w:eastAsia="es-VE"/>
               </w:rPr>
             </w:pPr>
+            <w:proofErr w:type="spellStart"/>
             <w:r>
               <w:rPr>
                 <w:rFonts w:ascii="Calibri" w:eastAsia="Times New Roman" w:hAnsi="Calibri" w:cs="Calibri"/>
@@ -249,6 +456,7 @@
               </w:rPr>
               <w:t>Product_Type</w:t>
             </w:r>
+            <w:proofErr w:type="spellEnd"/>
           </w:p>
         </w:tc>
       </w:tr>
@@ -482,24 +690,25 @@
           <w:tcPr>
             <w:cnfStyle w:val="001000000000" w:firstRow="0" w:lastRow="0" w:firstColumn="1" w:lastColumn="0" w:oddVBand="0" w:evenVBand="0" w:oddHBand="0" w:evenHBand="0" w:firstRowFirstColumn="0" w:firstRowLastColumn="0" w:lastRowFirstColumn="0" w:lastRowLastColumn="0"/>
             <w:tcW w:w="1843" w:type="dxa"/>
-            <w:noWrap/>
-            <w:hideMark/>
-          </w:tcPr>
-          <w:p>
-            <w:pPr>
-              <w:rPr>
-                <w:rFonts w:ascii="Calibri" w:eastAsia="Times New Roman" w:hAnsi="Calibri" w:cs="Calibri"/>
-                <w:color w:val="000000"/>
-                <w:lang w:val="en-US" w:eastAsia="es-VE"/>
-              </w:rPr>
-            </w:pPr>
-            <w:r>
-              <w:rPr>
-                <w:rFonts w:ascii="Calibri" w:eastAsia="Times New Roman" w:hAnsi="Calibri" w:cs="Calibri"/>
-                <w:color w:val="000000"/>
-                <w:lang w:val="en-US" w:eastAsia="es-VE"/>
-              </w:rPr>
-              <w:t>Electronics</w:t>
+            <w:shd w:val="clear" w:color="auto" w:fill="FFFF00"/>
+            <w:noWrap/>
+            <w:hideMark/>
+          </w:tcPr>
+          <w:p>
+            <w:pPr>
+              <w:rPr>
+                <w:rFonts w:ascii="Calibri" w:eastAsia="Times New Roman" w:hAnsi="Calibri" w:cs="Calibri"/>
+                <w:color w:val="000000"/>
+                <w:lang w:val="en-US" w:eastAsia="es-VE"/>
+              </w:rPr>
+            </w:pPr>
+            <w:r>
+              <w:rPr>
+                <w:rFonts w:ascii="Calibri" w:eastAsia="Times New Roman" w:hAnsi="Calibri" w:cs="Calibri"/>
+                <w:color w:val="000000"/>
+                <w:lang w:val="en-US" w:eastAsia="es-VE"/>
+              </w:rPr>
+              <w:t>NULL</w:t>
             </w:r>
           </w:p>
         </w:tc>
@@ -524,7 +733,62 @@
                 <w:color w:val="000000"/>
                 <w:lang w:val="en-US" w:eastAsia="es-VE"/>
               </w:rPr>
-              <w:t>BlueStar AC</w:t>
+              <w:t>Children's</w:t>
+            </w:r>
+          </w:p>
+        </w:tc>
+      </w:tr>
+      <w:tr>
+        <w:trPr>
+          <w:trHeight w:val="300"/>
+        </w:trPr>
+        <w:tc>
+          <w:tcPr>
+            <w:cnfStyle w:val="001000000000" w:firstRow="0" w:lastRow="0" w:firstColumn="1" w:lastColumn="0" w:oddVBand="0" w:evenVBand="0" w:oddHBand="0" w:evenHBand="0" w:firstRowFirstColumn="0" w:firstRowLastColumn="0" w:lastRowFirstColumn="0" w:lastRowLastColumn="0"/>
+            <w:tcW w:w="1843" w:type="dxa"/>
+            <w:noWrap/>
+            <w:hideMark/>
+          </w:tcPr>
+          <w:p>
+            <w:pPr>
+              <w:rPr>
+                <w:rFonts w:ascii="Calibri" w:eastAsia="Times New Roman" w:hAnsi="Calibri" w:cs="Calibri"/>
+                <w:color w:val="000000"/>
+                <w:lang w:val="en-US" w:eastAsia="es-VE"/>
+              </w:rPr>
+            </w:pPr>
+            <w:r>
+              <w:rPr>
+                <w:rFonts w:ascii="Calibri" w:eastAsia="Times New Roman" w:hAnsi="Calibri" w:cs="Calibri"/>
+                <w:color w:val="000000"/>
+                <w:lang w:val="en-US" w:eastAsia="es-VE"/>
+              </w:rPr>
+              <w:t>Books</w:t>
+            </w:r>
+          </w:p>
+        </w:tc>
+        <w:tc>
+          <w:tcPr>
+            <w:tcW w:w="3397" w:type="dxa"/>
+            <w:noWrap/>
+            <w:hideMark/>
+          </w:tcPr>
+          <w:p>
+            <w:pPr>
+              <w:cnfStyle w:val="000000000000" w:firstRow="0" w:lastRow="0" w:firstColumn="0" w:lastColumn="0" w:oddVBand="0" w:evenVBand="0" w:oddHBand="0" w:evenHBand="0" w:firstRowFirstColumn="0" w:firstRowLastColumn="0" w:lastRowFirstColumn="0" w:lastRowLastColumn="0"/>
+              <w:rPr>
+                <w:rFonts w:ascii="Calibri" w:eastAsia="Times New Roman" w:hAnsi="Calibri" w:cs="Calibri"/>
+                <w:color w:val="000000"/>
+                <w:lang w:val="en-US" w:eastAsia="es-VE"/>
+              </w:rPr>
+            </w:pPr>
+            <w:r>
+              <w:rPr>
+                <w:rFonts w:ascii="Calibri" w:eastAsia="Times New Roman" w:hAnsi="Calibri" w:cs="Calibri"/>
+                <w:color w:val="000000"/>
+                <w:lang w:val="en-US" w:eastAsia="es-VE"/>
+              </w:rPr>
+              <w:t>Children's</w:t>
             </w:r>
           </w:p>
         </w:tc>
@@ -580,7 +844,7 @@
                 <w:color w:val="000000"/>
                 <w:lang w:val="en-US" w:eastAsia="es-VE"/>
               </w:rPr>
-              <w:t>Children's</w:t>
+              <w:t>Chocolate</w:t>
             </w:r>
           </w:p>
         </w:tc>
@@ -610,7 +874,7 @@
                 <w:color w:val="000000"/>
                 <w:lang w:val="en-US" w:eastAsia="es-VE"/>
               </w:rPr>
-              <w:t>Books</w:t>
+              <w:t>Grocery</w:t>
             </w:r>
           </w:p>
         </w:tc>
@@ -635,7 +899,7 @@
                 <w:color w:val="000000"/>
                 <w:lang w:val="en-US" w:eastAsia="es-VE"/>
               </w:rPr>
-              <w:t>Children's</w:t>
+              <w:t>Chocolate</w:t>
             </w:r>
           </w:p>
         </w:tc>
@@ -691,7 +955,7 @@
                 <w:color w:val="000000"/>
                 <w:lang w:val="en-US" w:eastAsia="es-VE"/>
               </w:rPr>
-              <w:t>Chocolate</w:t>
+              <w:t>Coffee</w:t>
             </w:r>
           </w:p>
         </w:tc>
@@ -746,7 +1010,7 @@
                 <w:color w:val="000000"/>
                 <w:lang w:val="en-US" w:eastAsia="es-VE"/>
               </w:rPr>
-              <w:t>Chocolate</w:t>
+              <w:t>Coffee</w:t>
             </w:r>
           </w:p>
         </w:tc>
@@ -802,7 +1066,7 @@
                 <w:color w:val="000000"/>
                 <w:lang w:val="en-US" w:eastAsia="es-VE"/>
               </w:rPr>
-              <w:t>Coffee</w:t>
+              <w:t>Decorations</w:t>
             </w:r>
           </w:p>
         </w:tc>
@@ -832,7 +1096,7 @@
                 <w:color w:val="000000"/>
                 <w:lang w:val="en-US" w:eastAsia="es-VE"/>
               </w:rPr>
-              <w:t>Grocery</w:t>
+              <w:t>Home Decor</w:t>
             </w:r>
           </w:p>
         </w:tc>
@@ -857,7 +1121,7 @@
                 <w:color w:val="000000"/>
                 <w:lang w:val="en-US" w:eastAsia="es-VE"/>
               </w:rPr>
-              <w:t>Coffee</w:t>
+              <w:t>Decorations</w:t>
             </w:r>
           </w:p>
         </w:tc>
@@ -913,7 +1177,7 @@
                 <w:color w:val="000000"/>
                 <w:lang w:val="en-US" w:eastAsia="es-VE"/>
               </w:rPr>
-              <w:t>Decorations</w:t>
+              <w:t>Dress</w:t>
             </w:r>
           </w:p>
         </w:tc>
@@ -943,7 +1207,7 @@
                 <w:color w:val="000000"/>
                 <w:lang w:val="en-US" w:eastAsia="es-VE"/>
               </w:rPr>
-              <w:t>Home Decor</w:t>
+              <w:t>Clothing</w:t>
             </w:r>
           </w:p>
         </w:tc>
@@ -968,7 +1232,7 @@
                 <w:color w:val="000000"/>
                 <w:lang w:val="en-US" w:eastAsia="es-VE"/>
               </w:rPr>
-              <w:t>Decorations</w:t>
+              <w:t>Dress</w:t>
             </w:r>
           </w:p>
         </w:tc>
@@ -1024,7 +1288,7 @@
                 <w:color w:val="000000"/>
                 <w:lang w:val="en-US" w:eastAsia="es-VE"/>
               </w:rPr>
-              <w:t>Dress</w:t>
+              <w:t>Fiction</w:t>
             </w:r>
           </w:p>
         </w:tc>
@@ -1054,7 +1318,7 @@
                 <w:color w:val="000000"/>
                 <w:lang w:val="en-US" w:eastAsia="es-VE"/>
               </w:rPr>
-              <w:t>Clothing</w:t>
+              <w:t>Books</w:t>
             </w:r>
           </w:p>
         </w:tc>
@@ -1079,7 +1343,7 @@
                 <w:color w:val="000000"/>
                 <w:lang w:val="en-US" w:eastAsia="es-VE"/>
               </w:rPr>
-              <w:t>Dress</w:t>
+              <w:t>Fiction</w:t>
             </w:r>
           </w:p>
         </w:tc>
@@ -1135,7 +1399,7 @@
                 <w:color w:val="000000"/>
                 <w:lang w:val="en-US" w:eastAsia="es-VE"/>
               </w:rPr>
-              <w:t>Fiction</w:t>
+              <w:t>Furniture</w:t>
             </w:r>
           </w:p>
         </w:tc>
@@ -1165,7 +1429,7 @@
                 <w:color w:val="000000"/>
                 <w:lang w:val="en-US" w:eastAsia="es-VE"/>
               </w:rPr>
-              <w:t>Books</w:t>
+              <w:t>Home Decor</w:t>
             </w:r>
           </w:p>
         </w:tc>
@@ -1190,62 +1454,7 @@
                 <w:color w:val="000000"/>
                 <w:lang w:val="en-US" w:eastAsia="es-VE"/>
               </w:rPr>
-              <w:t>Fiction</w:t>
-            </w:r>
-          </w:p>
-        </w:tc>
-      </w:tr>
-      <w:tr>
-        <w:trPr>
-          <w:trHeight w:val="300"/>
-        </w:trPr>
-        <w:tc>
-          <w:tcPr>
-            <w:cnfStyle w:val="001000000000" w:firstRow="0" w:lastRow="0" w:firstColumn="1" w:lastColumn="0" w:oddVBand="0" w:evenVBand="0" w:oddHBand="0" w:evenHBand="0" w:firstRowFirstColumn="0" w:firstRowLastColumn="0" w:lastRowFirstColumn="0" w:lastRowLastColumn="0"/>
-            <w:tcW w:w="1843" w:type="dxa"/>
-            <w:noWrap/>
-            <w:hideMark/>
-          </w:tcPr>
-          <w:p>
-            <w:pPr>
-              <w:rPr>
-                <w:rFonts w:ascii="Calibri" w:eastAsia="Times New Roman" w:hAnsi="Calibri" w:cs="Calibri"/>
-                <w:color w:val="000000"/>
-                <w:lang w:val="en-US" w:eastAsia="es-VE"/>
-              </w:rPr>
-            </w:pPr>
-            <w:r>
-              <w:rPr>
-                <w:rFonts w:ascii="Calibri" w:eastAsia="Times New Roman" w:hAnsi="Calibri" w:cs="Calibri"/>
-                <w:color w:val="000000"/>
-                <w:lang w:val="en-US" w:eastAsia="es-VE"/>
-              </w:rPr>
-              <w:t>Electronics</w:t>
-            </w:r>
-          </w:p>
-        </w:tc>
-        <w:tc>
-          <w:tcPr>
-            <w:tcW w:w="3397" w:type="dxa"/>
-            <w:noWrap/>
-            <w:hideMark/>
-          </w:tcPr>
-          <w:p>
-            <w:pPr>
-              <w:cnfStyle w:val="000000000000" w:firstRow="0" w:lastRow="0" w:firstColumn="0" w:lastColumn="0" w:oddVBand="0" w:evenVBand="0" w:oddHBand="0" w:evenHBand="0" w:firstRowFirstColumn="0" w:firstRowLastColumn="0" w:lastRowFirstColumn="0" w:lastRowLastColumn="0"/>
-              <w:rPr>
-                <w:rFonts w:ascii="Calibri" w:eastAsia="Times New Roman" w:hAnsi="Calibri" w:cs="Calibri"/>
-                <w:color w:val="000000"/>
-                <w:lang w:val="en-US" w:eastAsia="es-VE"/>
-              </w:rPr>
-            </w:pPr>
-            <w:r>
-              <w:rPr>
-                <w:rFonts w:ascii="Calibri" w:eastAsia="Times New Roman" w:hAnsi="Calibri" w:cs="Calibri"/>
-                <w:color w:val="000000"/>
-                <w:lang w:val="en-US" w:eastAsia="es-VE"/>
-              </w:rPr>
-              <w:t>Fridge</w:t>
+              <w:t>Furniture</w:t>
             </w:r>
           </w:p>
         </w:tc>
@@ -1301,7 +1510,7 @@
                 <w:color w:val="000000"/>
                 <w:lang w:val="en-US" w:eastAsia="es-VE"/>
               </w:rPr>
-              <w:t>Furniture</w:t>
+              <w:t>Headphones</w:t>
             </w:r>
           </w:p>
         </w:tc>
@@ -1331,7 +1540,7 @@
                 <w:color w:val="000000"/>
                 <w:lang w:val="en-US" w:eastAsia="es-VE"/>
               </w:rPr>
-              <w:t>Home Decor</w:t>
+              <w:t>Electronics</w:t>
             </w:r>
           </w:p>
         </w:tc>
@@ -1356,7 +1565,7 @@
                 <w:color w:val="000000"/>
                 <w:lang w:val="en-US" w:eastAsia="es-VE"/>
               </w:rPr>
-              <w:t>Furniture</w:t>
+              <w:t>Headphones</w:t>
             </w:r>
           </w:p>
         </w:tc>
@@ -1412,7 +1621,7 @@
                 <w:color w:val="000000"/>
                 <w:lang w:val="en-US" w:eastAsia="es-VE"/>
               </w:rPr>
-              <w:t>Headphones</w:t>
+              <w:t>Jacket</w:t>
             </w:r>
           </w:p>
         </w:tc>
@@ -1442,7 +1651,7 @@
                 <w:color w:val="000000"/>
                 <w:lang w:val="en-US" w:eastAsia="es-VE"/>
               </w:rPr>
-              <w:t>Electronics</w:t>
+              <w:t>Clothing</w:t>
             </w:r>
           </w:p>
         </w:tc>
@@ -1467,7 +1676,7 @@
                 <w:color w:val="000000"/>
                 <w:lang w:val="en-US" w:eastAsia="es-VE"/>
               </w:rPr>
-              <w:t>Headphones</w:t>
+              <w:t>Jacket</w:t>
             </w:r>
           </w:p>
         </w:tc>
@@ -1498,6 +1707,7 @@
                 <w:color w:val="000000"/>
                 <w:lang w:val="en-US" w:eastAsia="es-VE"/>
               </w:rPr>
+              <w:lastRenderedPageBreak/>
               <w:t>NULL</w:t>
             </w:r>
           </w:p>
@@ -1523,7 +1733,7 @@
                 <w:color w:val="000000"/>
                 <w:lang w:val="en-US" w:eastAsia="es-VE"/>
               </w:rPr>
-              <w:t>Jacket</w:t>
+              <w:t>Jeans</w:t>
             </w:r>
           </w:p>
         </w:tc>
@@ -1553,7 +1763,6 @@
                 <w:color w:val="000000"/>
                 <w:lang w:val="en-US" w:eastAsia="es-VE"/>
               </w:rPr>
-              <w:lastRenderedPageBreak/>
               <w:t>Clothing</w:t>
             </w:r>
           </w:p>
@@ -1579,7 +1788,7 @@
                 <w:color w:val="000000"/>
                 <w:lang w:val="en-US" w:eastAsia="es-VE"/>
               </w:rPr>
-              <w:t>Jacket</w:t>
+              <w:t>Jeans</w:t>
             </w:r>
           </w:p>
         </w:tc>
@@ -1635,7 +1844,7 @@
                 <w:color w:val="000000"/>
                 <w:lang w:val="en-US" w:eastAsia="es-VE"/>
               </w:rPr>
-              <w:t>Jeans</w:t>
+              <w:t>Juice</w:t>
             </w:r>
           </w:p>
         </w:tc>
@@ -1665,7 +1874,7 @@
                 <w:color w:val="000000"/>
                 <w:lang w:val="en-US" w:eastAsia="es-VE"/>
               </w:rPr>
-              <w:t>Clothing</w:t>
+              <w:t>Grocery</w:t>
             </w:r>
           </w:p>
         </w:tc>
@@ -1690,7 +1899,7 @@
                 <w:color w:val="000000"/>
                 <w:lang w:val="en-US" w:eastAsia="es-VE"/>
               </w:rPr>
-              <w:t>Jeans</w:t>
+              <w:t>Juice</w:t>
             </w:r>
           </w:p>
         </w:tc>
@@ -1746,7 +1955,7 @@
                 <w:color w:val="000000"/>
                 <w:lang w:val="en-US" w:eastAsia="es-VE"/>
               </w:rPr>
-              <w:t>Juice</w:t>
+              <w:t>Kitchen</w:t>
             </w:r>
           </w:p>
         </w:tc>
@@ -1776,7 +1985,7 @@
                 <w:color w:val="000000"/>
                 <w:lang w:val="en-US" w:eastAsia="es-VE"/>
               </w:rPr>
-              <w:t>Grocery</w:t>
+              <w:t>Home Decor</w:t>
             </w:r>
           </w:p>
         </w:tc>
@@ -1801,7 +2010,7 @@
                 <w:color w:val="000000"/>
                 <w:lang w:val="en-US" w:eastAsia="es-VE"/>
               </w:rPr>
-              <w:t>Juice</w:t>
+              <w:t>Kitchen</w:t>
             </w:r>
           </w:p>
         </w:tc>
@@ -1857,7 +2066,7 @@
                 <w:color w:val="000000"/>
                 <w:lang w:val="en-US" w:eastAsia="es-VE"/>
               </w:rPr>
-              <w:t>Kitchen</w:t>
+              <w:t>Laptop</w:t>
             </w:r>
           </w:p>
         </w:tc>
@@ -1887,7 +2096,7 @@
                 <w:color w:val="000000"/>
                 <w:lang w:val="en-US" w:eastAsia="es-VE"/>
               </w:rPr>
-              <w:t>Home Decor</w:t>
+              <w:t>Electronics</w:t>
             </w:r>
           </w:p>
         </w:tc>
@@ -1912,7 +2121,7 @@
                 <w:color w:val="000000"/>
                 <w:lang w:val="en-US" w:eastAsia="es-VE"/>
               </w:rPr>
-              <w:t>Kitchen</w:t>
+              <w:t>Laptop</w:t>
             </w:r>
           </w:p>
         </w:tc>
@@ -1968,7 +2177,7 @@
                 <w:color w:val="000000"/>
                 <w:lang w:val="en-US" w:eastAsia="es-VE"/>
               </w:rPr>
-              <w:t>Laptop</w:t>
+              <w:t>Lighting</w:t>
             </w:r>
           </w:p>
         </w:tc>
@@ -1998,7 +2207,7 @@
                 <w:color w:val="000000"/>
                 <w:lang w:val="en-US" w:eastAsia="es-VE"/>
               </w:rPr>
-              <w:t>Electronics</w:t>
+              <w:t>Home Decor</w:t>
             </w:r>
           </w:p>
         </w:tc>
@@ -2023,7 +2232,7 @@
                 <w:color w:val="000000"/>
                 <w:lang w:val="en-US" w:eastAsia="es-VE"/>
               </w:rPr>
-              <w:t>Laptop</w:t>
+              <w:t>Lighting</w:t>
             </w:r>
           </w:p>
         </w:tc>
@@ -2079,7 +2288,7 @@
                 <w:color w:val="000000"/>
                 <w:lang w:val="en-US" w:eastAsia="es-VE"/>
               </w:rPr>
-              <w:t>Lighting</w:t>
+              <w:t>Literature</w:t>
             </w:r>
           </w:p>
         </w:tc>
@@ -2109,7 +2318,7 @@
                 <w:color w:val="000000"/>
                 <w:lang w:val="en-US" w:eastAsia="es-VE"/>
               </w:rPr>
-              <w:t>Home Decor</w:t>
+              <w:t>Books</w:t>
             </w:r>
           </w:p>
         </w:tc>
@@ -2134,7 +2343,7 @@
                 <w:color w:val="000000"/>
                 <w:lang w:val="en-US" w:eastAsia="es-VE"/>
               </w:rPr>
-              <w:t>Lighting</w:t>
+              <w:t>Literature</w:t>
             </w:r>
           </w:p>
         </w:tc>
@@ -2190,7 +2399,7 @@
                 <w:color w:val="000000"/>
                 <w:lang w:val="en-US" w:eastAsia="es-VE"/>
               </w:rPr>
-              <w:t>Literature</w:t>
+              <w:t>Non-Fiction</w:t>
             </w:r>
           </w:p>
         </w:tc>
@@ -2245,62 +2454,7 @@
                 <w:color w:val="000000"/>
                 <w:lang w:val="en-US" w:eastAsia="es-VE"/>
               </w:rPr>
-              <w:t>Literature</w:t>
-            </w:r>
-          </w:p>
-        </w:tc>
-      </w:tr>
-      <w:tr>
-        <w:trPr>
-          <w:trHeight w:val="300"/>
-        </w:trPr>
-        <w:tc>
-          <w:tcPr>
-            <w:cnfStyle w:val="001000000000" w:firstRow="0" w:lastRow="0" w:firstColumn="1" w:lastColumn="0" w:oddVBand="0" w:evenVBand="0" w:oddHBand="0" w:evenHBand="0" w:firstRowFirstColumn="0" w:firstRowLastColumn="0" w:lastRowFirstColumn="0" w:lastRowLastColumn="0"/>
-            <w:tcW w:w="1843" w:type="dxa"/>
-            <w:noWrap/>
-            <w:hideMark/>
-          </w:tcPr>
-          <w:p>
-            <w:pPr>
-              <w:rPr>
-                <w:rFonts w:ascii="Calibri" w:eastAsia="Times New Roman" w:hAnsi="Calibri" w:cs="Calibri"/>
-                <w:color w:val="000000"/>
-                <w:lang w:val="en-US" w:eastAsia="es-VE"/>
-              </w:rPr>
-            </w:pPr>
-            <w:r>
-              <w:rPr>
-                <w:rFonts w:ascii="Calibri" w:eastAsia="Times New Roman" w:hAnsi="Calibri" w:cs="Calibri"/>
-                <w:color w:val="000000"/>
-                <w:lang w:val="en-US" w:eastAsia="es-VE"/>
-              </w:rPr>
-              <w:t>Electronics</w:t>
-            </w:r>
-          </w:p>
-        </w:tc>
-        <w:tc>
-          <w:tcPr>
-            <w:tcW w:w="3397" w:type="dxa"/>
-            <w:noWrap/>
-            <w:hideMark/>
-          </w:tcPr>
-          <w:p>
-            <w:pPr>
-              <w:cnfStyle w:val="000000000000" w:firstRow="0" w:lastRow="0" w:firstColumn="0" w:lastColumn="0" w:oddVBand="0" w:evenVBand="0" w:oddHBand="0" w:evenHBand="0" w:firstRowFirstColumn="0" w:firstRowLastColumn="0" w:lastRowFirstColumn="0" w:lastRowLastColumn="0"/>
-              <w:rPr>
-                <w:rFonts w:ascii="Calibri" w:eastAsia="Times New Roman" w:hAnsi="Calibri" w:cs="Calibri"/>
-                <w:color w:val="000000"/>
-                <w:lang w:val="en-US" w:eastAsia="es-VE"/>
-              </w:rPr>
-            </w:pPr>
-            <w:r>
-              <w:rPr>
-                <w:rFonts w:ascii="Calibri" w:eastAsia="Times New Roman" w:hAnsi="Calibri" w:cs="Calibri"/>
-                <w:color w:val="000000"/>
-                <w:lang w:val="en-US" w:eastAsia="es-VE"/>
-              </w:rPr>
-              <w:t>Mitsubishi 1.5 Ton 3 Star Split AC</w:t>
+              <w:t>Non-Fiction</w:t>
             </w:r>
           </w:p>
         </w:tc>
@@ -2356,7 +2510,7 @@
                 <w:color w:val="000000"/>
                 <w:lang w:val="en-US" w:eastAsia="es-VE"/>
               </w:rPr>
-              <w:t>Non-Fiction</w:t>
+              <w:t>Shirt</w:t>
             </w:r>
           </w:p>
         </w:tc>
@@ -2386,7 +2540,7 @@
                 <w:color w:val="000000"/>
                 <w:lang w:val="en-US" w:eastAsia="es-VE"/>
               </w:rPr>
-              <w:t>Books</w:t>
+              <w:t>Clothing</w:t>
             </w:r>
           </w:p>
         </w:tc>
@@ -2411,7 +2565,7 @@
                 <w:color w:val="000000"/>
                 <w:lang w:val="en-US" w:eastAsia="es-VE"/>
               </w:rPr>
-              <w:t>Non-Fiction</w:t>
+              <w:t>Shirt</w:t>
             </w:r>
           </w:p>
         </w:tc>
@@ -2467,7 +2621,7 @@
                 <w:color w:val="000000"/>
                 <w:lang w:val="en-US" w:eastAsia="es-VE"/>
               </w:rPr>
-              <w:t>Shirt</w:t>
+              <w:t>Shoes</w:t>
             </w:r>
           </w:p>
         </w:tc>
@@ -2522,7 +2676,7 @@
                 <w:color w:val="000000"/>
                 <w:lang w:val="en-US" w:eastAsia="es-VE"/>
               </w:rPr>
-              <w:t>Shirt</w:t>
+              <w:t>Shoes</w:t>
             </w:r>
           </w:p>
         </w:tc>
@@ -2578,7 +2732,7 @@
                 <w:color w:val="000000"/>
                 <w:lang w:val="en-US" w:eastAsia="es-VE"/>
               </w:rPr>
-              <w:t>Shoes</w:t>
+              <w:t>Shorts</w:t>
             </w:r>
           </w:p>
         </w:tc>
@@ -2633,7 +2787,7 @@
                 <w:color w:val="000000"/>
                 <w:lang w:val="en-US" w:eastAsia="es-VE"/>
               </w:rPr>
-              <w:t>Shoes</w:t>
+              <w:t>Shorts</w:t>
             </w:r>
           </w:p>
         </w:tc>
@@ -2689,7 +2843,7 @@
                 <w:color w:val="000000"/>
                 <w:lang w:val="en-US" w:eastAsia="es-VE"/>
               </w:rPr>
-              <w:t>Shorts</w:t>
+              <w:t>Smartphone</w:t>
             </w:r>
           </w:p>
         </w:tc>
@@ -2719,7 +2873,7 @@
                 <w:color w:val="000000"/>
                 <w:lang w:val="en-US" w:eastAsia="es-VE"/>
               </w:rPr>
-              <w:t>Clothing</w:t>
+              <w:t>Electronics</w:t>
             </w:r>
           </w:p>
         </w:tc>
@@ -2744,7 +2898,7 @@
                 <w:color w:val="000000"/>
                 <w:lang w:val="en-US" w:eastAsia="es-VE"/>
               </w:rPr>
-              <w:t>Shorts</w:t>
+              <w:t>Smartphone</w:t>
             </w:r>
           </w:p>
         </w:tc>
@@ -2800,7 +2954,7 @@
                 <w:color w:val="000000"/>
                 <w:lang w:val="en-US" w:eastAsia="es-VE"/>
               </w:rPr>
-              <w:t>Smartphone</w:t>
+              <w:t>Snacks</w:t>
             </w:r>
           </w:p>
         </w:tc>
@@ -2830,7 +2984,7 @@
                 <w:color w:val="000000"/>
                 <w:lang w:val="en-US" w:eastAsia="es-VE"/>
               </w:rPr>
-              <w:t>Electronics</w:t>
+              <w:t>Grocery</w:t>
             </w:r>
           </w:p>
         </w:tc>
@@ -2855,7 +3009,7 @@
                 <w:color w:val="000000"/>
                 <w:lang w:val="en-US" w:eastAsia="es-VE"/>
               </w:rPr>
-              <w:t>Smartphone</w:t>
+              <w:t>Snacks</w:t>
             </w:r>
           </w:p>
         </w:tc>
@@ -2911,7 +3065,7 @@
                 <w:color w:val="000000"/>
                 <w:lang w:val="en-US" w:eastAsia="es-VE"/>
               </w:rPr>
-              <w:t>Snacks</w:t>
+              <w:t>Soft Drink</w:t>
             </w:r>
           </w:p>
         </w:tc>
@@ -2966,7 +3120,7 @@
                 <w:color w:val="000000"/>
                 <w:lang w:val="en-US" w:eastAsia="es-VE"/>
               </w:rPr>
-              <w:t>Snacks</w:t>
+              <w:t>Soft Drink</w:t>
             </w:r>
           </w:p>
         </w:tc>
@@ -3022,7 +3176,7 @@
                 <w:color w:val="000000"/>
                 <w:lang w:val="en-US" w:eastAsia="es-VE"/>
               </w:rPr>
-              <w:t>Soft Drink</w:t>
+              <w:t>T-shirt</w:t>
             </w:r>
           </w:p>
         </w:tc>
@@ -3052,7 +3206,7 @@
                 <w:color w:val="000000"/>
                 <w:lang w:val="en-US" w:eastAsia="es-VE"/>
               </w:rPr>
-              <w:t>Grocery</w:t>
+              <w:t>Clothing</w:t>
             </w:r>
           </w:p>
         </w:tc>
@@ -3077,7 +3231,7 @@
                 <w:color w:val="000000"/>
                 <w:lang w:val="en-US" w:eastAsia="es-VE"/>
               </w:rPr>
-              <w:t>Soft Drink</w:t>
+              <w:t>T-shirt</w:t>
             </w:r>
           </w:p>
         </w:tc>
@@ -3133,7 +3287,7 @@
                 <w:color w:val="000000"/>
                 <w:lang w:val="en-US" w:eastAsia="es-VE"/>
               </w:rPr>
-              <w:t>T-shirt</w:t>
+              <w:t>Tablet</w:t>
             </w:r>
           </w:p>
         </w:tc>
@@ -3163,7 +3317,7 @@
                 <w:color w:val="000000"/>
                 <w:lang w:val="en-US" w:eastAsia="es-VE"/>
               </w:rPr>
-              <w:t>Clothing</w:t>
+              <w:t>Electronics</w:t>
             </w:r>
           </w:p>
         </w:tc>
@@ -3188,7 +3342,7 @@
                 <w:color w:val="000000"/>
                 <w:lang w:val="en-US" w:eastAsia="es-VE"/>
               </w:rPr>
-              <w:t>T-shirt</w:t>
+              <w:t>Tablet</w:t>
             </w:r>
           </w:p>
         </w:tc>
@@ -3244,7 +3398,7 @@
                 <w:color w:val="000000"/>
                 <w:lang w:val="en-US" w:eastAsia="es-VE"/>
               </w:rPr>
-              <w:t>Tablet</w:t>
+              <w:t>Television</w:t>
             </w:r>
           </w:p>
         </w:tc>
@@ -3299,7 +3453,7 @@
                 <w:color w:val="000000"/>
                 <w:lang w:val="en-US" w:eastAsia="es-VE"/>
               </w:rPr>
-              <w:t>Tablet</w:t>
+              <w:t>Television</w:t>
             </w:r>
           </w:p>
         </w:tc>
@@ -3355,7 +3509,7 @@
                 <w:color w:val="000000"/>
                 <w:lang w:val="en-US" w:eastAsia="es-VE"/>
               </w:rPr>
-              <w:t>Television</w:t>
+              <w:t>Thriller</w:t>
             </w:r>
           </w:p>
         </w:tc>
@@ -3385,7 +3539,7 @@
                 <w:color w:val="000000"/>
                 <w:lang w:val="en-US" w:eastAsia="es-VE"/>
               </w:rPr>
-              <w:t>Electronics</w:t>
+              <w:t>Books</w:t>
             </w:r>
           </w:p>
         </w:tc>
@@ -3410,7 +3564,7 @@
                 <w:color w:val="000000"/>
                 <w:lang w:val="en-US" w:eastAsia="es-VE"/>
               </w:rPr>
-              <w:t>Television</w:t>
+              <w:t>Thriller</w:t>
             </w:r>
           </w:p>
         </w:tc>
@@ -3435,6 +3589,7 @@
                 <w:lang w:val="en-US" w:eastAsia="es-VE"/>
               </w:rPr>
             </w:pPr>
+            <w:bookmarkStart w:id="0" w:name="_Hlk192612591"/>
             <w:r>
               <w:rPr>
                 <w:rFonts w:ascii="Calibri" w:eastAsia="Times New Roman" w:hAnsi="Calibri" w:cs="Calibri"/>
@@ -3466,11 +3621,12 @@
                 <w:color w:val="000000"/>
                 <w:lang w:val="en-US" w:eastAsia="es-VE"/>
               </w:rPr>
-              <w:t>Thriller</w:t>
-            </w:r>
-          </w:p>
-        </w:tc>
-      </w:tr>
+              <w:t>Tools</w:t>
+            </w:r>
+          </w:p>
+        </w:tc>
+      </w:tr>
+      <w:bookmarkEnd w:id="0"/>
       <w:tr>
         <w:trPr>
           <w:trHeight w:val="300"/>
@@ -3496,7 +3652,7 @@
                 <w:color w:val="000000"/>
                 <w:lang w:val="en-US" w:eastAsia="es-VE"/>
               </w:rPr>
-              <w:t>Books</w:t>
+              <w:t>Home Decor</w:t>
             </w:r>
           </w:p>
         </w:tc>
@@ -3521,7 +3677,7 @@
                 <w:color w:val="000000"/>
                 <w:lang w:val="en-US" w:eastAsia="es-VE"/>
               </w:rPr>
-              <w:t>Thriller</w:t>
+              <w:t>Tools</w:t>
             </w:r>
           </w:p>
         </w:tc>
@@ -3577,7 +3733,7 @@
                 <w:color w:val="000000"/>
                 <w:lang w:val="en-US" w:eastAsia="es-VE"/>
               </w:rPr>
-              <w:t>Tools</w:t>
+              <w:t>Water</w:t>
             </w:r>
           </w:p>
         </w:tc>
@@ -3607,7 +3763,7 @@
                 <w:color w:val="000000"/>
                 <w:lang w:val="en-US" w:eastAsia="es-VE"/>
               </w:rPr>
-              <w:t>Home Decor</w:t>
+              <w:t>Grocery</w:t>
             </w:r>
           </w:p>
         </w:tc>
@@ -3632,19 +3788,118 @@
                 <w:color w:val="000000"/>
                 <w:lang w:val="en-US" w:eastAsia="es-VE"/>
               </w:rPr>
-              <w:t>Tools</w:t>
-            </w:r>
-          </w:p>
-        </w:tc>
-      </w:tr>
-      <w:tr>
-        <w:trPr>
-          <w:trHeight w:val="300"/>
-        </w:trPr>
-        <w:tc>
-          <w:tcPr>
-            <w:cnfStyle w:val="001000000000" w:firstRow="0" w:lastRow="0" w:firstColumn="1" w:lastColumn="0" w:oddVBand="0" w:evenVBand="0" w:oddHBand="0" w:evenHBand="0" w:firstRowFirstColumn="0" w:firstRowLastColumn="0" w:lastRowFirstColumn="0" w:lastRowLastColumn="0"/>
-            <w:tcW w:w="1843" w:type="dxa"/>
+              <w:t>Water</w:t>
+            </w:r>
+          </w:p>
+        </w:tc>
+      </w:tr>
+    </w:tbl>
+    <w:p/>
+    <w:p/>
+    <w:p/>
+    <w:p>
+      <w:pPr>
+        <w:pStyle w:val="Prrafodelista"/>
+        <w:numPr>
+          <w:ilvl w:val="0"/>
+          <w:numId w:val="6"/>
+        </w:numPr>
+      </w:pPr>
+      <w:r>
+        <w:lastRenderedPageBreak/>
+        <w:t xml:space="preserve">De igual manera que en el punto 4, se debe rellenar los campos que </w:t>
+      </w:r>
+    </w:p>
+    <w:tbl>
+      <w:tblPr>
+        <w:tblStyle w:val="Tablaconcuadrcula1clara"/>
+        <w:tblW w:w="3539" w:type="dxa"/>
+        <w:tblLook w:val="04A0" w:firstRow="1" w:lastRow="0" w:firstColumn="1" w:lastColumn="0" w:noHBand="0" w:noVBand="1"/>
+      </w:tblPr>
+      <w:tblGrid>
+        <w:gridCol w:w="1200"/>
+        <w:gridCol w:w="2339"/>
+      </w:tblGrid>
+      <w:tr>
+        <w:trPr>
+          <w:cnfStyle w:val="100000000000" w:firstRow="1" w:lastRow="0" w:firstColumn="0" w:lastColumn="0" w:oddVBand="0" w:evenVBand="0" w:oddHBand="0" w:evenHBand="0" w:firstRowFirstColumn="0" w:firstRowLastColumn="0" w:lastRowFirstColumn="0" w:lastRowLastColumn="0"/>
+          <w:trHeight w:val="300"/>
+        </w:trPr>
+        <w:tc>
+          <w:tcPr>
+            <w:cnfStyle w:val="001000000000" w:firstRow="0" w:lastRow="0" w:firstColumn="1" w:lastColumn="0" w:oddVBand="0" w:evenVBand="0" w:oddHBand="0" w:evenHBand="0" w:firstRowFirstColumn="0" w:firstRowLastColumn="0" w:lastRowFirstColumn="0" w:lastRowLastColumn="0"/>
+            <w:tcW w:w="1200" w:type="dxa"/>
+            <w:noWrap/>
+            <w:hideMark/>
+          </w:tcPr>
+          <w:p>
+            <w:pPr>
+              <w:rPr>
+                <w:rFonts w:ascii="Calibri" w:eastAsia="Times New Roman" w:hAnsi="Calibri" w:cs="Calibri"/>
+                <w:color w:val="000000"/>
+                <w:lang w:val="en-US" w:eastAsia="es-VE"/>
+              </w:rPr>
+            </w:pPr>
+            <w:r>
+              <w:rPr>
+                <w:rFonts w:ascii="Calibri" w:eastAsia="Times New Roman" w:hAnsi="Calibri" w:cs="Calibri"/>
+                <w:color w:val="000000"/>
+                <w:lang w:val="en-US" w:eastAsia="es-VE"/>
+              </w:rPr>
+              <w:t>C</w:t>
+            </w:r>
+            <w:r>
+              <w:rPr>
+                <w:rFonts w:ascii="Calibri" w:eastAsia="Times New Roman" w:hAnsi="Calibri" w:cs="Calibri"/>
+                <w:color w:val="000000"/>
+                <w:lang w:val="en-US" w:eastAsia="es-VE"/>
+              </w:rPr>
+              <w:t>ountry</w:t>
+            </w:r>
+          </w:p>
+        </w:tc>
+        <w:tc>
+          <w:tcPr>
+            <w:tcW w:w="2339" w:type="dxa"/>
+            <w:noWrap/>
+            <w:hideMark/>
+          </w:tcPr>
+          <w:p>
+            <w:pPr>
+              <w:cnfStyle w:val="100000000000" w:firstRow="1" w:lastRow="0" w:firstColumn="0" w:lastColumn="0" w:oddVBand="0" w:evenVBand="0" w:oddHBand="0" w:evenHBand="0" w:firstRowFirstColumn="0" w:firstRowLastColumn="0" w:lastRowFirstColumn="0" w:lastRowLastColumn="0"/>
+              <w:rPr>
+                <w:rFonts w:ascii="Calibri" w:eastAsia="Times New Roman" w:hAnsi="Calibri" w:cs="Calibri"/>
+                <w:color w:val="000000"/>
+                <w:lang w:val="en-US" w:eastAsia="es-VE"/>
+              </w:rPr>
+            </w:pPr>
+            <w:r>
+              <w:rPr>
+                <w:rFonts w:ascii="Calibri" w:eastAsia="Times New Roman" w:hAnsi="Calibri" w:cs="Calibri"/>
+                <w:color w:val="000000"/>
+                <w:lang w:val="en-US" w:eastAsia="es-VE"/>
+              </w:rPr>
+              <w:t>S</w:t>
+            </w:r>
+            <w:r>
+              <w:rPr>
+                <w:rFonts w:ascii="Calibri" w:eastAsia="Times New Roman" w:hAnsi="Calibri" w:cs="Calibri"/>
+                <w:color w:val="000000"/>
+                <w:lang w:val="en-US" w:eastAsia="es-VE"/>
+              </w:rPr>
+              <w:t>tate</w:t>
+            </w:r>
+          </w:p>
+        </w:tc>
+      </w:tr>
+      <w:tr>
+        <w:trPr>
+          <w:trHeight w:val="300"/>
+        </w:trPr>
+        <w:tc>
+          <w:tcPr>
+            <w:cnfStyle w:val="001000000000" w:firstRow="0" w:lastRow="0" w:firstColumn="1" w:lastColumn="0" w:oddVBand="0" w:evenVBand="0" w:oddHBand="0" w:evenHBand="0" w:firstRowFirstColumn="0" w:firstRowLastColumn="0" w:lastRowFirstColumn="0" w:lastRowLastColumn="0"/>
+            <w:tcW w:w="1200" w:type="dxa"/>
             <w:shd w:val="clear" w:color="auto" w:fill="FFFF00"/>
             <w:noWrap/>
             <w:hideMark/>
@@ -3669,86 +3924,3529 @@
         </w:tc>
         <w:tc>
           <w:tcPr>
-            <w:tcW w:w="3397" w:type="dxa"/>
-            <w:noWrap/>
-            <w:hideMark/>
-          </w:tcPr>
-          <w:p>
-            <w:pPr>
-              <w:cnfStyle w:val="000000000000" w:firstRow="0" w:lastRow="0" w:firstColumn="0" w:lastColumn="0" w:oddVBand="0" w:evenVBand="0" w:oddHBand="0" w:evenHBand="0" w:firstRowFirstColumn="0" w:firstRowLastColumn="0" w:lastRowFirstColumn="0" w:lastRowLastColumn="0"/>
-              <w:rPr>
-                <w:rFonts w:ascii="Calibri" w:eastAsia="Times New Roman" w:hAnsi="Calibri" w:cs="Calibri"/>
-                <w:color w:val="000000"/>
-                <w:lang w:val="en-US" w:eastAsia="es-VE"/>
-              </w:rPr>
-            </w:pPr>
-            <w:r>
-              <w:rPr>
-                <w:rFonts w:ascii="Calibri" w:eastAsia="Times New Roman" w:hAnsi="Calibri" w:cs="Calibri"/>
-                <w:color w:val="000000"/>
-                <w:lang w:val="en-US" w:eastAsia="es-VE"/>
-              </w:rPr>
-              <w:t>Water</w:t>
-            </w:r>
-          </w:p>
-        </w:tc>
-      </w:tr>
-      <w:tr>
-        <w:trPr>
-          <w:trHeight w:val="300"/>
-        </w:trPr>
-        <w:tc>
-          <w:tcPr>
-            <w:cnfStyle w:val="001000000000" w:firstRow="0" w:lastRow="0" w:firstColumn="1" w:lastColumn="0" w:oddVBand="0" w:evenVBand="0" w:oddHBand="0" w:evenHBand="0" w:firstRowFirstColumn="0" w:firstRowLastColumn="0" w:lastRowFirstColumn="0" w:lastRowLastColumn="0"/>
-            <w:tcW w:w="1843" w:type="dxa"/>
-            <w:noWrap/>
-            <w:hideMark/>
-          </w:tcPr>
-          <w:p>
-            <w:pPr>
-              <w:rPr>
-                <w:rFonts w:ascii="Calibri" w:eastAsia="Times New Roman" w:hAnsi="Calibri" w:cs="Calibri"/>
-                <w:color w:val="000000"/>
-                <w:lang w:val="en-US" w:eastAsia="es-VE"/>
-              </w:rPr>
-            </w:pPr>
-            <w:r>
-              <w:rPr>
-                <w:rFonts w:ascii="Calibri" w:eastAsia="Times New Roman" w:hAnsi="Calibri" w:cs="Calibri"/>
-                <w:color w:val="000000"/>
-                <w:lang w:val="en-US" w:eastAsia="es-VE"/>
-              </w:rPr>
-              <w:t>Grocery</w:t>
-            </w:r>
-          </w:p>
-        </w:tc>
-        <w:tc>
-          <w:tcPr>
-            <w:tcW w:w="3397" w:type="dxa"/>
-            <w:noWrap/>
-            <w:hideMark/>
-          </w:tcPr>
-          <w:p>
-            <w:pPr>
-              <w:cnfStyle w:val="000000000000" w:firstRow="0" w:lastRow="0" w:firstColumn="0" w:lastColumn="0" w:oddVBand="0" w:evenVBand="0" w:oddHBand="0" w:evenHBand="0" w:firstRowFirstColumn="0" w:firstRowLastColumn="0" w:lastRowFirstColumn="0" w:lastRowLastColumn="0"/>
-              <w:rPr>
-                <w:rFonts w:ascii="Calibri" w:eastAsia="Times New Roman" w:hAnsi="Calibri" w:cs="Calibri"/>
-                <w:color w:val="000000"/>
-                <w:lang w:val="en-US" w:eastAsia="es-VE"/>
-              </w:rPr>
-            </w:pPr>
-            <w:r>
-              <w:rPr>
-                <w:rFonts w:ascii="Calibri" w:eastAsia="Times New Roman" w:hAnsi="Calibri" w:cs="Calibri"/>
-                <w:color w:val="000000"/>
-                <w:lang w:val="en-US" w:eastAsia="es-VE"/>
-              </w:rPr>
-              <w:t>Water</w:t>
+            <w:tcW w:w="2339" w:type="dxa"/>
+            <w:noWrap/>
+            <w:hideMark/>
+          </w:tcPr>
+          <w:p>
+            <w:pPr>
+              <w:cnfStyle w:val="000000000000" w:firstRow="0" w:lastRow="0" w:firstColumn="0" w:lastColumn="0" w:oddVBand="0" w:evenVBand="0" w:oddHBand="0" w:evenHBand="0" w:firstRowFirstColumn="0" w:firstRowLastColumn="0" w:lastRowFirstColumn="0" w:lastRowLastColumn="0"/>
+              <w:rPr>
+                <w:rFonts w:ascii="Calibri" w:eastAsia="Times New Roman" w:hAnsi="Calibri" w:cs="Calibri"/>
+                <w:color w:val="000000"/>
+                <w:lang w:val="en-US" w:eastAsia="es-VE"/>
+              </w:rPr>
+            </w:pPr>
+            <w:r>
+              <w:rPr>
+                <w:rFonts w:ascii="Calibri" w:eastAsia="Times New Roman" w:hAnsi="Calibri" w:cs="Calibri"/>
+                <w:color w:val="000000"/>
+                <w:lang w:val="en-US" w:eastAsia="es-VE"/>
+              </w:rPr>
+              <w:t>Alaska</w:t>
+            </w:r>
+          </w:p>
+        </w:tc>
+      </w:tr>
+      <w:tr>
+        <w:trPr>
+          <w:trHeight w:val="300"/>
+        </w:trPr>
+        <w:tc>
+          <w:tcPr>
+            <w:cnfStyle w:val="001000000000" w:firstRow="0" w:lastRow="0" w:firstColumn="1" w:lastColumn="0" w:oddVBand="0" w:evenVBand="0" w:oddHBand="0" w:evenHBand="0" w:firstRowFirstColumn="0" w:firstRowLastColumn="0" w:lastRowFirstColumn="0" w:lastRowLastColumn="0"/>
+            <w:tcW w:w="1200" w:type="dxa"/>
+            <w:noWrap/>
+            <w:hideMark/>
+          </w:tcPr>
+          <w:p>
+            <w:pPr>
+              <w:rPr>
+                <w:rFonts w:ascii="Calibri" w:eastAsia="Times New Roman" w:hAnsi="Calibri" w:cs="Calibri"/>
+                <w:color w:val="000000"/>
+                <w:lang w:val="en-US" w:eastAsia="es-VE"/>
+              </w:rPr>
+            </w:pPr>
+            <w:r>
+              <w:rPr>
+                <w:rFonts w:ascii="Calibri" w:eastAsia="Times New Roman" w:hAnsi="Calibri" w:cs="Calibri"/>
+                <w:color w:val="000000"/>
+                <w:lang w:val="en-US" w:eastAsia="es-VE"/>
+              </w:rPr>
+              <w:t>USA</w:t>
+            </w:r>
+          </w:p>
+        </w:tc>
+        <w:tc>
+          <w:tcPr>
+            <w:tcW w:w="2339" w:type="dxa"/>
+            <w:noWrap/>
+            <w:hideMark/>
+          </w:tcPr>
+          <w:p>
+            <w:pPr>
+              <w:cnfStyle w:val="000000000000" w:firstRow="0" w:lastRow="0" w:firstColumn="0" w:lastColumn="0" w:oddVBand="0" w:evenVBand="0" w:oddHBand="0" w:evenHBand="0" w:firstRowFirstColumn="0" w:firstRowLastColumn="0" w:lastRowFirstColumn="0" w:lastRowLastColumn="0"/>
+              <w:rPr>
+                <w:rFonts w:ascii="Calibri" w:eastAsia="Times New Roman" w:hAnsi="Calibri" w:cs="Calibri"/>
+                <w:color w:val="000000"/>
+                <w:lang w:val="en-US" w:eastAsia="es-VE"/>
+              </w:rPr>
+            </w:pPr>
+            <w:r>
+              <w:rPr>
+                <w:rFonts w:ascii="Calibri" w:eastAsia="Times New Roman" w:hAnsi="Calibri" w:cs="Calibri"/>
+                <w:color w:val="000000"/>
+                <w:lang w:val="en-US" w:eastAsia="es-VE"/>
+              </w:rPr>
+              <w:t>Alaska</w:t>
+            </w:r>
+          </w:p>
+        </w:tc>
+      </w:tr>
+      <w:tr>
+        <w:trPr>
+          <w:trHeight w:val="300"/>
+        </w:trPr>
+        <w:tc>
+          <w:tcPr>
+            <w:cnfStyle w:val="001000000000" w:firstRow="0" w:lastRow="0" w:firstColumn="1" w:lastColumn="0" w:oddVBand="0" w:evenVBand="0" w:oddHBand="0" w:evenHBand="0" w:firstRowFirstColumn="0" w:firstRowLastColumn="0" w:lastRowFirstColumn="0" w:lastRowLastColumn="0"/>
+            <w:tcW w:w="1200" w:type="dxa"/>
+            <w:shd w:val="clear" w:color="auto" w:fill="FFFF00"/>
+            <w:noWrap/>
+            <w:hideMark/>
+          </w:tcPr>
+          <w:p>
+            <w:pPr>
+              <w:rPr>
+                <w:rFonts w:ascii="Calibri" w:eastAsia="Times New Roman" w:hAnsi="Calibri" w:cs="Calibri"/>
+                <w:color w:val="000000"/>
+                <w:lang w:val="en-US" w:eastAsia="es-VE"/>
+              </w:rPr>
+            </w:pPr>
+            <w:r>
+              <w:rPr>
+                <w:rFonts w:ascii="Calibri" w:eastAsia="Times New Roman" w:hAnsi="Calibri" w:cs="Calibri"/>
+                <w:color w:val="000000"/>
+                <w:lang w:val="en-US" w:eastAsia="es-VE"/>
+              </w:rPr>
+              <w:t>NULL</w:t>
+            </w:r>
+          </w:p>
+        </w:tc>
+        <w:tc>
+          <w:tcPr>
+            <w:tcW w:w="2339" w:type="dxa"/>
+            <w:noWrap/>
+            <w:hideMark/>
+          </w:tcPr>
+          <w:p>
+            <w:pPr>
+              <w:cnfStyle w:val="000000000000" w:firstRow="0" w:lastRow="0" w:firstColumn="0" w:lastColumn="0" w:oddVBand="0" w:evenVBand="0" w:oddHBand="0" w:evenHBand="0" w:firstRowFirstColumn="0" w:firstRowLastColumn="0" w:lastRowFirstColumn="0" w:lastRowLastColumn="0"/>
+              <w:rPr>
+                <w:rFonts w:ascii="Calibri" w:eastAsia="Times New Roman" w:hAnsi="Calibri" w:cs="Calibri"/>
+                <w:color w:val="000000"/>
+                <w:lang w:val="en-US" w:eastAsia="es-VE"/>
+              </w:rPr>
+            </w:pPr>
+            <w:r>
+              <w:rPr>
+                <w:rFonts w:ascii="Calibri" w:eastAsia="Times New Roman" w:hAnsi="Calibri" w:cs="Calibri"/>
+                <w:color w:val="000000"/>
+                <w:lang w:val="en-US" w:eastAsia="es-VE"/>
+              </w:rPr>
+              <w:t>Arkansas</w:t>
+            </w:r>
+          </w:p>
+        </w:tc>
+      </w:tr>
+      <w:tr>
+        <w:trPr>
+          <w:trHeight w:val="300"/>
+        </w:trPr>
+        <w:tc>
+          <w:tcPr>
+            <w:cnfStyle w:val="001000000000" w:firstRow="0" w:lastRow="0" w:firstColumn="1" w:lastColumn="0" w:oddVBand="0" w:evenVBand="0" w:oddHBand="0" w:evenHBand="0" w:firstRowFirstColumn="0" w:firstRowLastColumn="0" w:lastRowFirstColumn="0" w:lastRowLastColumn="0"/>
+            <w:tcW w:w="1200" w:type="dxa"/>
+            <w:noWrap/>
+            <w:hideMark/>
+          </w:tcPr>
+          <w:p>
+            <w:pPr>
+              <w:rPr>
+                <w:rFonts w:ascii="Calibri" w:eastAsia="Times New Roman" w:hAnsi="Calibri" w:cs="Calibri"/>
+                <w:color w:val="000000"/>
+                <w:lang w:val="en-US" w:eastAsia="es-VE"/>
+              </w:rPr>
+            </w:pPr>
+            <w:r>
+              <w:rPr>
+                <w:rFonts w:ascii="Calibri" w:eastAsia="Times New Roman" w:hAnsi="Calibri" w:cs="Calibri"/>
+                <w:color w:val="000000"/>
+                <w:lang w:val="en-US" w:eastAsia="es-VE"/>
+              </w:rPr>
+              <w:t>USA</w:t>
+            </w:r>
+          </w:p>
+        </w:tc>
+        <w:tc>
+          <w:tcPr>
+            <w:tcW w:w="2339" w:type="dxa"/>
+            <w:noWrap/>
+            <w:hideMark/>
+          </w:tcPr>
+          <w:p>
+            <w:pPr>
+              <w:cnfStyle w:val="000000000000" w:firstRow="0" w:lastRow="0" w:firstColumn="0" w:lastColumn="0" w:oddVBand="0" w:evenVBand="0" w:oddHBand="0" w:evenHBand="0" w:firstRowFirstColumn="0" w:firstRowLastColumn="0" w:lastRowFirstColumn="0" w:lastRowLastColumn="0"/>
+              <w:rPr>
+                <w:rFonts w:ascii="Calibri" w:eastAsia="Times New Roman" w:hAnsi="Calibri" w:cs="Calibri"/>
+                <w:color w:val="000000"/>
+                <w:lang w:val="en-US" w:eastAsia="es-VE"/>
+              </w:rPr>
+            </w:pPr>
+            <w:r>
+              <w:rPr>
+                <w:rFonts w:ascii="Calibri" w:eastAsia="Times New Roman" w:hAnsi="Calibri" w:cs="Calibri"/>
+                <w:color w:val="000000"/>
+                <w:lang w:val="en-US" w:eastAsia="es-VE"/>
+              </w:rPr>
+              <w:t>Arkansas</w:t>
+            </w:r>
+          </w:p>
+        </w:tc>
+      </w:tr>
+      <w:tr>
+        <w:trPr>
+          <w:trHeight w:val="300"/>
+        </w:trPr>
+        <w:tc>
+          <w:tcPr>
+            <w:cnfStyle w:val="001000000000" w:firstRow="0" w:lastRow="0" w:firstColumn="1" w:lastColumn="0" w:oddVBand="0" w:evenVBand="0" w:oddHBand="0" w:evenHBand="0" w:firstRowFirstColumn="0" w:firstRowLastColumn="0" w:lastRowFirstColumn="0" w:lastRowLastColumn="0"/>
+            <w:tcW w:w="1200" w:type="dxa"/>
+            <w:shd w:val="clear" w:color="auto" w:fill="FFFF00"/>
+            <w:noWrap/>
+            <w:hideMark/>
+          </w:tcPr>
+          <w:p>
+            <w:pPr>
+              <w:rPr>
+                <w:rFonts w:ascii="Calibri" w:eastAsia="Times New Roman" w:hAnsi="Calibri" w:cs="Calibri"/>
+                <w:color w:val="000000"/>
+                <w:lang w:val="en-US" w:eastAsia="es-VE"/>
+              </w:rPr>
+            </w:pPr>
+            <w:r>
+              <w:rPr>
+                <w:rFonts w:ascii="Calibri" w:eastAsia="Times New Roman" w:hAnsi="Calibri" w:cs="Calibri"/>
+                <w:color w:val="000000"/>
+                <w:lang w:val="en-US" w:eastAsia="es-VE"/>
+              </w:rPr>
+              <w:t>NULL</w:t>
+            </w:r>
+          </w:p>
+        </w:tc>
+        <w:tc>
+          <w:tcPr>
+            <w:tcW w:w="2339" w:type="dxa"/>
+            <w:noWrap/>
+            <w:hideMark/>
+          </w:tcPr>
+          <w:p>
+            <w:pPr>
+              <w:cnfStyle w:val="000000000000" w:firstRow="0" w:lastRow="0" w:firstColumn="0" w:lastColumn="0" w:oddVBand="0" w:evenVBand="0" w:oddHBand="0" w:evenHBand="0" w:firstRowFirstColumn="0" w:firstRowLastColumn="0" w:lastRowFirstColumn="0" w:lastRowLastColumn="0"/>
+              <w:rPr>
+                <w:rFonts w:ascii="Calibri" w:eastAsia="Times New Roman" w:hAnsi="Calibri" w:cs="Calibri"/>
+                <w:color w:val="000000"/>
+                <w:lang w:val="en-US" w:eastAsia="es-VE"/>
+              </w:rPr>
+            </w:pPr>
+            <w:r>
+              <w:rPr>
+                <w:rFonts w:ascii="Calibri" w:eastAsia="Times New Roman" w:hAnsi="Calibri" w:cs="Calibri"/>
+                <w:color w:val="000000"/>
+                <w:lang w:val="en-US" w:eastAsia="es-VE"/>
+              </w:rPr>
+              <w:t>Berlin</w:t>
+            </w:r>
+          </w:p>
+        </w:tc>
+      </w:tr>
+      <w:tr>
+        <w:trPr>
+          <w:trHeight w:val="300"/>
+        </w:trPr>
+        <w:tc>
+          <w:tcPr>
+            <w:cnfStyle w:val="001000000000" w:firstRow="0" w:lastRow="0" w:firstColumn="1" w:lastColumn="0" w:oddVBand="0" w:evenVBand="0" w:oddHBand="0" w:evenHBand="0" w:firstRowFirstColumn="0" w:firstRowLastColumn="0" w:lastRowFirstColumn="0" w:lastRowLastColumn="0"/>
+            <w:tcW w:w="1200" w:type="dxa"/>
+            <w:noWrap/>
+            <w:hideMark/>
+          </w:tcPr>
+          <w:p>
+            <w:pPr>
+              <w:rPr>
+                <w:rFonts w:ascii="Calibri" w:eastAsia="Times New Roman" w:hAnsi="Calibri" w:cs="Calibri"/>
+                <w:color w:val="000000"/>
+                <w:lang w:val="en-US" w:eastAsia="es-VE"/>
+              </w:rPr>
+            </w:pPr>
+            <w:r>
+              <w:rPr>
+                <w:rFonts w:ascii="Calibri" w:eastAsia="Times New Roman" w:hAnsi="Calibri" w:cs="Calibri"/>
+                <w:color w:val="000000"/>
+                <w:lang w:val="en-US" w:eastAsia="es-VE"/>
+              </w:rPr>
+              <w:t>Germany</w:t>
+            </w:r>
+          </w:p>
+        </w:tc>
+        <w:tc>
+          <w:tcPr>
+            <w:tcW w:w="2339" w:type="dxa"/>
+            <w:noWrap/>
+            <w:hideMark/>
+          </w:tcPr>
+          <w:p>
+            <w:pPr>
+              <w:cnfStyle w:val="000000000000" w:firstRow="0" w:lastRow="0" w:firstColumn="0" w:lastColumn="0" w:oddVBand="0" w:evenVBand="0" w:oddHBand="0" w:evenHBand="0" w:firstRowFirstColumn="0" w:firstRowLastColumn="0" w:lastRowFirstColumn="0" w:lastRowLastColumn="0"/>
+              <w:rPr>
+                <w:rFonts w:ascii="Calibri" w:eastAsia="Times New Roman" w:hAnsi="Calibri" w:cs="Calibri"/>
+                <w:color w:val="000000"/>
+                <w:lang w:val="en-US" w:eastAsia="es-VE"/>
+              </w:rPr>
+            </w:pPr>
+            <w:r>
+              <w:rPr>
+                <w:rFonts w:ascii="Calibri" w:eastAsia="Times New Roman" w:hAnsi="Calibri" w:cs="Calibri"/>
+                <w:color w:val="000000"/>
+                <w:lang w:val="en-US" w:eastAsia="es-VE"/>
+              </w:rPr>
+              <w:t>Berlin</w:t>
+            </w:r>
+          </w:p>
+        </w:tc>
+      </w:tr>
+      <w:tr>
+        <w:trPr>
+          <w:trHeight w:val="300"/>
+        </w:trPr>
+        <w:tc>
+          <w:tcPr>
+            <w:cnfStyle w:val="001000000000" w:firstRow="0" w:lastRow="0" w:firstColumn="1" w:lastColumn="0" w:oddVBand="0" w:evenVBand="0" w:oddHBand="0" w:evenHBand="0" w:firstRowFirstColumn="0" w:firstRowLastColumn="0" w:lastRowFirstColumn="0" w:lastRowLastColumn="0"/>
+            <w:tcW w:w="1200" w:type="dxa"/>
+            <w:shd w:val="clear" w:color="auto" w:fill="FFFF00"/>
+            <w:noWrap/>
+            <w:hideMark/>
+          </w:tcPr>
+          <w:p>
+            <w:pPr>
+              <w:rPr>
+                <w:rFonts w:ascii="Calibri" w:eastAsia="Times New Roman" w:hAnsi="Calibri" w:cs="Calibri"/>
+                <w:color w:val="000000"/>
+                <w:lang w:val="en-US" w:eastAsia="es-VE"/>
+              </w:rPr>
+            </w:pPr>
+            <w:r>
+              <w:rPr>
+                <w:rFonts w:ascii="Calibri" w:eastAsia="Times New Roman" w:hAnsi="Calibri" w:cs="Calibri"/>
+                <w:color w:val="000000"/>
+                <w:lang w:val="en-US" w:eastAsia="es-VE"/>
+              </w:rPr>
+              <w:t>NULL</w:t>
+            </w:r>
+          </w:p>
+        </w:tc>
+        <w:tc>
+          <w:tcPr>
+            <w:tcW w:w="2339" w:type="dxa"/>
+            <w:noWrap/>
+            <w:hideMark/>
+          </w:tcPr>
+          <w:p>
+            <w:pPr>
+              <w:cnfStyle w:val="000000000000" w:firstRow="0" w:lastRow="0" w:firstColumn="0" w:lastColumn="0" w:oddVBand="0" w:evenVBand="0" w:oddHBand="0" w:evenHBand="0" w:firstRowFirstColumn="0" w:firstRowLastColumn="0" w:lastRowFirstColumn="0" w:lastRowLastColumn="0"/>
+              <w:rPr>
+                <w:rFonts w:ascii="Calibri" w:eastAsia="Times New Roman" w:hAnsi="Calibri" w:cs="Calibri"/>
+                <w:color w:val="000000"/>
+                <w:lang w:val="en-US" w:eastAsia="es-VE"/>
+              </w:rPr>
+            </w:pPr>
+            <w:r>
+              <w:rPr>
+                <w:rFonts w:ascii="Calibri" w:eastAsia="Times New Roman" w:hAnsi="Calibri" w:cs="Calibri"/>
+                <w:color w:val="000000"/>
+                <w:lang w:val="en-US" w:eastAsia="es-VE"/>
+              </w:rPr>
+              <w:t>Colorado</w:t>
+            </w:r>
+          </w:p>
+        </w:tc>
+      </w:tr>
+      <w:tr>
+        <w:trPr>
+          <w:trHeight w:val="300"/>
+        </w:trPr>
+        <w:tc>
+          <w:tcPr>
+            <w:cnfStyle w:val="001000000000" w:firstRow="0" w:lastRow="0" w:firstColumn="1" w:lastColumn="0" w:oddVBand="0" w:evenVBand="0" w:oddHBand="0" w:evenHBand="0" w:firstRowFirstColumn="0" w:firstRowLastColumn="0" w:lastRowFirstColumn="0" w:lastRowLastColumn="0"/>
+            <w:tcW w:w="1200" w:type="dxa"/>
+            <w:noWrap/>
+            <w:hideMark/>
+          </w:tcPr>
+          <w:p>
+            <w:pPr>
+              <w:rPr>
+                <w:rFonts w:ascii="Calibri" w:eastAsia="Times New Roman" w:hAnsi="Calibri" w:cs="Calibri"/>
+                <w:color w:val="000000"/>
+                <w:lang w:val="en-US" w:eastAsia="es-VE"/>
+              </w:rPr>
+            </w:pPr>
+            <w:r>
+              <w:rPr>
+                <w:rFonts w:ascii="Calibri" w:eastAsia="Times New Roman" w:hAnsi="Calibri" w:cs="Calibri"/>
+                <w:color w:val="000000"/>
+                <w:lang w:val="en-US" w:eastAsia="es-VE"/>
+              </w:rPr>
+              <w:t>USA</w:t>
+            </w:r>
+          </w:p>
+        </w:tc>
+        <w:tc>
+          <w:tcPr>
+            <w:tcW w:w="2339" w:type="dxa"/>
+            <w:noWrap/>
+            <w:hideMark/>
+          </w:tcPr>
+          <w:p>
+            <w:pPr>
+              <w:cnfStyle w:val="000000000000" w:firstRow="0" w:lastRow="0" w:firstColumn="0" w:lastColumn="0" w:oddVBand="0" w:evenVBand="0" w:oddHBand="0" w:evenHBand="0" w:firstRowFirstColumn="0" w:firstRowLastColumn="0" w:lastRowFirstColumn="0" w:lastRowLastColumn="0"/>
+              <w:rPr>
+                <w:rFonts w:ascii="Calibri" w:eastAsia="Times New Roman" w:hAnsi="Calibri" w:cs="Calibri"/>
+                <w:color w:val="000000"/>
+                <w:lang w:val="en-US" w:eastAsia="es-VE"/>
+              </w:rPr>
+            </w:pPr>
+            <w:r>
+              <w:rPr>
+                <w:rFonts w:ascii="Calibri" w:eastAsia="Times New Roman" w:hAnsi="Calibri" w:cs="Calibri"/>
+                <w:color w:val="000000"/>
+                <w:lang w:val="en-US" w:eastAsia="es-VE"/>
+              </w:rPr>
+              <w:t>Colorado</w:t>
+            </w:r>
+          </w:p>
+        </w:tc>
+      </w:tr>
+      <w:tr>
+        <w:trPr>
+          <w:trHeight w:val="300"/>
+        </w:trPr>
+        <w:tc>
+          <w:tcPr>
+            <w:cnfStyle w:val="001000000000" w:firstRow="0" w:lastRow="0" w:firstColumn="1" w:lastColumn="0" w:oddVBand="0" w:evenVBand="0" w:oddHBand="0" w:evenHBand="0" w:firstRowFirstColumn="0" w:firstRowLastColumn="0" w:lastRowFirstColumn="0" w:lastRowLastColumn="0"/>
+            <w:tcW w:w="1200" w:type="dxa"/>
+            <w:shd w:val="clear" w:color="auto" w:fill="FFFF00"/>
+            <w:noWrap/>
+            <w:hideMark/>
+          </w:tcPr>
+          <w:p>
+            <w:pPr>
+              <w:rPr>
+                <w:rFonts w:ascii="Calibri" w:eastAsia="Times New Roman" w:hAnsi="Calibri" w:cs="Calibri"/>
+                <w:color w:val="000000"/>
+                <w:lang w:val="en-US" w:eastAsia="es-VE"/>
+              </w:rPr>
+            </w:pPr>
+            <w:r>
+              <w:rPr>
+                <w:rFonts w:ascii="Calibri" w:eastAsia="Times New Roman" w:hAnsi="Calibri" w:cs="Calibri"/>
+                <w:color w:val="000000"/>
+                <w:lang w:val="en-US" w:eastAsia="es-VE"/>
+              </w:rPr>
+              <w:t>NULL</w:t>
+            </w:r>
+          </w:p>
+        </w:tc>
+        <w:tc>
+          <w:tcPr>
+            <w:tcW w:w="2339" w:type="dxa"/>
+            <w:noWrap/>
+            <w:hideMark/>
+          </w:tcPr>
+          <w:p>
+            <w:pPr>
+              <w:cnfStyle w:val="000000000000" w:firstRow="0" w:lastRow="0" w:firstColumn="0" w:lastColumn="0" w:oddVBand="0" w:evenVBand="0" w:oddHBand="0" w:evenHBand="0" w:firstRowFirstColumn="0" w:firstRowLastColumn="0" w:lastRowFirstColumn="0" w:lastRowLastColumn="0"/>
+              <w:rPr>
+                <w:rFonts w:ascii="Calibri" w:eastAsia="Times New Roman" w:hAnsi="Calibri" w:cs="Calibri"/>
+                <w:color w:val="000000"/>
+                <w:lang w:val="en-US" w:eastAsia="es-VE"/>
+              </w:rPr>
+            </w:pPr>
+            <w:r>
+              <w:rPr>
+                <w:rFonts w:ascii="Calibri" w:eastAsia="Times New Roman" w:hAnsi="Calibri" w:cs="Calibri"/>
+                <w:color w:val="000000"/>
+                <w:lang w:val="en-US" w:eastAsia="es-VE"/>
+              </w:rPr>
+              <w:t>Connecticut</w:t>
+            </w:r>
+          </w:p>
+        </w:tc>
+      </w:tr>
+      <w:tr>
+        <w:trPr>
+          <w:trHeight w:val="300"/>
+        </w:trPr>
+        <w:tc>
+          <w:tcPr>
+            <w:cnfStyle w:val="001000000000" w:firstRow="0" w:lastRow="0" w:firstColumn="1" w:lastColumn="0" w:oddVBand="0" w:evenVBand="0" w:oddHBand="0" w:evenHBand="0" w:firstRowFirstColumn="0" w:firstRowLastColumn="0" w:lastRowFirstColumn="0" w:lastRowLastColumn="0"/>
+            <w:tcW w:w="1200" w:type="dxa"/>
+            <w:noWrap/>
+            <w:hideMark/>
+          </w:tcPr>
+          <w:p>
+            <w:pPr>
+              <w:rPr>
+                <w:rFonts w:ascii="Calibri" w:eastAsia="Times New Roman" w:hAnsi="Calibri" w:cs="Calibri"/>
+                <w:color w:val="000000"/>
+                <w:lang w:val="en-US" w:eastAsia="es-VE"/>
+              </w:rPr>
+            </w:pPr>
+            <w:r>
+              <w:rPr>
+                <w:rFonts w:ascii="Calibri" w:eastAsia="Times New Roman" w:hAnsi="Calibri" w:cs="Calibri"/>
+                <w:color w:val="000000"/>
+                <w:lang w:val="en-US" w:eastAsia="es-VE"/>
+              </w:rPr>
+              <w:t>USA</w:t>
+            </w:r>
+          </w:p>
+        </w:tc>
+        <w:tc>
+          <w:tcPr>
+            <w:tcW w:w="2339" w:type="dxa"/>
+            <w:noWrap/>
+            <w:hideMark/>
+          </w:tcPr>
+          <w:p>
+            <w:pPr>
+              <w:cnfStyle w:val="000000000000" w:firstRow="0" w:lastRow="0" w:firstColumn="0" w:lastColumn="0" w:oddVBand="0" w:evenVBand="0" w:oddHBand="0" w:evenHBand="0" w:firstRowFirstColumn="0" w:firstRowLastColumn="0" w:lastRowFirstColumn="0" w:lastRowLastColumn="0"/>
+              <w:rPr>
+                <w:rFonts w:ascii="Calibri" w:eastAsia="Times New Roman" w:hAnsi="Calibri" w:cs="Calibri"/>
+                <w:color w:val="000000"/>
+                <w:lang w:val="en-US" w:eastAsia="es-VE"/>
+              </w:rPr>
+            </w:pPr>
+            <w:r>
+              <w:rPr>
+                <w:rFonts w:ascii="Calibri" w:eastAsia="Times New Roman" w:hAnsi="Calibri" w:cs="Calibri"/>
+                <w:color w:val="000000"/>
+                <w:lang w:val="en-US" w:eastAsia="es-VE"/>
+              </w:rPr>
+              <w:t>Connecticut</w:t>
+            </w:r>
+          </w:p>
+        </w:tc>
+      </w:tr>
+      <w:tr>
+        <w:trPr>
+          <w:trHeight w:val="300"/>
+        </w:trPr>
+        <w:tc>
+          <w:tcPr>
+            <w:cnfStyle w:val="001000000000" w:firstRow="0" w:lastRow="0" w:firstColumn="1" w:lastColumn="0" w:oddVBand="0" w:evenVBand="0" w:oddHBand="0" w:evenHBand="0" w:firstRowFirstColumn="0" w:firstRowLastColumn="0" w:lastRowFirstColumn="0" w:lastRowLastColumn="0"/>
+            <w:tcW w:w="1200" w:type="dxa"/>
+            <w:shd w:val="clear" w:color="auto" w:fill="FFFF00"/>
+            <w:noWrap/>
+            <w:hideMark/>
+          </w:tcPr>
+          <w:p>
+            <w:pPr>
+              <w:rPr>
+                <w:rFonts w:ascii="Calibri" w:eastAsia="Times New Roman" w:hAnsi="Calibri" w:cs="Calibri"/>
+                <w:color w:val="000000"/>
+                <w:lang w:val="en-US" w:eastAsia="es-VE"/>
+              </w:rPr>
+            </w:pPr>
+            <w:r>
+              <w:rPr>
+                <w:rFonts w:ascii="Calibri" w:eastAsia="Times New Roman" w:hAnsi="Calibri" w:cs="Calibri"/>
+                <w:color w:val="000000"/>
+                <w:lang w:val="en-US" w:eastAsia="es-VE"/>
+              </w:rPr>
+              <w:t>NULL</w:t>
+            </w:r>
+          </w:p>
+        </w:tc>
+        <w:tc>
+          <w:tcPr>
+            <w:tcW w:w="2339" w:type="dxa"/>
+            <w:noWrap/>
+            <w:hideMark/>
+          </w:tcPr>
+          <w:p>
+            <w:pPr>
+              <w:cnfStyle w:val="000000000000" w:firstRow="0" w:lastRow="0" w:firstColumn="0" w:lastColumn="0" w:oddVBand="0" w:evenVBand="0" w:oddHBand="0" w:evenHBand="0" w:firstRowFirstColumn="0" w:firstRowLastColumn="0" w:lastRowFirstColumn="0" w:lastRowLastColumn="0"/>
+              <w:rPr>
+                <w:rFonts w:ascii="Calibri" w:eastAsia="Times New Roman" w:hAnsi="Calibri" w:cs="Calibri"/>
+                <w:color w:val="000000"/>
+                <w:lang w:val="en-US" w:eastAsia="es-VE"/>
+              </w:rPr>
+            </w:pPr>
+            <w:r>
+              <w:rPr>
+                <w:rFonts w:ascii="Calibri" w:eastAsia="Times New Roman" w:hAnsi="Calibri" w:cs="Calibri"/>
+                <w:color w:val="000000"/>
+                <w:lang w:val="en-US" w:eastAsia="es-VE"/>
+              </w:rPr>
+              <w:t>England</w:t>
+            </w:r>
+          </w:p>
+        </w:tc>
+      </w:tr>
+      <w:tr>
+        <w:trPr>
+          <w:trHeight w:val="300"/>
+        </w:trPr>
+        <w:tc>
+          <w:tcPr>
+            <w:cnfStyle w:val="001000000000" w:firstRow="0" w:lastRow="0" w:firstColumn="1" w:lastColumn="0" w:oddVBand="0" w:evenVBand="0" w:oddHBand="0" w:evenHBand="0" w:firstRowFirstColumn="0" w:firstRowLastColumn="0" w:lastRowFirstColumn="0" w:lastRowLastColumn="0"/>
+            <w:tcW w:w="1200" w:type="dxa"/>
+            <w:noWrap/>
+            <w:hideMark/>
+          </w:tcPr>
+          <w:p>
+            <w:pPr>
+              <w:rPr>
+                <w:rFonts w:ascii="Calibri" w:eastAsia="Times New Roman" w:hAnsi="Calibri" w:cs="Calibri"/>
+                <w:color w:val="000000"/>
+                <w:lang w:val="en-US" w:eastAsia="es-VE"/>
+              </w:rPr>
+            </w:pPr>
+            <w:r>
+              <w:rPr>
+                <w:rFonts w:ascii="Calibri" w:eastAsia="Times New Roman" w:hAnsi="Calibri" w:cs="Calibri"/>
+                <w:color w:val="000000"/>
+                <w:lang w:val="en-US" w:eastAsia="es-VE"/>
+              </w:rPr>
+              <w:t>UK</w:t>
+            </w:r>
+          </w:p>
+        </w:tc>
+        <w:tc>
+          <w:tcPr>
+            <w:tcW w:w="2339" w:type="dxa"/>
+            <w:noWrap/>
+            <w:hideMark/>
+          </w:tcPr>
+          <w:p>
+            <w:pPr>
+              <w:cnfStyle w:val="000000000000" w:firstRow="0" w:lastRow="0" w:firstColumn="0" w:lastColumn="0" w:oddVBand="0" w:evenVBand="0" w:oddHBand="0" w:evenHBand="0" w:firstRowFirstColumn="0" w:firstRowLastColumn="0" w:lastRowFirstColumn="0" w:lastRowLastColumn="0"/>
+              <w:rPr>
+                <w:rFonts w:ascii="Calibri" w:eastAsia="Times New Roman" w:hAnsi="Calibri" w:cs="Calibri"/>
+                <w:color w:val="000000"/>
+                <w:lang w:val="en-US" w:eastAsia="es-VE"/>
+              </w:rPr>
+            </w:pPr>
+            <w:r>
+              <w:rPr>
+                <w:rFonts w:ascii="Calibri" w:eastAsia="Times New Roman" w:hAnsi="Calibri" w:cs="Calibri"/>
+                <w:color w:val="000000"/>
+                <w:lang w:val="en-US" w:eastAsia="es-VE"/>
+              </w:rPr>
+              <w:t>England</w:t>
+            </w:r>
+          </w:p>
+        </w:tc>
+      </w:tr>
+      <w:tr>
+        <w:trPr>
+          <w:trHeight w:val="300"/>
+        </w:trPr>
+        <w:tc>
+          <w:tcPr>
+            <w:cnfStyle w:val="001000000000" w:firstRow="0" w:lastRow="0" w:firstColumn="1" w:lastColumn="0" w:oddVBand="0" w:evenVBand="0" w:oddHBand="0" w:evenHBand="0" w:firstRowFirstColumn="0" w:firstRowLastColumn="0" w:lastRowFirstColumn="0" w:lastRowLastColumn="0"/>
+            <w:tcW w:w="1200" w:type="dxa"/>
+            <w:shd w:val="clear" w:color="auto" w:fill="FFFF00"/>
+            <w:noWrap/>
+            <w:hideMark/>
+          </w:tcPr>
+          <w:p>
+            <w:pPr>
+              <w:rPr>
+                <w:rFonts w:ascii="Calibri" w:eastAsia="Times New Roman" w:hAnsi="Calibri" w:cs="Calibri"/>
+                <w:color w:val="000000"/>
+                <w:lang w:val="en-US" w:eastAsia="es-VE"/>
+              </w:rPr>
+            </w:pPr>
+            <w:r>
+              <w:rPr>
+                <w:rFonts w:ascii="Calibri" w:eastAsia="Times New Roman" w:hAnsi="Calibri" w:cs="Calibri"/>
+                <w:color w:val="000000"/>
+                <w:lang w:val="en-US" w:eastAsia="es-VE"/>
+              </w:rPr>
+              <w:t>NULL</w:t>
+            </w:r>
+          </w:p>
+        </w:tc>
+        <w:tc>
+          <w:tcPr>
+            <w:tcW w:w="2339" w:type="dxa"/>
+            <w:noWrap/>
+            <w:hideMark/>
+          </w:tcPr>
+          <w:p>
+            <w:pPr>
+              <w:cnfStyle w:val="000000000000" w:firstRow="0" w:lastRow="0" w:firstColumn="0" w:lastColumn="0" w:oddVBand="0" w:evenVBand="0" w:oddHBand="0" w:evenHBand="0" w:firstRowFirstColumn="0" w:firstRowLastColumn="0" w:lastRowFirstColumn="0" w:lastRowLastColumn="0"/>
+              <w:rPr>
+                <w:rFonts w:ascii="Calibri" w:eastAsia="Times New Roman" w:hAnsi="Calibri" w:cs="Calibri"/>
+                <w:color w:val="000000"/>
+                <w:lang w:val="en-US" w:eastAsia="es-VE"/>
+              </w:rPr>
+            </w:pPr>
+            <w:r>
+              <w:rPr>
+                <w:rFonts w:ascii="Calibri" w:eastAsia="Times New Roman" w:hAnsi="Calibri" w:cs="Calibri"/>
+                <w:color w:val="000000"/>
+                <w:lang w:val="en-US" w:eastAsia="es-VE"/>
+              </w:rPr>
+              <w:t>Georgia</w:t>
+            </w:r>
+          </w:p>
+        </w:tc>
+      </w:tr>
+      <w:tr>
+        <w:trPr>
+          <w:trHeight w:val="300"/>
+        </w:trPr>
+        <w:tc>
+          <w:tcPr>
+            <w:cnfStyle w:val="001000000000" w:firstRow="0" w:lastRow="0" w:firstColumn="1" w:lastColumn="0" w:oddVBand="0" w:evenVBand="0" w:oddHBand="0" w:evenHBand="0" w:firstRowFirstColumn="0" w:firstRowLastColumn="0" w:lastRowFirstColumn="0" w:lastRowLastColumn="0"/>
+            <w:tcW w:w="1200" w:type="dxa"/>
+            <w:noWrap/>
+            <w:hideMark/>
+          </w:tcPr>
+          <w:p>
+            <w:pPr>
+              <w:rPr>
+                <w:rFonts w:ascii="Calibri" w:eastAsia="Times New Roman" w:hAnsi="Calibri" w:cs="Calibri"/>
+                <w:color w:val="000000"/>
+                <w:lang w:val="en-US" w:eastAsia="es-VE"/>
+              </w:rPr>
+            </w:pPr>
+            <w:r>
+              <w:rPr>
+                <w:rFonts w:ascii="Calibri" w:eastAsia="Times New Roman" w:hAnsi="Calibri" w:cs="Calibri"/>
+                <w:color w:val="000000"/>
+                <w:lang w:val="en-US" w:eastAsia="es-VE"/>
+              </w:rPr>
+              <w:t>USA</w:t>
+            </w:r>
+          </w:p>
+        </w:tc>
+        <w:tc>
+          <w:tcPr>
+            <w:tcW w:w="2339" w:type="dxa"/>
+            <w:noWrap/>
+            <w:hideMark/>
+          </w:tcPr>
+          <w:p>
+            <w:pPr>
+              <w:cnfStyle w:val="000000000000" w:firstRow="0" w:lastRow="0" w:firstColumn="0" w:lastColumn="0" w:oddVBand="0" w:evenVBand="0" w:oddHBand="0" w:evenHBand="0" w:firstRowFirstColumn="0" w:firstRowLastColumn="0" w:lastRowFirstColumn="0" w:lastRowLastColumn="0"/>
+              <w:rPr>
+                <w:rFonts w:ascii="Calibri" w:eastAsia="Times New Roman" w:hAnsi="Calibri" w:cs="Calibri"/>
+                <w:color w:val="000000"/>
+                <w:lang w:val="en-US" w:eastAsia="es-VE"/>
+              </w:rPr>
+            </w:pPr>
+            <w:r>
+              <w:rPr>
+                <w:rFonts w:ascii="Calibri" w:eastAsia="Times New Roman" w:hAnsi="Calibri" w:cs="Calibri"/>
+                <w:color w:val="000000"/>
+                <w:lang w:val="en-US" w:eastAsia="es-VE"/>
+              </w:rPr>
+              <w:t>Georgia</w:t>
+            </w:r>
+          </w:p>
+        </w:tc>
+      </w:tr>
+      <w:tr>
+        <w:trPr>
+          <w:trHeight w:val="300"/>
+        </w:trPr>
+        <w:tc>
+          <w:tcPr>
+            <w:cnfStyle w:val="001000000000" w:firstRow="0" w:lastRow="0" w:firstColumn="1" w:lastColumn="0" w:oddVBand="0" w:evenVBand="0" w:oddHBand="0" w:evenHBand="0" w:firstRowFirstColumn="0" w:firstRowLastColumn="0" w:lastRowFirstColumn="0" w:lastRowLastColumn="0"/>
+            <w:tcW w:w="1200" w:type="dxa"/>
+            <w:shd w:val="clear" w:color="auto" w:fill="FFFF00"/>
+            <w:noWrap/>
+            <w:hideMark/>
+          </w:tcPr>
+          <w:p>
+            <w:pPr>
+              <w:rPr>
+                <w:rFonts w:ascii="Calibri" w:eastAsia="Times New Roman" w:hAnsi="Calibri" w:cs="Calibri"/>
+                <w:color w:val="000000"/>
+                <w:lang w:val="en-US" w:eastAsia="es-VE"/>
+              </w:rPr>
+            </w:pPr>
+            <w:r>
+              <w:rPr>
+                <w:rFonts w:ascii="Calibri" w:eastAsia="Times New Roman" w:hAnsi="Calibri" w:cs="Calibri"/>
+                <w:color w:val="000000"/>
+                <w:lang w:val="en-US" w:eastAsia="es-VE"/>
+              </w:rPr>
+              <w:t>NULL</w:t>
+            </w:r>
+          </w:p>
+        </w:tc>
+        <w:tc>
+          <w:tcPr>
+            <w:tcW w:w="2339" w:type="dxa"/>
+            <w:noWrap/>
+            <w:hideMark/>
+          </w:tcPr>
+          <w:p>
+            <w:pPr>
+              <w:cnfStyle w:val="000000000000" w:firstRow="0" w:lastRow="0" w:firstColumn="0" w:lastColumn="0" w:oddVBand="0" w:evenVBand="0" w:oddHBand="0" w:evenHBand="0" w:firstRowFirstColumn="0" w:firstRowLastColumn="0" w:lastRowFirstColumn="0" w:lastRowLastColumn="0"/>
+              <w:rPr>
+                <w:rFonts w:ascii="Calibri" w:eastAsia="Times New Roman" w:hAnsi="Calibri" w:cs="Calibri"/>
+                <w:color w:val="000000"/>
+                <w:lang w:val="en-US" w:eastAsia="es-VE"/>
+              </w:rPr>
+            </w:pPr>
+            <w:r>
+              <w:rPr>
+                <w:rFonts w:ascii="Calibri" w:eastAsia="Times New Roman" w:hAnsi="Calibri" w:cs="Calibri"/>
+                <w:color w:val="000000"/>
+                <w:lang w:val="en-US" w:eastAsia="es-VE"/>
+              </w:rPr>
+              <w:t>Idaho</w:t>
+            </w:r>
+          </w:p>
+        </w:tc>
+      </w:tr>
+      <w:tr>
+        <w:trPr>
+          <w:trHeight w:val="300"/>
+        </w:trPr>
+        <w:tc>
+          <w:tcPr>
+            <w:cnfStyle w:val="001000000000" w:firstRow="0" w:lastRow="0" w:firstColumn="1" w:lastColumn="0" w:oddVBand="0" w:evenVBand="0" w:oddHBand="0" w:evenHBand="0" w:firstRowFirstColumn="0" w:firstRowLastColumn="0" w:lastRowFirstColumn="0" w:lastRowLastColumn="0"/>
+            <w:tcW w:w="1200" w:type="dxa"/>
+            <w:noWrap/>
+            <w:hideMark/>
+          </w:tcPr>
+          <w:p>
+            <w:pPr>
+              <w:rPr>
+                <w:rFonts w:ascii="Calibri" w:eastAsia="Times New Roman" w:hAnsi="Calibri" w:cs="Calibri"/>
+                <w:color w:val="000000"/>
+                <w:lang w:val="en-US" w:eastAsia="es-VE"/>
+              </w:rPr>
+            </w:pPr>
+            <w:r>
+              <w:rPr>
+                <w:rFonts w:ascii="Calibri" w:eastAsia="Times New Roman" w:hAnsi="Calibri" w:cs="Calibri"/>
+                <w:color w:val="000000"/>
+                <w:lang w:val="en-US" w:eastAsia="es-VE"/>
+              </w:rPr>
+              <w:t>USA</w:t>
+            </w:r>
+          </w:p>
+        </w:tc>
+        <w:tc>
+          <w:tcPr>
+            <w:tcW w:w="2339" w:type="dxa"/>
+            <w:noWrap/>
+            <w:hideMark/>
+          </w:tcPr>
+          <w:p>
+            <w:pPr>
+              <w:cnfStyle w:val="000000000000" w:firstRow="0" w:lastRow="0" w:firstColumn="0" w:lastColumn="0" w:oddVBand="0" w:evenVBand="0" w:oddHBand="0" w:evenHBand="0" w:firstRowFirstColumn="0" w:firstRowLastColumn="0" w:lastRowFirstColumn="0" w:lastRowLastColumn="0"/>
+              <w:rPr>
+                <w:rFonts w:ascii="Calibri" w:eastAsia="Times New Roman" w:hAnsi="Calibri" w:cs="Calibri"/>
+                <w:color w:val="000000"/>
+                <w:lang w:val="en-US" w:eastAsia="es-VE"/>
+              </w:rPr>
+            </w:pPr>
+            <w:r>
+              <w:rPr>
+                <w:rFonts w:ascii="Calibri" w:eastAsia="Times New Roman" w:hAnsi="Calibri" w:cs="Calibri"/>
+                <w:color w:val="000000"/>
+                <w:lang w:val="en-US" w:eastAsia="es-VE"/>
+              </w:rPr>
+              <w:t>Idaho</w:t>
+            </w:r>
+          </w:p>
+        </w:tc>
+      </w:tr>
+      <w:tr>
+        <w:trPr>
+          <w:trHeight w:val="300"/>
+        </w:trPr>
+        <w:tc>
+          <w:tcPr>
+            <w:cnfStyle w:val="001000000000" w:firstRow="0" w:lastRow="0" w:firstColumn="1" w:lastColumn="0" w:oddVBand="0" w:evenVBand="0" w:oddHBand="0" w:evenHBand="0" w:firstRowFirstColumn="0" w:firstRowLastColumn="0" w:lastRowFirstColumn="0" w:lastRowLastColumn="0"/>
+            <w:tcW w:w="1200" w:type="dxa"/>
+            <w:shd w:val="clear" w:color="auto" w:fill="FFFF00"/>
+            <w:noWrap/>
+            <w:hideMark/>
+          </w:tcPr>
+          <w:p>
+            <w:pPr>
+              <w:rPr>
+                <w:rFonts w:ascii="Calibri" w:eastAsia="Times New Roman" w:hAnsi="Calibri" w:cs="Calibri"/>
+                <w:color w:val="000000"/>
+                <w:lang w:val="en-US" w:eastAsia="es-VE"/>
+              </w:rPr>
+            </w:pPr>
+            <w:r>
+              <w:rPr>
+                <w:rFonts w:ascii="Calibri" w:eastAsia="Times New Roman" w:hAnsi="Calibri" w:cs="Calibri"/>
+                <w:color w:val="000000"/>
+                <w:lang w:val="en-US" w:eastAsia="es-VE"/>
+              </w:rPr>
+              <w:t>NULL</w:t>
+            </w:r>
+          </w:p>
+        </w:tc>
+        <w:tc>
+          <w:tcPr>
+            <w:tcW w:w="2339" w:type="dxa"/>
+            <w:noWrap/>
+            <w:hideMark/>
+          </w:tcPr>
+          <w:p>
+            <w:pPr>
+              <w:cnfStyle w:val="000000000000" w:firstRow="0" w:lastRow="0" w:firstColumn="0" w:lastColumn="0" w:oddVBand="0" w:evenVBand="0" w:oddHBand="0" w:evenHBand="0" w:firstRowFirstColumn="0" w:firstRowLastColumn="0" w:lastRowFirstColumn="0" w:lastRowLastColumn="0"/>
+              <w:rPr>
+                <w:rFonts w:ascii="Calibri" w:eastAsia="Times New Roman" w:hAnsi="Calibri" w:cs="Calibri"/>
+                <w:color w:val="000000"/>
+                <w:lang w:val="en-US" w:eastAsia="es-VE"/>
+              </w:rPr>
+            </w:pPr>
+            <w:r>
+              <w:rPr>
+                <w:rFonts w:ascii="Calibri" w:eastAsia="Times New Roman" w:hAnsi="Calibri" w:cs="Calibri"/>
+                <w:color w:val="000000"/>
+                <w:lang w:val="en-US" w:eastAsia="es-VE"/>
+              </w:rPr>
+              <w:t>Iowa</w:t>
+            </w:r>
+          </w:p>
+        </w:tc>
+      </w:tr>
+      <w:tr>
+        <w:trPr>
+          <w:trHeight w:val="300"/>
+        </w:trPr>
+        <w:tc>
+          <w:tcPr>
+            <w:cnfStyle w:val="001000000000" w:firstRow="0" w:lastRow="0" w:firstColumn="1" w:lastColumn="0" w:oddVBand="0" w:evenVBand="0" w:oddHBand="0" w:evenHBand="0" w:firstRowFirstColumn="0" w:firstRowLastColumn="0" w:lastRowFirstColumn="0" w:lastRowLastColumn="0"/>
+            <w:tcW w:w="1200" w:type="dxa"/>
+            <w:noWrap/>
+            <w:hideMark/>
+          </w:tcPr>
+          <w:p>
+            <w:pPr>
+              <w:rPr>
+                <w:rFonts w:ascii="Calibri" w:eastAsia="Times New Roman" w:hAnsi="Calibri" w:cs="Calibri"/>
+                <w:color w:val="000000"/>
+                <w:lang w:val="en-US" w:eastAsia="es-VE"/>
+              </w:rPr>
+            </w:pPr>
+            <w:r>
+              <w:rPr>
+                <w:rFonts w:ascii="Calibri" w:eastAsia="Times New Roman" w:hAnsi="Calibri" w:cs="Calibri"/>
+                <w:color w:val="000000"/>
+                <w:lang w:val="en-US" w:eastAsia="es-VE"/>
+              </w:rPr>
+              <w:t>USA</w:t>
+            </w:r>
+          </w:p>
+        </w:tc>
+        <w:tc>
+          <w:tcPr>
+            <w:tcW w:w="2339" w:type="dxa"/>
+            <w:noWrap/>
+            <w:hideMark/>
+          </w:tcPr>
+          <w:p>
+            <w:pPr>
+              <w:cnfStyle w:val="000000000000" w:firstRow="0" w:lastRow="0" w:firstColumn="0" w:lastColumn="0" w:oddVBand="0" w:evenVBand="0" w:oddHBand="0" w:evenHBand="0" w:firstRowFirstColumn="0" w:firstRowLastColumn="0" w:lastRowFirstColumn="0" w:lastRowLastColumn="0"/>
+              <w:rPr>
+                <w:rFonts w:ascii="Calibri" w:eastAsia="Times New Roman" w:hAnsi="Calibri" w:cs="Calibri"/>
+                <w:color w:val="000000"/>
+                <w:lang w:val="en-US" w:eastAsia="es-VE"/>
+              </w:rPr>
+            </w:pPr>
+            <w:r>
+              <w:rPr>
+                <w:rFonts w:ascii="Calibri" w:eastAsia="Times New Roman" w:hAnsi="Calibri" w:cs="Calibri"/>
+                <w:color w:val="000000"/>
+                <w:lang w:val="en-US" w:eastAsia="es-VE"/>
+              </w:rPr>
+              <w:t>Iowa</w:t>
+            </w:r>
+          </w:p>
+        </w:tc>
+      </w:tr>
+      <w:tr>
+        <w:trPr>
+          <w:trHeight w:val="300"/>
+        </w:trPr>
+        <w:tc>
+          <w:tcPr>
+            <w:cnfStyle w:val="001000000000" w:firstRow="0" w:lastRow="0" w:firstColumn="1" w:lastColumn="0" w:oddVBand="0" w:evenVBand="0" w:oddHBand="0" w:evenHBand="0" w:firstRowFirstColumn="0" w:firstRowLastColumn="0" w:lastRowFirstColumn="0" w:lastRowLastColumn="0"/>
+            <w:tcW w:w="1200" w:type="dxa"/>
+            <w:shd w:val="clear" w:color="auto" w:fill="FFFF00"/>
+            <w:noWrap/>
+            <w:hideMark/>
+          </w:tcPr>
+          <w:p>
+            <w:pPr>
+              <w:rPr>
+                <w:rFonts w:ascii="Calibri" w:eastAsia="Times New Roman" w:hAnsi="Calibri" w:cs="Calibri"/>
+                <w:color w:val="000000"/>
+                <w:lang w:val="en-US" w:eastAsia="es-VE"/>
+              </w:rPr>
+            </w:pPr>
+            <w:r>
+              <w:rPr>
+                <w:rFonts w:ascii="Calibri" w:eastAsia="Times New Roman" w:hAnsi="Calibri" w:cs="Calibri"/>
+                <w:color w:val="000000"/>
+                <w:lang w:val="en-US" w:eastAsia="es-VE"/>
+              </w:rPr>
+              <w:t>NULL</w:t>
+            </w:r>
+          </w:p>
+        </w:tc>
+        <w:tc>
+          <w:tcPr>
+            <w:tcW w:w="2339" w:type="dxa"/>
+            <w:noWrap/>
+            <w:hideMark/>
+          </w:tcPr>
+          <w:p>
+            <w:pPr>
+              <w:cnfStyle w:val="000000000000" w:firstRow="0" w:lastRow="0" w:firstColumn="0" w:lastColumn="0" w:oddVBand="0" w:evenVBand="0" w:oddHBand="0" w:evenHBand="0" w:firstRowFirstColumn="0" w:firstRowLastColumn="0" w:lastRowFirstColumn="0" w:lastRowLastColumn="0"/>
+              <w:rPr>
+                <w:rFonts w:ascii="Calibri" w:eastAsia="Times New Roman" w:hAnsi="Calibri" w:cs="Calibri"/>
+                <w:color w:val="000000"/>
+                <w:lang w:val="en-US" w:eastAsia="es-VE"/>
+              </w:rPr>
+            </w:pPr>
+            <w:r>
+              <w:rPr>
+                <w:rFonts w:ascii="Calibri" w:eastAsia="Times New Roman" w:hAnsi="Calibri" w:cs="Calibri"/>
+                <w:color w:val="000000"/>
+                <w:lang w:val="en-US" w:eastAsia="es-VE"/>
+              </w:rPr>
+              <w:t>Kentucky</w:t>
+            </w:r>
+          </w:p>
+        </w:tc>
+      </w:tr>
+      <w:tr>
+        <w:trPr>
+          <w:trHeight w:val="300"/>
+        </w:trPr>
+        <w:tc>
+          <w:tcPr>
+            <w:cnfStyle w:val="001000000000" w:firstRow="0" w:lastRow="0" w:firstColumn="1" w:lastColumn="0" w:oddVBand="0" w:evenVBand="0" w:oddHBand="0" w:evenHBand="0" w:firstRowFirstColumn="0" w:firstRowLastColumn="0" w:lastRowFirstColumn="0" w:lastRowLastColumn="0"/>
+            <w:tcW w:w="1200" w:type="dxa"/>
+            <w:noWrap/>
+            <w:hideMark/>
+          </w:tcPr>
+          <w:p>
+            <w:pPr>
+              <w:rPr>
+                <w:rFonts w:ascii="Calibri" w:eastAsia="Times New Roman" w:hAnsi="Calibri" w:cs="Calibri"/>
+                <w:color w:val="000000"/>
+                <w:lang w:val="en-US" w:eastAsia="es-VE"/>
+              </w:rPr>
+            </w:pPr>
+            <w:r>
+              <w:rPr>
+                <w:rFonts w:ascii="Calibri" w:eastAsia="Times New Roman" w:hAnsi="Calibri" w:cs="Calibri"/>
+                <w:color w:val="000000"/>
+                <w:lang w:val="en-US" w:eastAsia="es-VE"/>
+              </w:rPr>
+              <w:t>USA</w:t>
+            </w:r>
+          </w:p>
+        </w:tc>
+        <w:tc>
+          <w:tcPr>
+            <w:tcW w:w="2339" w:type="dxa"/>
+            <w:noWrap/>
+            <w:hideMark/>
+          </w:tcPr>
+          <w:p>
+            <w:pPr>
+              <w:cnfStyle w:val="000000000000" w:firstRow="0" w:lastRow="0" w:firstColumn="0" w:lastColumn="0" w:oddVBand="0" w:evenVBand="0" w:oddHBand="0" w:evenHBand="0" w:firstRowFirstColumn="0" w:firstRowLastColumn="0" w:lastRowFirstColumn="0" w:lastRowLastColumn="0"/>
+              <w:rPr>
+                <w:rFonts w:ascii="Calibri" w:eastAsia="Times New Roman" w:hAnsi="Calibri" w:cs="Calibri"/>
+                <w:color w:val="000000"/>
+                <w:lang w:val="en-US" w:eastAsia="es-VE"/>
+              </w:rPr>
+            </w:pPr>
+            <w:r>
+              <w:rPr>
+                <w:rFonts w:ascii="Calibri" w:eastAsia="Times New Roman" w:hAnsi="Calibri" w:cs="Calibri"/>
+                <w:color w:val="000000"/>
+                <w:lang w:val="en-US" w:eastAsia="es-VE"/>
+              </w:rPr>
+              <w:t>Kentucky</w:t>
+            </w:r>
+          </w:p>
+        </w:tc>
+      </w:tr>
+      <w:tr>
+        <w:trPr>
+          <w:trHeight w:val="300"/>
+        </w:trPr>
+        <w:tc>
+          <w:tcPr>
+            <w:cnfStyle w:val="001000000000" w:firstRow="0" w:lastRow="0" w:firstColumn="1" w:lastColumn="0" w:oddVBand="0" w:evenVBand="0" w:oddHBand="0" w:evenHBand="0" w:firstRowFirstColumn="0" w:firstRowLastColumn="0" w:lastRowFirstColumn="0" w:lastRowLastColumn="0"/>
+            <w:tcW w:w="1200" w:type="dxa"/>
+            <w:shd w:val="clear" w:color="auto" w:fill="FFFF00"/>
+            <w:noWrap/>
+            <w:hideMark/>
+          </w:tcPr>
+          <w:p>
+            <w:pPr>
+              <w:rPr>
+                <w:rFonts w:ascii="Calibri" w:eastAsia="Times New Roman" w:hAnsi="Calibri" w:cs="Calibri"/>
+                <w:color w:val="000000"/>
+                <w:lang w:val="en-US" w:eastAsia="es-VE"/>
+              </w:rPr>
+            </w:pPr>
+            <w:r>
+              <w:rPr>
+                <w:rFonts w:ascii="Calibri" w:eastAsia="Times New Roman" w:hAnsi="Calibri" w:cs="Calibri"/>
+                <w:color w:val="000000"/>
+                <w:lang w:val="en-US" w:eastAsia="es-VE"/>
+              </w:rPr>
+              <w:t>NULL</w:t>
+            </w:r>
+          </w:p>
+        </w:tc>
+        <w:tc>
+          <w:tcPr>
+            <w:tcW w:w="2339" w:type="dxa"/>
+            <w:noWrap/>
+            <w:hideMark/>
+          </w:tcPr>
+          <w:p>
+            <w:pPr>
+              <w:cnfStyle w:val="000000000000" w:firstRow="0" w:lastRow="0" w:firstColumn="0" w:lastColumn="0" w:oddVBand="0" w:evenVBand="0" w:oddHBand="0" w:evenHBand="0" w:firstRowFirstColumn="0" w:firstRowLastColumn="0" w:lastRowFirstColumn="0" w:lastRowLastColumn="0"/>
+              <w:rPr>
+                <w:rFonts w:ascii="Calibri" w:eastAsia="Times New Roman" w:hAnsi="Calibri" w:cs="Calibri"/>
+                <w:color w:val="000000"/>
+                <w:lang w:val="en-US" w:eastAsia="es-VE"/>
+              </w:rPr>
+            </w:pPr>
+            <w:r>
+              <w:rPr>
+                <w:rFonts w:ascii="Calibri" w:eastAsia="Times New Roman" w:hAnsi="Calibri" w:cs="Calibri"/>
+                <w:color w:val="000000"/>
+                <w:lang w:val="en-US" w:eastAsia="es-VE"/>
+              </w:rPr>
+              <w:t>Maine</w:t>
+            </w:r>
+          </w:p>
+        </w:tc>
+      </w:tr>
+      <w:tr>
+        <w:trPr>
+          <w:trHeight w:val="300"/>
+        </w:trPr>
+        <w:tc>
+          <w:tcPr>
+            <w:cnfStyle w:val="001000000000" w:firstRow="0" w:lastRow="0" w:firstColumn="1" w:lastColumn="0" w:oddVBand="0" w:evenVBand="0" w:oddHBand="0" w:evenHBand="0" w:firstRowFirstColumn="0" w:firstRowLastColumn="0" w:lastRowFirstColumn="0" w:lastRowLastColumn="0"/>
+            <w:tcW w:w="1200" w:type="dxa"/>
+            <w:noWrap/>
+            <w:hideMark/>
+          </w:tcPr>
+          <w:p>
+            <w:pPr>
+              <w:rPr>
+                <w:rFonts w:ascii="Calibri" w:eastAsia="Times New Roman" w:hAnsi="Calibri" w:cs="Calibri"/>
+                <w:color w:val="000000"/>
+                <w:lang w:val="en-US" w:eastAsia="es-VE"/>
+              </w:rPr>
+            </w:pPr>
+            <w:r>
+              <w:rPr>
+                <w:rFonts w:ascii="Calibri" w:eastAsia="Times New Roman" w:hAnsi="Calibri" w:cs="Calibri"/>
+                <w:color w:val="000000"/>
+                <w:lang w:val="en-US" w:eastAsia="es-VE"/>
+              </w:rPr>
+              <w:t>USA</w:t>
+            </w:r>
+          </w:p>
+        </w:tc>
+        <w:tc>
+          <w:tcPr>
+            <w:tcW w:w="2339" w:type="dxa"/>
+            <w:noWrap/>
+            <w:hideMark/>
+          </w:tcPr>
+          <w:p>
+            <w:pPr>
+              <w:cnfStyle w:val="000000000000" w:firstRow="0" w:lastRow="0" w:firstColumn="0" w:lastColumn="0" w:oddVBand="0" w:evenVBand="0" w:oddHBand="0" w:evenHBand="0" w:firstRowFirstColumn="0" w:firstRowLastColumn="0" w:lastRowFirstColumn="0" w:lastRowLastColumn="0"/>
+              <w:rPr>
+                <w:rFonts w:ascii="Calibri" w:eastAsia="Times New Roman" w:hAnsi="Calibri" w:cs="Calibri"/>
+                <w:color w:val="000000"/>
+                <w:lang w:val="en-US" w:eastAsia="es-VE"/>
+              </w:rPr>
+            </w:pPr>
+            <w:r>
+              <w:rPr>
+                <w:rFonts w:ascii="Calibri" w:eastAsia="Times New Roman" w:hAnsi="Calibri" w:cs="Calibri"/>
+                <w:color w:val="000000"/>
+                <w:lang w:val="en-US" w:eastAsia="es-VE"/>
+              </w:rPr>
+              <w:t>Maine</w:t>
+            </w:r>
+          </w:p>
+        </w:tc>
+      </w:tr>
+      <w:tr>
+        <w:trPr>
+          <w:trHeight w:val="300"/>
+        </w:trPr>
+        <w:tc>
+          <w:tcPr>
+            <w:cnfStyle w:val="001000000000" w:firstRow="0" w:lastRow="0" w:firstColumn="1" w:lastColumn="0" w:oddVBand="0" w:evenVBand="0" w:oddHBand="0" w:evenHBand="0" w:firstRowFirstColumn="0" w:firstRowLastColumn="0" w:lastRowFirstColumn="0" w:lastRowLastColumn="0"/>
+            <w:tcW w:w="1200" w:type="dxa"/>
+            <w:shd w:val="clear" w:color="auto" w:fill="FFFF00"/>
+            <w:noWrap/>
+            <w:hideMark/>
+          </w:tcPr>
+          <w:p>
+            <w:pPr>
+              <w:rPr>
+                <w:rFonts w:ascii="Calibri" w:eastAsia="Times New Roman" w:hAnsi="Calibri" w:cs="Calibri"/>
+                <w:color w:val="000000"/>
+                <w:lang w:val="en-US" w:eastAsia="es-VE"/>
+              </w:rPr>
+            </w:pPr>
+            <w:r>
+              <w:rPr>
+                <w:rFonts w:ascii="Calibri" w:eastAsia="Times New Roman" w:hAnsi="Calibri" w:cs="Calibri"/>
+                <w:color w:val="000000"/>
+                <w:lang w:val="en-US" w:eastAsia="es-VE"/>
+              </w:rPr>
+              <w:t>NULL</w:t>
+            </w:r>
+          </w:p>
+        </w:tc>
+        <w:tc>
+          <w:tcPr>
+            <w:tcW w:w="2339" w:type="dxa"/>
+            <w:noWrap/>
+            <w:hideMark/>
+          </w:tcPr>
+          <w:p>
+            <w:pPr>
+              <w:cnfStyle w:val="000000000000" w:firstRow="0" w:lastRow="0" w:firstColumn="0" w:lastColumn="0" w:oddVBand="0" w:evenVBand="0" w:oddHBand="0" w:evenHBand="0" w:firstRowFirstColumn="0" w:firstRowLastColumn="0" w:lastRowFirstColumn="0" w:lastRowLastColumn="0"/>
+              <w:rPr>
+                <w:rFonts w:ascii="Calibri" w:eastAsia="Times New Roman" w:hAnsi="Calibri" w:cs="Calibri"/>
+                <w:color w:val="000000"/>
+                <w:lang w:val="en-US" w:eastAsia="es-VE"/>
+              </w:rPr>
+            </w:pPr>
+            <w:r>
+              <w:rPr>
+                <w:rFonts w:ascii="Calibri" w:eastAsia="Times New Roman" w:hAnsi="Calibri" w:cs="Calibri"/>
+                <w:color w:val="000000"/>
+                <w:lang w:val="en-US" w:eastAsia="es-VE"/>
+              </w:rPr>
+              <w:t>Maryland</w:t>
+            </w:r>
+          </w:p>
+        </w:tc>
+      </w:tr>
+      <w:tr>
+        <w:trPr>
+          <w:trHeight w:val="300"/>
+        </w:trPr>
+        <w:tc>
+          <w:tcPr>
+            <w:cnfStyle w:val="001000000000" w:firstRow="0" w:lastRow="0" w:firstColumn="1" w:lastColumn="0" w:oddVBand="0" w:evenVBand="0" w:oddHBand="0" w:evenHBand="0" w:firstRowFirstColumn="0" w:firstRowLastColumn="0" w:lastRowFirstColumn="0" w:lastRowLastColumn="0"/>
+            <w:tcW w:w="1200" w:type="dxa"/>
+            <w:noWrap/>
+            <w:hideMark/>
+          </w:tcPr>
+          <w:p>
+            <w:pPr>
+              <w:rPr>
+                <w:rFonts w:ascii="Calibri" w:eastAsia="Times New Roman" w:hAnsi="Calibri" w:cs="Calibri"/>
+                <w:color w:val="000000"/>
+                <w:lang w:val="en-US" w:eastAsia="es-VE"/>
+              </w:rPr>
+            </w:pPr>
+            <w:r>
+              <w:rPr>
+                <w:rFonts w:ascii="Calibri" w:eastAsia="Times New Roman" w:hAnsi="Calibri" w:cs="Calibri"/>
+                <w:color w:val="000000"/>
+                <w:lang w:val="en-US" w:eastAsia="es-VE"/>
+              </w:rPr>
+              <w:t>USA</w:t>
+            </w:r>
+          </w:p>
+        </w:tc>
+        <w:tc>
+          <w:tcPr>
+            <w:tcW w:w="2339" w:type="dxa"/>
+            <w:noWrap/>
+            <w:hideMark/>
+          </w:tcPr>
+          <w:p>
+            <w:pPr>
+              <w:cnfStyle w:val="000000000000" w:firstRow="0" w:lastRow="0" w:firstColumn="0" w:lastColumn="0" w:oddVBand="0" w:evenVBand="0" w:oddHBand="0" w:evenHBand="0" w:firstRowFirstColumn="0" w:firstRowLastColumn="0" w:lastRowFirstColumn="0" w:lastRowLastColumn="0"/>
+              <w:rPr>
+                <w:rFonts w:ascii="Calibri" w:eastAsia="Times New Roman" w:hAnsi="Calibri" w:cs="Calibri"/>
+                <w:color w:val="000000"/>
+                <w:lang w:val="en-US" w:eastAsia="es-VE"/>
+              </w:rPr>
+            </w:pPr>
+            <w:r>
+              <w:rPr>
+                <w:rFonts w:ascii="Calibri" w:eastAsia="Times New Roman" w:hAnsi="Calibri" w:cs="Calibri"/>
+                <w:color w:val="000000"/>
+                <w:lang w:val="en-US" w:eastAsia="es-VE"/>
+              </w:rPr>
+              <w:t>Maryland</w:t>
+            </w:r>
+          </w:p>
+        </w:tc>
+      </w:tr>
+      <w:tr>
+        <w:trPr>
+          <w:trHeight w:val="300"/>
+        </w:trPr>
+        <w:tc>
+          <w:tcPr>
+            <w:cnfStyle w:val="001000000000" w:firstRow="0" w:lastRow="0" w:firstColumn="1" w:lastColumn="0" w:oddVBand="0" w:evenVBand="0" w:oddHBand="0" w:evenHBand="0" w:firstRowFirstColumn="0" w:firstRowLastColumn="0" w:lastRowFirstColumn="0" w:lastRowLastColumn="0"/>
+            <w:tcW w:w="1200" w:type="dxa"/>
+            <w:shd w:val="clear" w:color="auto" w:fill="FFFF00"/>
+            <w:noWrap/>
+            <w:hideMark/>
+          </w:tcPr>
+          <w:p>
+            <w:pPr>
+              <w:rPr>
+                <w:rFonts w:ascii="Calibri" w:eastAsia="Times New Roman" w:hAnsi="Calibri" w:cs="Calibri"/>
+                <w:color w:val="000000"/>
+                <w:lang w:val="en-US" w:eastAsia="es-VE"/>
+              </w:rPr>
+            </w:pPr>
+            <w:r>
+              <w:rPr>
+                <w:rFonts w:ascii="Calibri" w:eastAsia="Times New Roman" w:hAnsi="Calibri" w:cs="Calibri"/>
+                <w:color w:val="000000"/>
+                <w:lang w:val="en-US" w:eastAsia="es-VE"/>
+              </w:rPr>
+              <w:t>NULL</w:t>
+            </w:r>
+          </w:p>
+        </w:tc>
+        <w:tc>
+          <w:tcPr>
+            <w:tcW w:w="2339" w:type="dxa"/>
+            <w:noWrap/>
+            <w:hideMark/>
+          </w:tcPr>
+          <w:p>
+            <w:pPr>
+              <w:cnfStyle w:val="000000000000" w:firstRow="0" w:lastRow="0" w:firstColumn="0" w:lastColumn="0" w:oddVBand="0" w:evenVBand="0" w:oddHBand="0" w:evenHBand="0" w:firstRowFirstColumn="0" w:firstRowLastColumn="0" w:lastRowFirstColumn="0" w:lastRowLastColumn="0"/>
+              <w:rPr>
+                <w:rFonts w:ascii="Calibri" w:eastAsia="Times New Roman" w:hAnsi="Calibri" w:cs="Calibri"/>
+                <w:color w:val="000000"/>
+                <w:lang w:val="en-US" w:eastAsia="es-VE"/>
+              </w:rPr>
+            </w:pPr>
+            <w:r>
+              <w:rPr>
+                <w:rFonts w:ascii="Calibri" w:eastAsia="Times New Roman" w:hAnsi="Calibri" w:cs="Calibri"/>
+                <w:color w:val="000000"/>
+                <w:lang w:val="en-US" w:eastAsia="es-VE"/>
+              </w:rPr>
+              <w:t>Michigan</w:t>
+            </w:r>
+          </w:p>
+        </w:tc>
+      </w:tr>
+      <w:tr>
+        <w:trPr>
+          <w:trHeight w:val="300"/>
+        </w:trPr>
+        <w:tc>
+          <w:tcPr>
+            <w:cnfStyle w:val="001000000000" w:firstRow="0" w:lastRow="0" w:firstColumn="1" w:lastColumn="0" w:oddVBand="0" w:evenVBand="0" w:oddHBand="0" w:evenHBand="0" w:firstRowFirstColumn="0" w:firstRowLastColumn="0" w:lastRowFirstColumn="0" w:lastRowLastColumn="0"/>
+            <w:tcW w:w="1200" w:type="dxa"/>
+            <w:noWrap/>
+            <w:hideMark/>
+          </w:tcPr>
+          <w:p>
+            <w:pPr>
+              <w:rPr>
+                <w:rFonts w:ascii="Calibri" w:eastAsia="Times New Roman" w:hAnsi="Calibri" w:cs="Calibri"/>
+                <w:color w:val="000000"/>
+                <w:lang w:val="en-US" w:eastAsia="es-VE"/>
+              </w:rPr>
+            </w:pPr>
+            <w:r>
+              <w:rPr>
+                <w:rFonts w:ascii="Calibri" w:eastAsia="Times New Roman" w:hAnsi="Calibri" w:cs="Calibri"/>
+                <w:color w:val="000000"/>
+                <w:lang w:val="en-US" w:eastAsia="es-VE"/>
+              </w:rPr>
+              <w:t>USA</w:t>
+            </w:r>
+          </w:p>
+        </w:tc>
+        <w:tc>
+          <w:tcPr>
+            <w:tcW w:w="2339" w:type="dxa"/>
+            <w:noWrap/>
+            <w:hideMark/>
+          </w:tcPr>
+          <w:p>
+            <w:pPr>
+              <w:cnfStyle w:val="000000000000" w:firstRow="0" w:lastRow="0" w:firstColumn="0" w:lastColumn="0" w:oddVBand="0" w:evenVBand="0" w:oddHBand="0" w:evenHBand="0" w:firstRowFirstColumn="0" w:firstRowLastColumn="0" w:lastRowFirstColumn="0" w:lastRowLastColumn="0"/>
+              <w:rPr>
+                <w:rFonts w:ascii="Calibri" w:eastAsia="Times New Roman" w:hAnsi="Calibri" w:cs="Calibri"/>
+                <w:color w:val="000000"/>
+                <w:lang w:val="en-US" w:eastAsia="es-VE"/>
+              </w:rPr>
+            </w:pPr>
+            <w:r>
+              <w:rPr>
+                <w:rFonts w:ascii="Calibri" w:eastAsia="Times New Roman" w:hAnsi="Calibri" w:cs="Calibri"/>
+                <w:color w:val="000000"/>
+                <w:lang w:val="en-US" w:eastAsia="es-VE"/>
+              </w:rPr>
+              <w:t>Michigan</w:t>
+            </w:r>
+          </w:p>
+        </w:tc>
+      </w:tr>
+      <w:tr>
+        <w:trPr>
+          <w:trHeight w:val="300"/>
+        </w:trPr>
+        <w:tc>
+          <w:tcPr>
+            <w:cnfStyle w:val="001000000000" w:firstRow="0" w:lastRow="0" w:firstColumn="1" w:lastColumn="0" w:oddVBand="0" w:evenVBand="0" w:oddHBand="0" w:evenHBand="0" w:firstRowFirstColumn="0" w:firstRowLastColumn="0" w:lastRowFirstColumn="0" w:lastRowLastColumn="0"/>
+            <w:tcW w:w="1200" w:type="dxa"/>
+            <w:shd w:val="clear" w:color="auto" w:fill="FFFF00"/>
+            <w:noWrap/>
+            <w:hideMark/>
+          </w:tcPr>
+          <w:p>
+            <w:pPr>
+              <w:rPr>
+                <w:rFonts w:ascii="Calibri" w:eastAsia="Times New Roman" w:hAnsi="Calibri" w:cs="Calibri"/>
+                <w:color w:val="000000"/>
+                <w:lang w:val="en-US" w:eastAsia="es-VE"/>
+              </w:rPr>
+            </w:pPr>
+            <w:r>
+              <w:rPr>
+                <w:rFonts w:ascii="Calibri" w:eastAsia="Times New Roman" w:hAnsi="Calibri" w:cs="Calibri"/>
+                <w:color w:val="000000"/>
+                <w:lang w:val="en-US" w:eastAsia="es-VE"/>
+              </w:rPr>
+              <w:t>NULL</w:t>
+            </w:r>
+          </w:p>
+        </w:tc>
+        <w:tc>
+          <w:tcPr>
+            <w:tcW w:w="2339" w:type="dxa"/>
+            <w:noWrap/>
+            <w:hideMark/>
+          </w:tcPr>
+          <w:p>
+            <w:pPr>
+              <w:cnfStyle w:val="000000000000" w:firstRow="0" w:lastRow="0" w:firstColumn="0" w:lastColumn="0" w:oddVBand="0" w:evenVBand="0" w:oddHBand="0" w:evenHBand="0" w:firstRowFirstColumn="0" w:firstRowLastColumn="0" w:lastRowFirstColumn="0" w:lastRowLastColumn="0"/>
+              <w:rPr>
+                <w:rFonts w:ascii="Calibri" w:eastAsia="Times New Roman" w:hAnsi="Calibri" w:cs="Calibri"/>
+                <w:color w:val="000000"/>
+                <w:lang w:val="en-US" w:eastAsia="es-VE"/>
+              </w:rPr>
+            </w:pPr>
+            <w:r>
+              <w:rPr>
+                <w:rFonts w:ascii="Calibri" w:eastAsia="Times New Roman" w:hAnsi="Calibri" w:cs="Calibri"/>
+                <w:color w:val="000000"/>
+                <w:lang w:val="en-US" w:eastAsia="es-VE"/>
+              </w:rPr>
+              <w:t>Minnesota</w:t>
+            </w:r>
+          </w:p>
+        </w:tc>
+      </w:tr>
+      <w:tr>
+        <w:trPr>
+          <w:trHeight w:val="300"/>
+        </w:trPr>
+        <w:tc>
+          <w:tcPr>
+            <w:cnfStyle w:val="001000000000" w:firstRow="0" w:lastRow="0" w:firstColumn="1" w:lastColumn="0" w:oddVBand="0" w:evenVBand="0" w:oddHBand="0" w:evenHBand="0" w:firstRowFirstColumn="0" w:firstRowLastColumn="0" w:lastRowFirstColumn="0" w:lastRowLastColumn="0"/>
+            <w:tcW w:w="1200" w:type="dxa"/>
+            <w:noWrap/>
+            <w:hideMark/>
+          </w:tcPr>
+          <w:p>
+            <w:pPr>
+              <w:rPr>
+                <w:rFonts w:ascii="Calibri" w:eastAsia="Times New Roman" w:hAnsi="Calibri" w:cs="Calibri"/>
+                <w:color w:val="000000"/>
+                <w:lang w:val="en-US" w:eastAsia="es-VE"/>
+              </w:rPr>
+            </w:pPr>
+            <w:r>
+              <w:rPr>
+                <w:rFonts w:ascii="Calibri" w:eastAsia="Times New Roman" w:hAnsi="Calibri" w:cs="Calibri"/>
+                <w:color w:val="000000"/>
+                <w:lang w:val="en-US" w:eastAsia="es-VE"/>
+              </w:rPr>
+              <w:t>USA</w:t>
+            </w:r>
+          </w:p>
+        </w:tc>
+        <w:tc>
+          <w:tcPr>
+            <w:tcW w:w="2339" w:type="dxa"/>
+            <w:noWrap/>
+            <w:hideMark/>
+          </w:tcPr>
+          <w:p>
+            <w:pPr>
+              <w:cnfStyle w:val="000000000000" w:firstRow="0" w:lastRow="0" w:firstColumn="0" w:lastColumn="0" w:oddVBand="0" w:evenVBand="0" w:oddHBand="0" w:evenHBand="0" w:firstRowFirstColumn="0" w:firstRowLastColumn="0" w:lastRowFirstColumn="0" w:lastRowLastColumn="0"/>
+              <w:rPr>
+                <w:rFonts w:ascii="Calibri" w:eastAsia="Times New Roman" w:hAnsi="Calibri" w:cs="Calibri"/>
+                <w:color w:val="000000"/>
+                <w:lang w:val="en-US" w:eastAsia="es-VE"/>
+              </w:rPr>
+            </w:pPr>
+            <w:r>
+              <w:rPr>
+                <w:rFonts w:ascii="Calibri" w:eastAsia="Times New Roman" w:hAnsi="Calibri" w:cs="Calibri"/>
+                <w:color w:val="000000"/>
+                <w:lang w:val="en-US" w:eastAsia="es-VE"/>
+              </w:rPr>
+              <w:t>Minnesota</w:t>
+            </w:r>
+          </w:p>
+        </w:tc>
+      </w:tr>
+      <w:tr>
+        <w:trPr>
+          <w:trHeight w:val="300"/>
+        </w:trPr>
+        <w:tc>
+          <w:tcPr>
+            <w:cnfStyle w:val="001000000000" w:firstRow="0" w:lastRow="0" w:firstColumn="1" w:lastColumn="0" w:oddVBand="0" w:evenVBand="0" w:oddHBand="0" w:evenHBand="0" w:firstRowFirstColumn="0" w:firstRowLastColumn="0" w:lastRowFirstColumn="0" w:lastRowLastColumn="0"/>
+            <w:tcW w:w="1200" w:type="dxa"/>
+            <w:shd w:val="clear" w:color="auto" w:fill="FFFF00"/>
+            <w:noWrap/>
+            <w:hideMark/>
+          </w:tcPr>
+          <w:p>
+            <w:pPr>
+              <w:rPr>
+                <w:rFonts w:ascii="Calibri" w:eastAsia="Times New Roman" w:hAnsi="Calibri" w:cs="Calibri"/>
+                <w:color w:val="000000"/>
+                <w:lang w:val="en-US" w:eastAsia="es-VE"/>
+              </w:rPr>
+            </w:pPr>
+            <w:r>
+              <w:rPr>
+                <w:rFonts w:ascii="Calibri" w:eastAsia="Times New Roman" w:hAnsi="Calibri" w:cs="Calibri"/>
+                <w:color w:val="000000"/>
+                <w:lang w:val="en-US" w:eastAsia="es-VE"/>
+              </w:rPr>
+              <w:t>NULL</w:t>
+            </w:r>
+          </w:p>
+        </w:tc>
+        <w:tc>
+          <w:tcPr>
+            <w:tcW w:w="2339" w:type="dxa"/>
+            <w:noWrap/>
+            <w:hideMark/>
+          </w:tcPr>
+          <w:p>
+            <w:pPr>
+              <w:cnfStyle w:val="000000000000" w:firstRow="0" w:lastRow="0" w:firstColumn="0" w:lastColumn="0" w:oddVBand="0" w:evenVBand="0" w:oddHBand="0" w:evenHBand="0" w:firstRowFirstColumn="0" w:firstRowLastColumn="0" w:lastRowFirstColumn="0" w:lastRowLastColumn="0"/>
+              <w:rPr>
+                <w:rFonts w:ascii="Calibri" w:eastAsia="Times New Roman" w:hAnsi="Calibri" w:cs="Calibri"/>
+                <w:color w:val="000000"/>
+                <w:lang w:val="en-US" w:eastAsia="es-VE"/>
+              </w:rPr>
+            </w:pPr>
+            <w:r>
+              <w:rPr>
+                <w:rFonts w:ascii="Calibri" w:eastAsia="Times New Roman" w:hAnsi="Calibri" w:cs="Calibri"/>
+                <w:color w:val="000000"/>
+                <w:lang w:val="en-US" w:eastAsia="es-VE"/>
+              </w:rPr>
+              <w:t>Mississippi</w:t>
+            </w:r>
+          </w:p>
+        </w:tc>
+      </w:tr>
+      <w:tr>
+        <w:trPr>
+          <w:trHeight w:val="300"/>
+        </w:trPr>
+        <w:tc>
+          <w:tcPr>
+            <w:cnfStyle w:val="001000000000" w:firstRow="0" w:lastRow="0" w:firstColumn="1" w:lastColumn="0" w:oddVBand="0" w:evenVBand="0" w:oddHBand="0" w:evenHBand="0" w:firstRowFirstColumn="0" w:firstRowLastColumn="0" w:lastRowFirstColumn="0" w:lastRowLastColumn="0"/>
+            <w:tcW w:w="1200" w:type="dxa"/>
+            <w:noWrap/>
+            <w:hideMark/>
+          </w:tcPr>
+          <w:p>
+            <w:pPr>
+              <w:rPr>
+                <w:rFonts w:ascii="Calibri" w:eastAsia="Times New Roman" w:hAnsi="Calibri" w:cs="Calibri"/>
+                <w:color w:val="000000"/>
+                <w:lang w:val="en-US" w:eastAsia="es-VE"/>
+              </w:rPr>
+            </w:pPr>
+            <w:r>
+              <w:rPr>
+                <w:rFonts w:ascii="Calibri" w:eastAsia="Times New Roman" w:hAnsi="Calibri" w:cs="Calibri"/>
+                <w:color w:val="000000"/>
+                <w:lang w:val="en-US" w:eastAsia="es-VE"/>
+              </w:rPr>
+              <w:t>USA</w:t>
+            </w:r>
+          </w:p>
+        </w:tc>
+        <w:tc>
+          <w:tcPr>
+            <w:tcW w:w="2339" w:type="dxa"/>
+            <w:noWrap/>
+            <w:hideMark/>
+          </w:tcPr>
+          <w:p>
+            <w:pPr>
+              <w:cnfStyle w:val="000000000000" w:firstRow="0" w:lastRow="0" w:firstColumn="0" w:lastColumn="0" w:oddVBand="0" w:evenVBand="0" w:oddHBand="0" w:evenHBand="0" w:firstRowFirstColumn="0" w:firstRowLastColumn="0" w:lastRowFirstColumn="0" w:lastRowLastColumn="0"/>
+              <w:rPr>
+                <w:rFonts w:ascii="Calibri" w:eastAsia="Times New Roman" w:hAnsi="Calibri" w:cs="Calibri"/>
+                <w:color w:val="000000"/>
+                <w:lang w:val="en-US" w:eastAsia="es-VE"/>
+              </w:rPr>
+            </w:pPr>
+            <w:r>
+              <w:rPr>
+                <w:rFonts w:ascii="Calibri" w:eastAsia="Times New Roman" w:hAnsi="Calibri" w:cs="Calibri"/>
+                <w:color w:val="000000"/>
+                <w:lang w:val="en-US" w:eastAsia="es-VE"/>
+              </w:rPr>
+              <w:t>Mississippi</w:t>
+            </w:r>
+          </w:p>
+        </w:tc>
+      </w:tr>
+      <w:tr>
+        <w:trPr>
+          <w:trHeight w:val="300"/>
+        </w:trPr>
+        <w:tc>
+          <w:tcPr>
+            <w:cnfStyle w:val="001000000000" w:firstRow="0" w:lastRow="0" w:firstColumn="1" w:lastColumn="0" w:oddVBand="0" w:evenVBand="0" w:oddHBand="0" w:evenHBand="0" w:firstRowFirstColumn="0" w:firstRowLastColumn="0" w:lastRowFirstColumn="0" w:lastRowLastColumn="0"/>
+            <w:tcW w:w="1200" w:type="dxa"/>
+            <w:shd w:val="clear" w:color="auto" w:fill="FFFF00"/>
+            <w:noWrap/>
+            <w:hideMark/>
+          </w:tcPr>
+          <w:p>
+            <w:pPr>
+              <w:rPr>
+                <w:rFonts w:ascii="Calibri" w:eastAsia="Times New Roman" w:hAnsi="Calibri" w:cs="Calibri"/>
+                <w:color w:val="000000"/>
+                <w:lang w:val="en-US" w:eastAsia="es-VE"/>
+              </w:rPr>
+            </w:pPr>
+            <w:r>
+              <w:rPr>
+                <w:rFonts w:ascii="Calibri" w:eastAsia="Times New Roman" w:hAnsi="Calibri" w:cs="Calibri"/>
+                <w:color w:val="000000"/>
+                <w:lang w:val="en-US" w:eastAsia="es-VE"/>
+              </w:rPr>
+              <w:t>NULL</w:t>
+            </w:r>
+          </w:p>
+        </w:tc>
+        <w:tc>
+          <w:tcPr>
+            <w:tcW w:w="2339" w:type="dxa"/>
+            <w:noWrap/>
+            <w:hideMark/>
+          </w:tcPr>
+          <w:p>
+            <w:pPr>
+              <w:cnfStyle w:val="000000000000" w:firstRow="0" w:lastRow="0" w:firstColumn="0" w:lastColumn="0" w:oddVBand="0" w:evenVBand="0" w:oddHBand="0" w:evenHBand="0" w:firstRowFirstColumn="0" w:firstRowLastColumn="0" w:lastRowFirstColumn="0" w:lastRowLastColumn="0"/>
+              <w:rPr>
+                <w:rFonts w:ascii="Calibri" w:eastAsia="Times New Roman" w:hAnsi="Calibri" w:cs="Calibri"/>
+                <w:color w:val="000000"/>
+                <w:lang w:val="en-US" w:eastAsia="es-VE"/>
+              </w:rPr>
+            </w:pPr>
+            <w:r>
+              <w:rPr>
+                <w:rFonts w:ascii="Calibri" w:eastAsia="Times New Roman" w:hAnsi="Calibri" w:cs="Calibri"/>
+                <w:color w:val="000000"/>
+                <w:lang w:val="en-US" w:eastAsia="es-VE"/>
+              </w:rPr>
+              <w:t>Missouri</w:t>
+            </w:r>
+          </w:p>
+        </w:tc>
+      </w:tr>
+      <w:tr>
+        <w:trPr>
+          <w:trHeight w:val="300"/>
+        </w:trPr>
+        <w:tc>
+          <w:tcPr>
+            <w:cnfStyle w:val="001000000000" w:firstRow="0" w:lastRow="0" w:firstColumn="1" w:lastColumn="0" w:oddVBand="0" w:evenVBand="0" w:oddHBand="0" w:evenHBand="0" w:firstRowFirstColumn="0" w:firstRowLastColumn="0" w:lastRowFirstColumn="0" w:lastRowLastColumn="0"/>
+            <w:tcW w:w="1200" w:type="dxa"/>
+            <w:noWrap/>
+            <w:hideMark/>
+          </w:tcPr>
+          <w:p>
+            <w:pPr>
+              <w:rPr>
+                <w:rFonts w:ascii="Calibri" w:eastAsia="Times New Roman" w:hAnsi="Calibri" w:cs="Calibri"/>
+                <w:color w:val="000000"/>
+                <w:lang w:val="en-US" w:eastAsia="es-VE"/>
+              </w:rPr>
+            </w:pPr>
+            <w:r>
+              <w:rPr>
+                <w:rFonts w:ascii="Calibri" w:eastAsia="Times New Roman" w:hAnsi="Calibri" w:cs="Calibri"/>
+                <w:color w:val="000000"/>
+                <w:lang w:val="en-US" w:eastAsia="es-VE"/>
+              </w:rPr>
+              <w:t>USA</w:t>
+            </w:r>
+          </w:p>
+        </w:tc>
+        <w:tc>
+          <w:tcPr>
+            <w:tcW w:w="2339" w:type="dxa"/>
+            <w:noWrap/>
+            <w:hideMark/>
+          </w:tcPr>
+          <w:p>
+            <w:pPr>
+              <w:cnfStyle w:val="000000000000" w:firstRow="0" w:lastRow="0" w:firstColumn="0" w:lastColumn="0" w:oddVBand="0" w:evenVBand="0" w:oddHBand="0" w:evenHBand="0" w:firstRowFirstColumn="0" w:firstRowLastColumn="0" w:lastRowFirstColumn="0" w:lastRowLastColumn="0"/>
+              <w:rPr>
+                <w:rFonts w:ascii="Calibri" w:eastAsia="Times New Roman" w:hAnsi="Calibri" w:cs="Calibri"/>
+                <w:color w:val="000000"/>
+                <w:lang w:val="en-US" w:eastAsia="es-VE"/>
+              </w:rPr>
+            </w:pPr>
+            <w:r>
+              <w:rPr>
+                <w:rFonts w:ascii="Calibri" w:eastAsia="Times New Roman" w:hAnsi="Calibri" w:cs="Calibri"/>
+                <w:color w:val="000000"/>
+                <w:lang w:val="en-US" w:eastAsia="es-VE"/>
+              </w:rPr>
+              <w:t>Missouri</w:t>
+            </w:r>
+          </w:p>
+        </w:tc>
+      </w:tr>
+      <w:tr>
+        <w:trPr>
+          <w:trHeight w:val="300"/>
+        </w:trPr>
+        <w:tc>
+          <w:tcPr>
+            <w:cnfStyle w:val="001000000000" w:firstRow="0" w:lastRow="0" w:firstColumn="1" w:lastColumn="0" w:oddVBand="0" w:evenVBand="0" w:oddHBand="0" w:evenHBand="0" w:firstRowFirstColumn="0" w:firstRowLastColumn="0" w:lastRowFirstColumn="0" w:lastRowLastColumn="0"/>
+            <w:tcW w:w="1200" w:type="dxa"/>
+            <w:shd w:val="clear" w:color="auto" w:fill="FFFF00"/>
+            <w:noWrap/>
+            <w:hideMark/>
+          </w:tcPr>
+          <w:p>
+            <w:pPr>
+              <w:rPr>
+                <w:rFonts w:ascii="Calibri" w:eastAsia="Times New Roman" w:hAnsi="Calibri" w:cs="Calibri"/>
+                <w:color w:val="000000"/>
+                <w:lang w:val="en-US" w:eastAsia="es-VE"/>
+              </w:rPr>
+            </w:pPr>
+            <w:r>
+              <w:rPr>
+                <w:rFonts w:ascii="Calibri" w:eastAsia="Times New Roman" w:hAnsi="Calibri" w:cs="Calibri"/>
+                <w:color w:val="000000"/>
+                <w:lang w:val="en-US" w:eastAsia="es-VE"/>
+              </w:rPr>
+              <w:t>NULL</w:t>
+            </w:r>
+          </w:p>
+        </w:tc>
+        <w:tc>
+          <w:tcPr>
+            <w:tcW w:w="2339" w:type="dxa"/>
+            <w:noWrap/>
+            <w:hideMark/>
+          </w:tcPr>
+          <w:p>
+            <w:pPr>
+              <w:cnfStyle w:val="000000000000" w:firstRow="0" w:lastRow="0" w:firstColumn="0" w:lastColumn="0" w:oddVBand="0" w:evenVBand="0" w:oddHBand="0" w:evenHBand="0" w:firstRowFirstColumn="0" w:firstRowLastColumn="0" w:lastRowFirstColumn="0" w:lastRowLastColumn="0"/>
+              <w:rPr>
+                <w:rFonts w:ascii="Calibri" w:eastAsia="Times New Roman" w:hAnsi="Calibri" w:cs="Calibri"/>
+                <w:color w:val="000000"/>
+                <w:lang w:val="en-US" w:eastAsia="es-VE"/>
+              </w:rPr>
+            </w:pPr>
+            <w:r>
+              <w:rPr>
+                <w:rFonts w:ascii="Calibri" w:eastAsia="Times New Roman" w:hAnsi="Calibri" w:cs="Calibri"/>
+                <w:color w:val="000000"/>
+                <w:lang w:val="en-US" w:eastAsia="es-VE"/>
+              </w:rPr>
+              <w:t>Montana</w:t>
+            </w:r>
+          </w:p>
+        </w:tc>
+      </w:tr>
+      <w:tr>
+        <w:trPr>
+          <w:trHeight w:val="300"/>
+        </w:trPr>
+        <w:tc>
+          <w:tcPr>
+            <w:cnfStyle w:val="001000000000" w:firstRow="0" w:lastRow="0" w:firstColumn="1" w:lastColumn="0" w:oddVBand="0" w:evenVBand="0" w:oddHBand="0" w:evenHBand="0" w:firstRowFirstColumn="0" w:firstRowLastColumn="0" w:lastRowFirstColumn="0" w:lastRowLastColumn="0"/>
+            <w:tcW w:w="1200" w:type="dxa"/>
+            <w:noWrap/>
+            <w:hideMark/>
+          </w:tcPr>
+          <w:p>
+            <w:pPr>
+              <w:rPr>
+                <w:rFonts w:ascii="Calibri" w:eastAsia="Times New Roman" w:hAnsi="Calibri" w:cs="Calibri"/>
+                <w:color w:val="000000"/>
+                <w:lang w:val="en-US" w:eastAsia="es-VE"/>
+              </w:rPr>
+            </w:pPr>
+            <w:r>
+              <w:rPr>
+                <w:rFonts w:ascii="Calibri" w:eastAsia="Times New Roman" w:hAnsi="Calibri" w:cs="Calibri"/>
+                <w:color w:val="000000"/>
+                <w:lang w:val="en-US" w:eastAsia="es-VE"/>
+              </w:rPr>
+              <w:t>USA</w:t>
+            </w:r>
+          </w:p>
+        </w:tc>
+        <w:tc>
+          <w:tcPr>
+            <w:tcW w:w="2339" w:type="dxa"/>
+            <w:noWrap/>
+            <w:hideMark/>
+          </w:tcPr>
+          <w:p>
+            <w:pPr>
+              <w:cnfStyle w:val="000000000000" w:firstRow="0" w:lastRow="0" w:firstColumn="0" w:lastColumn="0" w:oddVBand="0" w:evenVBand="0" w:oddHBand="0" w:evenHBand="0" w:firstRowFirstColumn="0" w:firstRowLastColumn="0" w:lastRowFirstColumn="0" w:lastRowLastColumn="0"/>
+              <w:rPr>
+                <w:rFonts w:ascii="Calibri" w:eastAsia="Times New Roman" w:hAnsi="Calibri" w:cs="Calibri"/>
+                <w:color w:val="000000"/>
+                <w:lang w:val="en-US" w:eastAsia="es-VE"/>
+              </w:rPr>
+            </w:pPr>
+            <w:r>
+              <w:rPr>
+                <w:rFonts w:ascii="Calibri" w:eastAsia="Times New Roman" w:hAnsi="Calibri" w:cs="Calibri"/>
+                <w:color w:val="000000"/>
+                <w:lang w:val="en-US" w:eastAsia="es-VE"/>
+              </w:rPr>
+              <w:t>Montana</w:t>
+            </w:r>
+          </w:p>
+        </w:tc>
+      </w:tr>
+      <w:tr>
+        <w:trPr>
+          <w:trHeight w:val="300"/>
+        </w:trPr>
+        <w:tc>
+          <w:tcPr>
+            <w:cnfStyle w:val="001000000000" w:firstRow="0" w:lastRow="0" w:firstColumn="1" w:lastColumn="0" w:oddVBand="0" w:evenVBand="0" w:oddHBand="0" w:evenHBand="0" w:firstRowFirstColumn="0" w:firstRowLastColumn="0" w:lastRowFirstColumn="0" w:lastRowLastColumn="0"/>
+            <w:tcW w:w="1200" w:type="dxa"/>
+            <w:shd w:val="clear" w:color="auto" w:fill="FFFF00"/>
+            <w:noWrap/>
+            <w:hideMark/>
+          </w:tcPr>
+          <w:p>
+            <w:pPr>
+              <w:rPr>
+                <w:rFonts w:ascii="Calibri" w:eastAsia="Times New Roman" w:hAnsi="Calibri" w:cs="Calibri"/>
+                <w:color w:val="000000"/>
+                <w:lang w:val="en-US" w:eastAsia="es-VE"/>
+              </w:rPr>
+            </w:pPr>
+            <w:r>
+              <w:rPr>
+                <w:rFonts w:ascii="Calibri" w:eastAsia="Times New Roman" w:hAnsi="Calibri" w:cs="Calibri"/>
+                <w:color w:val="000000"/>
+                <w:lang w:val="en-US" w:eastAsia="es-VE"/>
+              </w:rPr>
+              <w:t>NULL</w:t>
+            </w:r>
+          </w:p>
+        </w:tc>
+        <w:tc>
+          <w:tcPr>
+            <w:tcW w:w="2339" w:type="dxa"/>
+            <w:noWrap/>
+            <w:hideMark/>
+          </w:tcPr>
+          <w:p>
+            <w:pPr>
+              <w:cnfStyle w:val="000000000000" w:firstRow="0" w:lastRow="0" w:firstColumn="0" w:lastColumn="0" w:oddVBand="0" w:evenVBand="0" w:oddHBand="0" w:evenHBand="0" w:firstRowFirstColumn="0" w:firstRowLastColumn="0" w:lastRowFirstColumn="0" w:lastRowLastColumn="0"/>
+              <w:rPr>
+                <w:rFonts w:ascii="Calibri" w:eastAsia="Times New Roman" w:hAnsi="Calibri" w:cs="Calibri"/>
+                <w:color w:val="000000"/>
+                <w:lang w:val="en-US" w:eastAsia="es-VE"/>
+              </w:rPr>
+            </w:pPr>
+            <w:r>
+              <w:rPr>
+                <w:rFonts w:ascii="Calibri" w:eastAsia="Times New Roman" w:hAnsi="Calibri" w:cs="Calibri"/>
+                <w:color w:val="000000"/>
+                <w:lang w:val="en-US" w:eastAsia="es-VE"/>
+              </w:rPr>
+              <w:t>New Hampshire</w:t>
+            </w:r>
+          </w:p>
+        </w:tc>
+      </w:tr>
+      <w:tr>
+        <w:trPr>
+          <w:trHeight w:val="300"/>
+        </w:trPr>
+        <w:tc>
+          <w:tcPr>
+            <w:cnfStyle w:val="001000000000" w:firstRow="0" w:lastRow="0" w:firstColumn="1" w:lastColumn="0" w:oddVBand="0" w:evenVBand="0" w:oddHBand="0" w:evenHBand="0" w:firstRowFirstColumn="0" w:firstRowLastColumn="0" w:lastRowFirstColumn="0" w:lastRowLastColumn="0"/>
+            <w:tcW w:w="1200" w:type="dxa"/>
+            <w:noWrap/>
+            <w:hideMark/>
+          </w:tcPr>
+          <w:p>
+            <w:pPr>
+              <w:rPr>
+                <w:rFonts w:ascii="Calibri" w:eastAsia="Times New Roman" w:hAnsi="Calibri" w:cs="Calibri"/>
+                <w:color w:val="000000"/>
+                <w:lang w:val="en-US" w:eastAsia="es-VE"/>
+              </w:rPr>
+            </w:pPr>
+            <w:r>
+              <w:rPr>
+                <w:rFonts w:ascii="Calibri" w:eastAsia="Times New Roman" w:hAnsi="Calibri" w:cs="Calibri"/>
+                <w:color w:val="000000"/>
+                <w:lang w:val="en-US" w:eastAsia="es-VE"/>
+              </w:rPr>
+              <w:t>USA</w:t>
+            </w:r>
+          </w:p>
+        </w:tc>
+        <w:tc>
+          <w:tcPr>
+            <w:tcW w:w="2339" w:type="dxa"/>
+            <w:noWrap/>
+            <w:hideMark/>
+          </w:tcPr>
+          <w:p>
+            <w:pPr>
+              <w:cnfStyle w:val="000000000000" w:firstRow="0" w:lastRow="0" w:firstColumn="0" w:lastColumn="0" w:oddVBand="0" w:evenVBand="0" w:oddHBand="0" w:evenHBand="0" w:firstRowFirstColumn="0" w:firstRowLastColumn="0" w:lastRowFirstColumn="0" w:lastRowLastColumn="0"/>
+              <w:rPr>
+                <w:rFonts w:ascii="Calibri" w:eastAsia="Times New Roman" w:hAnsi="Calibri" w:cs="Calibri"/>
+                <w:color w:val="000000"/>
+                <w:lang w:val="en-US" w:eastAsia="es-VE"/>
+              </w:rPr>
+            </w:pPr>
+            <w:r>
+              <w:rPr>
+                <w:rFonts w:ascii="Calibri" w:eastAsia="Times New Roman" w:hAnsi="Calibri" w:cs="Calibri"/>
+                <w:color w:val="000000"/>
+                <w:lang w:val="en-US" w:eastAsia="es-VE"/>
+              </w:rPr>
+              <w:t>New Hampshire</w:t>
+            </w:r>
+          </w:p>
+        </w:tc>
+      </w:tr>
+      <w:tr>
+        <w:trPr>
+          <w:trHeight w:val="300"/>
+        </w:trPr>
+        <w:tc>
+          <w:tcPr>
+            <w:cnfStyle w:val="001000000000" w:firstRow="0" w:lastRow="0" w:firstColumn="1" w:lastColumn="0" w:oddVBand="0" w:evenVBand="0" w:oddHBand="0" w:evenHBand="0" w:firstRowFirstColumn="0" w:firstRowLastColumn="0" w:lastRowFirstColumn="0" w:lastRowLastColumn="0"/>
+            <w:tcW w:w="1200" w:type="dxa"/>
+            <w:shd w:val="clear" w:color="auto" w:fill="FFFF00"/>
+            <w:noWrap/>
+            <w:hideMark/>
+          </w:tcPr>
+          <w:p>
+            <w:pPr>
+              <w:rPr>
+                <w:rFonts w:ascii="Calibri" w:eastAsia="Times New Roman" w:hAnsi="Calibri" w:cs="Calibri"/>
+                <w:color w:val="000000"/>
+                <w:lang w:val="en-US" w:eastAsia="es-VE"/>
+              </w:rPr>
+            </w:pPr>
+            <w:r>
+              <w:rPr>
+                <w:rFonts w:ascii="Calibri" w:eastAsia="Times New Roman" w:hAnsi="Calibri" w:cs="Calibri"/>
+                <w:color w:val="000000"/>
+                <w:lang w:val="en-US" w:eastAsia="es-VE"/>
+              </w:rPr>
+              <w:t>NULL</w:t>
+            </w:r>
+          </w:p>
+        </w:tc>
+        <w:tc>
+          <w:tcPr>
+            <w:tcW w:w="2339" w:type="dxa"/>
+            <w:noWrap/>
+            <w:hideMark/>
+          </w:tcPr>
+          <w:p>
+            <w:pPr>
+              <w:cnfStyle w:val="000000000000" w:firstRow="0" w:lastRow="0" w:firstColumn="0" w:lastColumn="0" w:oddVBand="0" w:evenVBand="0" w:oddHBand="0" w:evenHBand="0" w:firstRowFirstColumn="0" w:firstRowLastColumn="0" w:lastRowFirstColumn="0" w:lastRowLastColumn="0"/>
+              <w:rPr>
+                <w:rFonts w:ascii="Calibri" w:eastAsia="Times New Roman" w:hAnsi="Calibri" w:cs="Calibri"/>
+                <w:color w:val="000000"/>
+                <w:lang w:val="en-US" w:eastAsia="es-VE"/>
+              </w:rPr>
+            </w:pPr>
+            <w:r>
+              <w:rPr>
+                <w:rFonts w:ascii="Calibri" w:eastAsia="Times New Roman" w:hAnsi="Calibri" w:cs="Calibri"/>
+                <w:color w:val="000000"/>
+                <w:lang w:val="en-US" w:eastAsia="es-VE"/>
+              </w:rPr>
+              <w:t>New Jersey</w:t>
+            </w:r>
+          </w:p>
+        </w:tc>
+      </w:tr>
+      <w:tr>
+        <w:trPr>
+          <w:trHeight w:val="300"/>
+        </w:trPr>
+        <w:tc>
+          <w:tcPr>
+            <w:cnfStyle w:val="001000000000" w:firstRow="0" w:lastRow="0" w:firstColumn="1" w:lastColumn="0" w:oddVBand="0" w:evenVBand="0" w:oddHBand="0" w:evenHBand="0" w:firstRowFirstColumn="0" w:firstRowLastColumn="0" w:lastRowFirstColumn="0" w:lastRowLastColumn="0"/>
+            <w:tcW w:w="1200" w:type="dxa"/>
+            <w:noWrap/>
+            <w:hideMark/>
+          </w:tcPr>
+          <w:p>
+            <w:pPr>
+              <w:rPr>
+                <w:rFonts w:ascii="Calibri" w:eastAsia="Times New Roman" w:hAnsi="Calibri" w:cs="Calibri"/>
+                <w:color w:val="000000"/>
+                <w:lang w:val="en-US" w:eastAsia="es-VE"/>
+              </w:rPr>
+            </w:pPr>
+            <w:r>
+              <w:rPr>
+                <w:rFonts w:ascii="Calibri" w:eastAsia="Times New Roman" w:hAnsi="Calibri" w:cs="Calibri"/>
+                <w:color w:val="000000"/>
+                <w:lang w:val="en-US" w:eastAsia="es-VE"/>
+              </w:rPr>
+              <w:t>USA</w:t>
+            </w:r>
+          </w:p>
+        </w:tc>
+        <w:tc>
+          <w:tcPr>
+            <w:tcW w:w="2339" w:type="dxa"/>
+            <w:noWrap/>
+            <w:hideMark/>
+          </w:tcPr>
+          <w:p>
+            <w:pPr>
+              <w:cnfStyle w:val="000000000000" w:firstRow="0" w:lastRow="0" w:firstColumn="0" w:lastColumn="0" w:oddVBand="0" w:evenVBand="0" w:oddHBand="0" w:evenHBand="0" w:firstRowFirstColumn="0" w:firstRowLastColumn="0" w:lastRowFirstColumn="0" w:lastRowLastColumn="0"/>
+              <w:rPr>
+                <w:rFonts w:ascii="Calibri" w:eastAsia="Times New Roman" w:hAnsi="Calibri" w:cs="Calibri"/>
+                <w:color w:val="000000"/>
+                <w:lang w:val="en-US" w:eastAsia="es-VE"/>
+              </w:rPr>
+            </w:pPr>
+            <w:r>
+              <w:rPr>
+                <w:rFonts w:ascii="Calibri" w:eastAsia="Times New Roman" w:hAnsi="Calibri" w:cs="Calibri"/>
+                <w:color w:val="000000"/>
+                <w:lang w:val="en-US" w:eastAsia="es-VE"/>
+              </w:rPr>
+              <w:t>New Jersey</w:t>
+            </w:r>
+          </w:p>
+        </w:tc>
+      </w:tr>
+      <w:tr>
+        <w:trPr>
+          <w:trHeight w:val="300"/>
+        </w:trPr>
+        <w:tc>
+          <w:tcPr>
+            <w:cnfStyle w:val="001000000000" w:firstRow="0" w:lastRow="0" w:firstColumn="1" w:lastColumn="0" w:oddVBand="0" w:evenVBand="0" w:oddHBand="0" w:evenHBand="0" w:firstRowFirstColumn="0" w:firstRowLastColumn="0" w:lastRowFirstColumn="0" w:lastRowLastColumn="0"/>
+            <w:tcW w:w="1200" w:type="dxa"/>
+            <w:shd w:val="clear" w:color="auto" w:fill="FFFF00"/>
+            <w:noWrap/>
+            <w:hideMark/>
+          </w:tcPr>
+          <w:p>
+            <w:pPr>
+              <w:rPr>
+                <w:rFonts w:ascii="Calibri" w:eastAsia="Times New Roman" w:hAnsi="Calibri" w:cs="Calibri"/>
+                <w:color w:val="000000"/>
+                <w:lang w:val="en-US" w:eastAsia="es-VE"/>
+              </w:rPr>
+            </w:pPr>
+            <w:r>
+              <w:rPr>
+                <w:rFonts w:ascii="Calibri" w:eastAsia="Times New Roman" w:hAnsi="Calibri" w:cs="Calibri"/>
+                <w:color w:val="000000"/>
+                <w:lang w:val="en-US" w:eastAsia="es-VE"/>
+              </w:rPr>
+              <w:t>NULL</w:t>
+            </w:r>
+          </w:p>
+        </w:tc>
+        <w:tc>
+          <w:tcPr>
+            <w:tcW w:w="2339" w:type="dxa"/>
+            <w:noWrap/>
+            <w:hideMark/>
+          </w:tcPr>
+          <w:p>
+            <w:pPr>
+              <w:cnfStyle w:val="000000000000" w:firstRow="0" w:lastRow="0" w:firstColumn="0" w:lastColumn="0" w:oddVBand="0" w:evenVBand="0" w:oddHBand="0" w:evenHBand="0" w:firstRowFirstColumn="0" w:firstRowLastColumn="0" w:lastRowFirstColumn="0" w:lastRowLastColumn="0"/>
+              <w:rPr>
+                <w:rFonts w:ascii="Calibri" w:eastAsia="Times New Roman" w:hAnsi="Calibri" w:cs="Calibri"/>
+                <w:color w:val="000000"/>
+                <w:lang w:val="en-US" w:eastAsia="es-VE"/>
+              </w:rPr>
+            </w:pPr>
+            <w:r>
+              <w:rPr>
+                <w:rFonts w:ascii="Calibri" w:eastAsia="Times New Roman" w:hAnsi="Calibri" w:cs="Calibri"/>
+                <w:color w:val="000000"/>
+                <w:lang w:val="en-US" w:eastAsia="es-VE"/>
+              </w:rPr>
+              <w:t>New Mexico</w:t>
+            </w:r>
+          </w:p>
+        </w:tc>
+      </w:tr>
+      <w:tr>
+        <w:trPr>
+          <w:trHeight w:val="300"/>
+        </w:trPr>
+        <w:tc>
+          <w:tcPr>
+            <w:cnfStyle w:val="001000000000" w:firstRow="0" w:lastRow="0" w:firstColumn="1" w:lastColumn="0" w:oddVBand="0" w:evenVBand="0" w:oddHBand="0" w:evenHBand="0" w:firstRowFirstColumn="0" w:firstRowLastColumn="0" w:lastRowFirstColumn="0" w:lastRowLastColumn="0"/>
+            <w:tcW w:w="1200" w:type="dxa"/>
+            <w:noWrap/>
+            <w:hideMark/>
+          </w:tcPr>
+          <w:p>
+            <w:pPr>
+              <w:rPr>
+                <w:rFonts w:ascii="Calibri" w:eastAsia="Times New Roman" w:hAnsi="Calibri" w:cs="Calibri"/>
+                <w:color w:val="000000"/>
+                <w:lang w:val="en-US" w:eastAsia="es-VE"/>
+              </w:rPr>
+            </w:pPr>
+            <w:r>
+              <w:rPr>
+                <w:rFonts w:ascii="Calibri" w:eastAsia="Times New Roman" w:hAnsi="Calibri" w:cs="Calibri"/>
+                <w:color w:val="000000"/>
+                <w:lang w:val="en-US" w:eastAsia="es-VE"/>
+              </w:rPr>
+              <w:lastRenderedPageBreak/>
+              <w:t>USA</w:t>
+            </w:r>
+          </w:p>
+        </w:tc>
+        <w:tc>
+          <w:tcPr>
+            <w:tcW w:w="2339" w:type="dxa"/>
+            <w:noWrap/>
+            <w:hideMark/>
+          </w:tcPr>
+          <w:p>
+            <w:pPr>
+              <w:cnfStyle w:val="000000000000" w:firstRow="0" w:lastRow="0" w:firstColumn="0" w:lastColumn="0" w:oddVBand="0" w:evenVBand="0" w:oddHBand="0" w:evenHBand="0" w:firstRowFirstColumn="0" w:firstRowLastColumn="0" w:lastRowFirstColumn="0" w:lastRowLastColumn="0"/>
+              <w:rPr>
+                <w:rFonts w:ascii="Calibri" w:eastAsia="Times New Roman" w:hAnsi="Calibri" w:cs="Calibri"/>
+                <w:color w:val="000000"/>
+                <w:lang w:val="en-US" w:eastAsia="es-VE"/>
+              </w:rPr>
+            </w:pPr>
+            <w:r>
+              <w:rPr>
+                <w:rFonts w:ascii="Calibri" w:eastAsia="Times New Roman" w:hAnsi="Calibri" w:cs="Calibri"/>
+                <w:color w:val="000000"/>
+                <w:lang w:val="en-US" w:eastAsia="es-VE"/>
+              </w:rPr>
+              <w:t>New Mexico</w:t>
+            </w:r>
+          </w:p>
+        </w:tc>
+      </w:tr>
+      <w:tr>
+        <w:trPr>
+          <w:trHeight w:val="300"/>
+        </w:trPr>
+        <w:tc>
+          <w:tcPr>
+            <w:cnfStyle w:val="001000000000" w:firstRow="0" w:lastRow="0" w:firstColumn="1" w:lastColumn="0" w:oddVBand="0" w:evenVBand="0" w:oddHBand="0" w:evenHBand="0" w:firstRowFirstColumn="0" w:firstRowLastColumn="0" w:lastRowFirstColumn="0" w:lastRowLastColumn="0"/>
+            <w:tcW w:w="1200" w:type="dxa"/>
+            <w:shd w:val="clear" w:color="auto" w:fill="FFFF00"/>
+            <w:noWrap/>
+            <w:hideMark/>
+          </w:tcPr>
+          <w:p>
+            <w:pPr>
+              <w:rPr>
+                <w:rFonts w:ascii="Calibri" w:eastAsia="Times New Roman" w:hAnsi="Calibri" w:cs="Calibri"/>
+                <w:color w:val="000000"/>
+                <w:lang w:val="en-US" w:eastAsia="es-VE"/>
+              </w:rPr>
+            </w:pPr>
+            <w:r>
+              <w:rPr>
+                <w:rFonts w:ascii="Calibri" w:eastAsia="Times New Roman" w:hAnsi="Calibri" w:cs="Calibri"/>
+                <w:color w:val="000000"/>
+                <w:lang w:val="en-US" w:eastAsia="es-VE"/>
+              </w:rPr>
+              <w:t>NULL</w:t>
+            </w:r>
+          </w:p>
+        </w:tc>
+        <w:tc>
+          <w:tcPr>
+            <w:tcW w:w="2339" w:type="dxa"/>
+            <w:noWrap/>
+            <w:hideMark/>
+          </w:tcPr>
+          <w:p>
+            <w:pPr>
+              <w:cnfStyle w:val="000000000000" w:firstRow="0" w:lastRow="0" w:firstColumn="0" w:lastColumn="0" w:oddVBand="0" w:evenVBand="0" w:oddHBand="0" w:evenHBand="0" w:firstRowFirstColumn="0" w:firstRowLastColumn="0" w:lastRowFirstColumn="0" w:lastRowLastColumn="0"/>
+              <w:rPr>
+                <w:rFonts w:ascii="Calibri" w:eastAsia="Times New Roman" w:hAnsi="Calibri" w:cs="Calibri"/>
+                <w:color w:val="000000"/>
+                <w:lang w:val="en-US" w:eastAsia="es-VE"/>
+              </w:rPr>
+            </w:pPr>
+            <w:r>
+              <w:rPr>
+                <w:rFonts w:ascii="Calibri" w:eastAsia="Times New Roman" w:hAnsi="Calibri" w:cs="Calibri"/>
+                <w:color w:val="000000"/>
+                <w:lang w:val="en-US" w:eastAsia="es-VE"/>
+              </w:rPr>
+              <w:t>New South Wales</w:t>
+            </w:r>
+          </w:p>
+        </w:tc>
+      </w:tr>
+      <w:tr>
+        <w:trPr>
+          <w:trHeight w:val="300"/>
+        </w:trPr>
+        <w:tc>
+          <w:tcPr>
+            <w:cnfStyle w:val="001000000000" w:firstRow="0" w:lastRow="0" w:firstColumn="1" w:lastColumn="0" w:oddVBand="0" w:evenVBand="0" w:oddHBand="0" w:evenHBand="0" w:firstRowFirstColumn="0" w:firstRowLastColumn="0" w:lastRowFirstColumn="0" w:lastRowLastColumn="0"/>
+            <w:tcW w:w="1200" w:type="dxa"/>
+            <w:noWrap/>
+            <w:hideMark/>
+          </w:tcPr>
+          <w:p>
+            <w:pPr>
+              <w:rPr>
+                <w:rFonts w:ascii="Calibri" w:eastAsia="Times New Roman" w:hAnsi="Calibri" w:cs="Calibri"/>
+                <w:color w:val="000000"/>
+                <w:lang w:val="en-US" w:eastAsia="es-VE"/>
+              </w:rPr>
+            </w:pPr>
+            <w:r>
+              <w:rPr>
+                <w:rFonts w:ascii="Calibri" w:eastAsia="Times New Roman" w:hAnsi="Calibri" w:cs="Calibri"/>
+                <w:color w:val="000000"/>
+                <w:lang w:val="en-US" w:eastAsia="es-VE"/>
+              </w:rPr>
+              <w:t>Australia</w:t>
+            </w:r>
+          </w:p>
+        </w:tc>
+        <w:tc>
+          <w:tcPr>
+            <w:tcW w:w="2339" w:type="dxa"/>
+            <w:noWrap/>
+            <w:hideMark/>
+          </w:tcPr>
+          <w:p>
+            <w:pPr>
+              <w:cnfStyle w:val="000000000000" w:firstRow="0" w:lastRow="0" w:firstColumn="0" w:lastColumn="0" w:oddVBand="0" w:evenVBand="0" w:oddHBand="0" w:evenHBand="0" w:firstRowFirstColumn="0" w:firstRowLastColumn="0" w:lastRowFirstColumn="0" w:lastRowLastColumn="0"/>
+              <w:rPr>
+                <w:rFonts w:ascii="Calibri" w:eastAsia="Times New Roman" w:hAnsi="Calibri" w:cs="Calibri"/>
+                <w:color w:val="000000"/>
+                <w:lang w:val="en-US" w:eastAsia="es-VE"/>
+              </w:rPr>
+            </w:pPr>
+            <w:r>
+              <w:rPr>
+                <w:rFonts w:ascii="Calibri" w:eastAsia="Times New Roman" w:hAnsi="Calibri" w:cs="Calibri"/>
+                <w:color w:val="000000"/>
+                <w:lang w:val="en-US" w:eastAsia="es-VE"/>
+              </w:rPr>
+              <w:t>New South Wales</w:t>
+            </w:r>
+          </w:p>
+        </w:tc>
+      </w:tr>
+      <w:tr>
+        <w:trPr>
+          <w:trHeight w:val="300"/>
+        </w:trPr>
+        <w:tc>
+          <w:tcPr>
+            <w:cnfStyle w:val="001000000000" w:firstRow="0" w:lastRow="0" w:firstColumn="1" w:lastColumn="0" w:oddVBand="0" w:evenVBand="0" w:oddHBand="0" w:evenHBand="0" w:firstRowFirstColumn="0" w:firstRowLastColumn="0" w:lastRowFirstColumn="0" w:lastRowLastColumn="0"/>
+            <w:tcW w:w="1200" w:type="dxa"/>
+            <w:shd w:val="clear" w:color="auto" w:fill="FFFF00"/>
+            <w:noWrap/>
+            <w:hideMark/>
+          </w:tcPr>
+          <w:p>
+            <w:pPr>
+              <w:rPr>
+                <w:rFonts w:ascii="Calibri" w:eastAsia="Times New Roman" w:hAnsi="Calibri" w:cs="Calibri"/>
+                <w:color w:val="000000"/>
+                <w:lang w:val="en-US" w:eastAsia="es-VE"/>
+              </w:rPr>
+            </w:pPr>
+            <w:r>
+              <w:rPr>
+                <w:rFonts w:ascii="Calibri" w:eastAsia="Times New Roman" w:hAnsi="Calibri" w:cs="Calibri"/>
+                <w:color w:val="000000"/>
+                <w:lang w:val="en-US" w:eastAsia="es-VE"/>
+              </w:rPr>
+              <w:t>NULL</w:t>
+            </w:r>
+          </w:p>
+        </w:tc>
+        <w:tc>
+          <w:tcPr>
+            <w:tcW w:w="2339" w:type="dxa"/>
+            <w:noWrap/>
+            <w:hideMark/>
+          </w:tcPr>
+          <w:p>
+            <w:pPr>
+              <w:cnfStyle w:val="000000000000" w:firstRow="0" w:lastRow="0" w:firstColumn="0" w:lastColumn="0" w:oddVBand="0" w:evenVBand="0" w:oddHBand="0" w:evenHBand="0" w:firstRowFirstColumn="0" w:firstRowLastColumn="0" w:lastRowFirstColumn="0" w:lastRowLastColumn="0"/>
+              <w:rPr>
+                <w:rFonts w:ascii="Calibri" w:eastAsia="Times New Roman" w:hAnsi="Calibri" w:cs="Calibri"/>
+                <w:color w:val="000000"/>
+                <w:lang w:val="en-US" w:eastAsia="es-VE"/>
+              </w:rPr>
+            </w:pPr>
+            <w:r>
+              <w:rPr>
+                <w:rFonts w:ascii="Calibri" w:eastAsia="Times New Roman" w:hAnsi="Calibri" w:cs="Calibri"/>
+                <w:color w:val="000000"/>
+                <w:lang w:val="en-US" w:eastAsia="es-VE"/>
+              </w:rPr>
+              <w:t>New York</w:t>
+            </w:r>
+          </w:p>
+        </w:tc>
+      </w:tr>
+      <w:tr>
+        <w:trPr>
+          <w:trHeight w:val="300"/>
+        </w:trPr>
+        <w:tc>
+          <w:tcPr>
+            <w:cnfStyle w:val="001000000000" w:firstRow="0" w:lastRow="0" w:firstColumn="1" w:lastColumn="0" w:oddVBand="0" w:evenVBand="0" w:oddHBand="0" w:evenHBand="0" w:firstRowFirstColumn="0" w:firstRowLastColumn="0" w:lastRowFirstColumn="0" w:lastRowLastColumn="0"/>
+            <w:tcW w:w="1200" w:type="dxa"/>
+            <w:noWrap/>
+            <w:hideMark/>
+          </w:tcPr>
+          <w:p>
+            <w:pPr>
+              <w:rPr>
+                <w:rFonts w:ascii="Calibri" w:eastAsia="Times New Roman" w:hAnsi="Calibri" w:cs="Calibri"/>
+                <w:color w:val="000000"/>
+                <w:lang w:val="en-US" w:eastAsia="es-VE"/>
+              </w:rPr>
+            </w:pPr>
+            <w:r>
+              <w:rPr>
+                <w:rFonts w:ascii="Calibri" w:eastAsia="Times New Roman" w:hAnsi="Calibri" w:cs="Calibri"/>
+                <w:color w:val="000000"/>
+                <w:lang w:val="en-US" w:eastAsia="es-VE"/>
+              </w:rPr>
+              <w:t>USA</w:t>
+            </w:r>
+          </w:p>
+        </w:tc>
+        <w:tc>
+          <w:tcPr>
+            <w:tcW w:w="2339" w:type="dxa"/>
+            <w:noWrap/>
+            <w:hideMark/>
+          </w:tcPr>
+          <w:p>
+            <w:pPr>
+              <w:cnfStyle w:val="000000000000" w:firstRow="0" w:lastRow="0" w:firstColumn="0" w:lastColumn="0" w:oddVBand="0" w:evenVBand="0" w:oddHBand="0" w:evenHBand="0" w:firstRowFirstColumn="0" w:firstRowLastColumn="0" w:lastRowFirstColumn="0" w:lastRowLastColumn="0"/>
+              <w:rPr>
+                <w:rFonts w:ascii="Calibri" w:eastAsia="Times New Roman" w:hAnsi="Calibri" w:cs="Calibri"/>
+                <w:color w:val="000000"/>
+                <w:lang w:val="en-US" w:eastAsia="es-VE"/>
+              </w:rPr>
+            </w:pPr>
+            <w:r>
+              <w:rPr>
+                <w:rFonts w:ascii="Calibri" w:eastAsia="Times New Roman" w:hAnsi="Calibri" w:cs="Calibri"/>
+                <w:color w:val="000000"/>
+                <w:lang w:val="en-US" w:eastAsia="es-VE"/>
+              </w:rPr>
+              <w:t>New York</w:t>
+            </w:r>
+          </w:p>
+        </w:tc>
+      </w:tr>
+      <w:tr>
+        <w:trPr>
+          <w:trHeight w:val="300"/>
+        </w:trPr>
+        <w:tc>
+          <w:tcPr>
+            <w:cnfStyle w:val="001000000000" w:firstRow="0" w:lastRow="0" w:firstColumn="1" w:lastColumn="0" w:oddVBand="0" w:evenVBand="0" w:oddHBand="0" w:evenHBand="0" w:firstRowFirstColumn="0" w:firstRowLastColumn="0" w:lastRowFirstColumn="0" w:lastRowLastColumn="0"/>
+            <w:tcW w:w="1200" w:type="dxa"/>
+            <w:shd w:val="clear" w:color="auto" w:fill="FFFF00"/>
+            <w:noWrap/>
+            <w:hideMark/>
+          </w:tcPr>
+          <w:p>
+            <w:pPr>
+              <w:rPr>
+                <w:rFonts w:ascii="Calibri" w:eastAsia="Times New Roman" w:hAnsi="Calibri" w:cs="Calibri"/>
+                <w:color w:val="000000"/>
+                <w:lang w:val="en-US" w:eastAsia="es-VE"/>
+              </w:rPr>
+            </w:pPr>
+            <w:r>
+              <w:rPr>
+                <w:rFonts w:ascii="Calibri" w:eastAsia="Times New Roman" w:hAnsi="Calibri" w:cs="Calibri"/>
+                <w:color w:val="000000"/>
+                <w:lang w:val="en-US" w:eastAsia="es-VE"/>
+              </w:rPr>
+              <w:t>NULL</w:t>
+            </w:r>
+          </w:p>
+        </w:tc>
+        <w:tc>
+          <w:tcPr>
+            <w:tcW w:w="2339" w:type="dxa"/>
+            <w:noWrap/>
+            <w:hideMark/>
+          </w:tcPr>
+          <w:p>
+            <w:pPr>
+              <w:cnfStyle w:val="000000000000" w:firstRow="0" w:lastRow="0" w:firstColumn="0" w:lastColumn="0" w:oddVBand="0" w:evenVBand="0" w:oddHBand="0" w:evenHBand="0" w:firstRowFirstColumn="0" w:firstRowLastColumn="0" w:lastRowFirstColumn="0" w:lastRowLastColumn="0"/>
+              <w:rPr>
+                <w:rFonts w:ascii="Calibri" w:eastAsia="Times New Roman" w:hAnsi="Calibri" w:cs="Calibri"/>
+                <w:color w:val="000000"/>
+                <w:lang w:val="en-US" w:eastAsia="es-VE"/>
+              </w:rPr>
+            </w:pPr>
+            <w:r>
+              <w:rPr>
+                <w:rFonts w:ascii="Calibri" w:eastAsia="Times New Roman" w:hAnsi="Calibri" w:cs="Calibri"/>
+                <w:color w:val="000000"/>
+                <w:lang w:val="en-US" w:eastAsia="es-VE"/>
+              </w:rPr>
+              <w:t>North Dakota</w:t>
+            </w:r>
+          </w:p>
+        </w:tc>
+      </w:tr>
+      <w:tr>
+        <w:trPr>
+          <w:trHeight w:val="300"/>
+        </w:trPr>
+        <w:tc>
+          <w:tcPr>
+            <w:cnfStyle w:val="001000000000" w:firstRow="0" w:lastRow="0" w:firstColumn="1" w:lastColumn="0" w:oddVBand="0" w:evenVBand="0" w:oddHBand="0" w:evenHBand="0" w:firstRowFirstColumn="0" w:firstRowLastColumn="0" w:lastRowFirstColumn="0" w:lastRowLastColumn="0"/>
+            <w:tcW w:w="1200" w:type="dxa"/>
+            <w:noWrap/>
+            <w:hideMark/>
+          </w:tcPr>
+          <w:p>
+            <w:pPr>
+              <w:rPr>
+                <w:rFonts w:ascii="Calibri" w:eastAsia="Times New Roman" w:hAnsi="Calibri" w:cs="Calibri"/>
+                <w:color w:val="000000"/>
+                <w:lang w:val="en-US" w:eastAsia="es-VE"/>
+              </w:rPr>
+            </w:pPr>
+            <w:r>
+              <w:rPr>
+                <w:rFonts w:ascii="Calibri" w:eastAsia="Times New Roman" w:hAnsi="Calibri" w:cs="Calibri"/>
+                <w:color w:val="000000"/>
+                <w:lang w:val="en-US" w:eastAsia="es-VE"/>
+              </w:rPr>
+              <w:t>USA</w:t>
+            </w:r>
+          </w:p>
+        </w:tc>
+        <w:tc>
+          <w:tcPr>
+            <w:tcW w:w="2339" w:type="dxa"/>
+            <w:noWrap/>
+            <w:hideMark/>
+          </w:tcPr>
+          <w:p>
+            <w:pPr>
+              <w:cnfStyle w:val="000000000000" w:firstRow="0" w:lastRow="0" w:firstColumn="0" w:lastColumn="0" w:oddVBand="0" w:evenVBand="0" w:oddHBand="0" w:evenHBand="0" w:firstRowFirstColumn="0" w:firstRowLastColumn="0" w:lastRowFirstColumn="0" w:lastRowLastColumn="0"/>
+              <w:rPr>
+                <w:rFonts w:ascii="Calibri" w:eastAsia="Times New Roman" w:hAnsi="Calibri" w:cs="Calibri"/>
+                <w:color w:val="000000"/>
+                <w:lang w:val="en-US" w:eastAsia="es-VE"/>
+              </w:rPr>
+            </w:pPr>
+            <w:r>
+              <w:rPr>
+                <w:rFonts w:ascii="Calibri" w:eastAsia="Times New Roman" w:hAnsi="Calibri" w:cs="Calibri"/>
+                <w:color w:val="000000"/>
+                <w:lang w:val="en-US" w:eastAsia="es-VE"/>
+              </w:rPr>
+              <w:t>North Dakota</w:t>
+            </w:r>
+          </w:p>
+        </w:tc>
+      </w:tr>
+      <w:tr>
+        <w:trPr>
+          <w:trHeight w:val="300"/>
+        </w:trPr>
+        <w:tc>
+          <w:tcPr>
+            <w:cnfStyle w:val="001000000000" w:firstRow="0" w:lastRow="0" w:firstColumn="1" w:lastColumn="0" w:oddVBand="0" w:evenVBand="0" w:oddHBand="0" w:evenHBand="0" w:firstRowFirstColumn="0" w:firstRowLastColumn="0" w:lastRowFirstColumn="0" w:lastRowLastColumn="0"/>
+            <w:tcW w:w="1200" w:type="dxa"/>
+            <w:shd w:val="clear" w:color="auto" w:fill="FFFF00"/>
+            <w:noWrap/>
+            <w:hideMark/>
+          </w:tcPr>
+          <w:p>
+            <w:pPr>
+              <w:rPr>
+                <w:rFonts w:ascii="Calibri" w:eastAsia="Times New Roman" w:hAnsi="Calibri" w:cs="Calibri"/>
+                <w:color w:val="000000"/>
+                <w:lang w:val="en-US" w:eastAsia="es-VE"/>
+              </w:rPr>
+            </w:pPr>
+            <w:r>
+              <w:rPr>
+                <w:rFonts w:ascii="Calibri" w:eastAsia="Times New Roman" w:hAnsi="Calibri" w:cs="Calibri"/>
+                <w:color w:val="000000"/>
+                <w:lang w:val="en-US" w:eastAsia="es-VE"/>
+              </w:rPr>
+              <w:t>NULL</w:t>
+            </w:r>
+          </w:p>
+        </w:tc>
+        <w:tc>
+          <w:tcPr>
+            <w:tcW w:w="2339" w:type="dxa"/>
+            <w:noWrap/>
+            <w:hideMark/>
+          </w:tcPr>
+          <w:p>
+            <w:pPr>
+              <w:cnfStyle w:val="000000000000" w:firstRow="0" w:lastRow="0" w:firstColumn="0" w:lastColumn="0" w:oddVBand="0" w:evenVBand="0" w:oddHBand="0" w:evenHBand="0" w:firstRowFirstColumn="0" w:firstRowLastColumn="0" w:lastRowFirstColumn="0" w:lastRowLastColumn="0"/>
+              <w:rPr>
+                <w:rFonts w:ascii="Calibri" w:eastAsia="Times New Roman" w:hAnsi="Calibri" w:cs="Calibri"/>
+                <w:color w:val="000000"/>
+                <w:lang w:val="en-US" w:eastAsia="es-VE"/>
+              </w:rPr>
+            </w:pPr>
+            <w:r>
+              <w:rPr>
+                <w:rFonts w:ascii="Calibri" w:eastAsia="Times New Roman" w:hAnsi="Calibri" w:cs="Calibri"/>
+                <w:color w:val="000000"/>
+                <w:lang w:val="en-US" w:eastAsia="es-VE"/>
+              </w:rPr>
+              <w:t>Ohio</w:t>
+            </w:r>
+          </w:p>
+        </w:tc>
+      </w:tr>
+      <w:tr>
+        <w:trPr>
+          <w:trHeight w:val="300"/>
+        </w:trPr>
+        <w:tc>
+          <w:tcPr>
+            <w:cnfStyle w:val="001000000000" w:firstRow="0" w:lastRow="0" w:firstColumn="1" w:lastColumn="0" w:oddVBand="0" w:evenVBand="0" w:oddHBand="0" w:evenHBand="0" w:firstRowFirstColumn="0" w:firstRowLastColumn="0" w:lastRowFirstColumn="0" w:lastRowLastColumn="0"/>
+            <w:tcW w:w="1200" w:type="dxa"/>
+            <w:noWrap/>
+            <w:hideMark/>
+          </w:tcPr>
+          <w:p>
+            <w:pPr>
+              <w:rPr>
+                <w:rFonts w:ascii="Calibri" w:eastAsia="Times New Roman" w:hAnsi="Calibri" w:cs="Calibri"/>
+                <w:color w:val="000000"/>
+                <w:lang w:val="en-US" w:eastAsia="es-VE"/>
+              </w:rPr>
+            </w:pPr>
+            <w:r>
+              <w:rPr>
+                <w:rFonts w:ascii="Calibri" w:eastAsia="Times New Roman" w:hAnsi="Calibri" w:cs="Calibri"/>
+                <w:color w:val="000000"/>
+                <w:lang w:val="en-US" w:eastAsia="es-VE"/>
+              </w:rPr>
+              <w:t>USA</w:t>
+            </w:r>
+          </w:p>
+        </w:tc>
+        <w:tc>
+          <w:tcPr>
+            <w:tcW w:w="2339" w:type="dxa"/>
+            <w:noWrap/>
+            <w:hideMark/>
+          </w:tcPr>
+          <w:p>
+            <w:pPr>
+              <w:cnfStyle w:val="000000000000" w:firstRow="0" w:lastRow="0" w:firstColumn="0" w:lastColumn="0" w:oddVBand="0" w:evenVBand="0" w:oddHBand="0" w:evenHBand="0" w:firstRowFirstColumn="0" w:firstRowLastColumn="0" w:lastRowFirstColumn="0" w:lastRowLastColumn="0"/>
+              <w:rPr>
+                <w:rFonts w:ascii="Calibri" w:eastAsia="Times New Roman" w:hAnsi="Calibri" w:cs="Calibri"/>
+                <w:color w:val="000000"/>
+                <w:lang w:val="en-US" w:eastAsia="es-VE"/>
+              </w:rPr>
+            </w:pPr>
+            <w:r>
+              <w:rPr>
+                <w:rFonts w:ascii="Calibri" w:eastAsia="Times New Roman" w:hAnsi="Calibri" w:cs="Calibri"/>
+                <w:color w:val="000000"/>
+                <w:lang w:val="en-US" w:eastAsia="es-VE"/>
+              </w:rPr>
+              <w:t>Ohio</w:t>
+            </w:r>
+          </w:p>
+        </w:tc>
+      </w:tr>
+      <w:tr>
+        <w:trPr>
+          <w:trHeight w:val="300"/>
+        </w:trPr>
+        <w:tc>
+          <w:tcPr>
+            <w:cnfStyle w:val="001000000000" w:firstRow="0" w:lastRow="0" w:firstColumn="1" w:lastColumn="0" w:oddVBand="0" w:evenVBand="0" w:oddHBand="0" w:evenHBand="0" w:firstRowFirstColumn="0" w:firstRowLastColumn="0" w:lastRowFirstColumn="0" w:lastRowLastColumn="0"/>
+            <w:tcW w:w="1200" w:type="dxa"/>
+            <w:shd w:val="clear" w:color="auto" w:fill="FFFF00"/>
+            <w:noWrap/>
+            <w:hideMark/>
+          </w:tcPr>
+          <w:p>
+            <w:pPr>
+              <w:rPr>
+                <w:rFonts w:ascii="Calibri" w:eastAsia="Times New Roman" w:hAnsi="Calibri" w:cs="Calibri"/>
+                <w:color w:val="000000"/>
+                <w:lang w:val="en-US" w:eastAsia="es-VE"/>
+              </w:rPr>
+            </w:pPr>
+            <w:r>
+              <w:rPr>
+                <w:rFonts w:ascii="Calibri" w:eastAsia="Times New Roman" w:hAnsi="Calibri" w:cs="Calibri"/>
+                <w:color w:val="000000"/>
+                <w:lang w:val="en-US" w:eastAsia="es-VE"/>
+              </w:rPr>
+              <w:t>NULL</w:t>
+            </w:r>
+          </w:p>
+        </w:tc>
+        <w:tc>
+          <w:tcPr>
+            <w:tcW w:w="2339" w:type="dxa"/>
+            <w:noWrap/>
+            <w:hideMark/>
+          </w:tcPr>
+          <w:p>
+            <w:pPr>
+              <w:cnfStyle w:val="000000000000" w:firstRow="0" w:lastRow="0" w:firstColumn="0" w:lastColumn="0" w:oddVBand="0" w:evenVBand="0" w:oddHBand="0" w:evenHBand="0" w:firstRowFirstColumn="0" w:firstRowLastColumn="0" w:lastRowFirstColumn="0" w:lastRowLastColumn="0"/>
+              <w:rPr>
+                <w:rFonts w:ascii="Calibri" w:eastAsia="Times New Roman" w:hAnsi="Calibri" w:cs="Calibri"/>
+                <w:color w:val="000000"/>
+                <w:lang w:val="en-US" w:eastAsia="es-VE"/>
+              </w:rPr>
+            </w:pPr>
+            <w:r>
+              <w:rPr>
+                <w:rFonts w:ascii="Calibri" w:eastAsia="Times New Roman" w:hAnsi="Calibri" w:cs="Calibri"/>
+                <w:color w:val="000000"/>
+                <w:lang w:val="en-US" w:eastAsia="es-VE"/>
+              </w:rPr>
+              <w:t>Oklahoma</w:t>
+            </w:r>
+          </w:p>
+        </w:tc>
+      </w:tr>
+      <w:tr>
+        <w:trPr>
+          <w:trHeight w:val="300"/>
+        </w:trPr>
+        <w:tc>
+          <w:tcPr>
+            <w:cnfStyle w:val="001000000000" w:firstRow="0" w:lastRow="0" w:firstColumn="1" w:lastColumn="0" w:oddVBand="0" w:evenVBand="0" w:oddHBand="0" w:evenHBand="0" w:firstRowFirstColumn="0" w:firstRowLastColumn="0" w:lastRowFirstColumn="0" w:lastRowLastColumn="0"/>
+            <w:tcW w:w="1200" w:type="dxa"/>
+            <w:noWrap/>
+            <w:hideMark/>
+          </w:tcPr>
+          <w:p>
+            <w:pPr>
+              <w:rPr>
+                <w:rFonts w:ascii="Calibri" w:eastAsia="Times New Roman" w:hAnsi="Calibri" w:cs="Calibri"/>
+                <w:color w:val="000000"/>
+                <w:lang w:val="en-US" w:eastAsia="es-VE"/>
+              </w:rPr>
+            </w:pPr>
+            <w:r>
+              <w:rPr>
+                <w:rFonts w:ascii="Calibri" w:eastAsia="Times New Roman" w:hAnsi="Calibri" w:cs="Calibri"/>
+                <w:color w:val="000000"/>
+                <w:lang w:val="en-US" w:eastAsia="es-VE"/>
+              </w:rPr>
+              <w:t>USA</w:t>
+            </w:r>
+          </w:p>
+        </w:tc>
+        <w:tc>
+          <w:tcPr>
+            <w:tcW w:w="2339" w:type="dxa"/>
+            <w:noWrap/>
+            <w:hideMark/>
+          </w:tcPr>
+          <w:p>
+            <w:pPr>
+              <w:cnfStyle w:val="000000000000" w:firstRow="0" w:lastRow="0" w:firstColumn="0" w:lastColumn="0" w:oddVBand="0" w:evenVBand="0" w:oddHBand="0" w:evenHBand="0" w:firstRowFirstColumn="0" w:firstRowLastColumn="0" w:lastRowFirstColumn="0" w:lastRowLastColumn="0"/>
+              <w:rPr>
+                <w:rFonts w:ascii="Calibri" w:eastAsia="Times New Roman" w:hAnsi="Calibri" w:cs="Calibri"/>
+                <w:color w:val="000000"/>
+                <w:lang w:val="en-US" w:eastAsia="es-VE"/>
+              </w:rPr>
+            </w:pPr>
+            <w:r>
+              <w:rPr>
+                <w:rFonts w:ascii="Calibri" w:eastAsia="Times New Roman" w:hAnsi="Calibri" w:cs="Calibri"/>
+                <w:color w:val="000000"/>
+                <w:lang w:val="en-US" w:eastAsia="es-VE"/>
+              </w:rPr>
+              <w:t>Oklahoma</w:t>
+            </w:r>
+          </w:p>
+        </w:tc>
+      </w:tr>
+      <w:tr>
+        <w:trPr>
+          <w:trHeight w:val="300"/>
+        </w:trPr>
+        <w:tc>
+          <w:tcPr>
+            <w:cnfStyle w:val="001000000000" w:firstRow="0" w:lastRow="0" w:firstColumn="1" w:lastColumn="0" w:oddVBand="0" w:evenVBand="0" w:oddHBand="0" w:evenHBand="0" w:firstRowFirstColumn="0" w:firstRowLastColumn="0" w:lastRowFirstColumn="0" w:lastRowLastColumn="0"/>
+            <w:tcW w:w="1200" w:type="dxa"/>
+            <w:shd w:val="clear" w:color="auto" w:fill="FFFF00"/>
+            <w:noWrap/>
+            <w:hideMark/>
+          </w:tcPr>
+          <w:p>
+            <w:pPr>
+              <w:rPr>
+                <w:rFonts w:ascii="Calibri" w:eastAsia="Times New Roman" w:hAnsi="Calibri" w:cs="Calibri"/>
+                <w:color w:val="000000"/>
+                <w:lang w:val="en-US" w:eastAsia="es-VE"/>
+              </w:rPr>
+            </w:pPr>
+            <w:r>
+              <w:rPr>
+                <w:rFonts w:ascii="Calibri" w:eastAsia="Times New Roman" w:hAnsi="Calibri" w:cs="Calibri"/>
+                <w:color w:val="000000"/>
+                <w:lang w:val="en-US" w:eastAsia="es-VE"/>
+              </w:rPr>
+              <w:t>NULL</w:t>
+            </w:r>
+          </w:p>
+        </w:tc>
+        <w:tc>
+          <w:tcPr>
+            <w:tcW w:w="2339" w:type="dxa"/>
+            <w:noWrap/>
+            <w:hideMark/>
+          </w:tcPr>
+          <w:p>
+            <w:pPr>
+              <w:cnfStyle w:val="000000000000" w:firstRow="0" w:lastRow="0" w:firstColumn="0" w:lastColumn="0" w:oddVBand="0" w:evenVBand="0" w:oddHBand="0" w:evenHBand="0" w:firstRowFirstColumn="0" w:firstRowLastColumn="0" w:lastRowFirstColumn="0" w:lastRowLastColumn="0"/>
+              <w:rPr>
+                <w:rFonts w:ascii="Calibri" w:eastAsia="Times New Roman" w:hAnsi="Calibri" w:cs="Calibri"/>
+                <w:color w:val="000000"/>
+                <w:lang w:val="en-US" w:eastAsia="es-VE"/>
+              </w:rPr>
+            </w:pPr>
+            <w:r>
+              <w:rPr>
+                <w:rFonts w:ascii="Calibri" w:eastAsia="Times New Roman" w:hAnsi="Calibri" w:cs="Calibri"/>
+                <w:color w:val="000000"/>
+                <w:lang w:val="en-US" w:eastAsia="es-VE"/>
+              </w:rPr>
+              <w:t>Ontario</w:t>
+            </w:r>
+          </w:p>
+        </w:tc>
+      </w:tr>
+      <w:tr>
+        <w:trPr>
+          <w:trHeight w:val="300"/>
+        </w:trPr>
+        <w:tc>
+          <w:tcPr>
+            <w:cnfStyle w:val="001000000000" w:firstRow="0" w:lastRow="0" w:firstColumn="1" w:lastColumn="0" w:oddVBand="0" w:evenVBand="0" w:oddHBand="0" w:evenHBand="0" w:firstRowFirstColumn="0" w:firstRowLastColumn="0" w:lastRowFirstColumn="0" w:lastRowLastColumn="0"/>
+            <w:tcW w:w="1200" w:type="dxa"/>
+            <w:noWrap/>
+            <w:hideMark/>
+          </w:tcPr>
+          <w:p>
+            <w:pPr>
+              <w:rPr>
+                <w:rFonts w:ascii="Calibri" w:eastAsia="Times New Roman" w:hAnsi="Calibri" w:cs="Calibri"/>
+                <w:color w:val="000000"/>
+                <w:lang w:val="en-US" w:eastAsia="es-VE"/>
+              </w:rPr>
+            </w:pPr>
+            <w:r>
+              <w:rPr>
+                <w:rFonts w:ascii="Calibri" w:eastAsia="Times New Roman" w:hAnsi="Calibri" w:cs="Calibri"/>
+                <w:color w:val="000000"/>
+                <w:lang w:val="en-US" w:eastAsia="es-VE"/>
+              </w:rPr>
+              <w:t>Canada</w:t>
+            </w:r>
+          </w:p>
+        </w:tc>
+        <w:tc>
+          <w:tcPr>
+            <w:tcW w:w="2339" w:type="dxa"/>
+            <w:noWrap/>
+            <w:hideMark/>
+          </w:tcPr>
+          <w:p>
+            <w:pPr>
+              <w:cnfStyle w:val="000000000000" w:firstRow="0" w:lastRow="0" w:firstColumn="0" w:lastColumn="0" w:oddVBand="0" w:evenVBand="0" w:oddHBand="0" w:evenHBand="0" w:firstRowFirstColumn="0" w:firstRowLastColumn="0" w:lastRowFirstColumn="0" w:lastRowLastColumn="0"/>
+              <w:rPr>
+                <w:rFonts w:ascii="Calibri" w:eastAsia="Times New Roman" w:hAnsi="Calibri" w:cs="Calibri"/>
+                <w:color w:val="000000"/>
+                <w:lang w:val="en-US" w:eastAsia="es-VE"/>
+              </w:rPr>
+            </w:pPr>
+            <w:r>
+              <w:rPr>
+                <w:rFonts w:ascii="Calibri" w:eastAsia="Times New Roman" w:hAnsi="Calibri" w:cs="Calibri"/>
+                <w:color w:val="000000"/>
+                <w:lang w:val="en-US" w:eastAsia="es-VE"/>
+              </w:rPr>
+              <w:t>Ontario</w:t>
+            </w:r>
+          </w:p>
+        </w:tc>
+      </w:tr>
+      <w:tr>
+        <w:trPr>
+          <w:trHeight w:val="300"/>
+        </w:trPr>
+        <w:tc>
+          <w:tcPr>
+            <w:cnfStyle w:val="001000000000" w:firstRow="0" w:lastRow="0" w:firstColumn="1" w:lastColumn="0" w:oddVBand="0" w:evenVBand="0" w:oddHBand="0" w:evenHBand="0" w:firstRowFirstColumn="0" w:firstRowLastColumn="0" w:lastRowFirstColumn="0" w:lastRowLastColumn="0"/>
+            <w:tcW w:w="1200" w:type="dxa"/>
+            <w:shd w:val="clear" w:color="auto" w:fill="FFFF00"/>
+            <w:noWrap/>
+            <w:hideMark/>
+          </w:tcPr>
+          <w:p>
+            <w:pPr>
+              <w:rPr>
+                <w:rFonts w:ascii="Calibri" w:eastAsia="Times New Roman" w:hAnsi="Calibri" w:cs="Calibri"/>
+                <w:color w:val="000000"/>
+                <w:lang w:val="en-US" w:eastAsia="es-VE"/>
+              </w:rPr>
+            </w:pPr>
+            <w:r>
+              <w:rPr>
+                <w:rFonts w:ascii="Calibri" w:eastAsia="Times New Roman" w:hAnsi="Calibri" w:cs="Calibri"/>
+                <w:color w:val="000000"/>
+                <w:lang w:val="en-US" w:eastAsia="es-VE"/>
+              </w:rPr>
+              <w:t>NULL</w:t>
+            </w:r>
+          </w:p>
+        </w:tc>
+        <w:tc>
+          <w:tcPr>
+            <w:tcW w:w="2339" w:type="dxa"/>
+            <w:noWrap/>
+            <w:hideMark/>
+          </w:tcPr>
+          <w:p>
+            <w:pPr>
+              <w:cnfStyle w:val="000000000000" w:firstRow="0" w:lastRow="0" w:firstColumn="0" w:lastColumn="0" w:oddVBand="0" w:evenVBand="0" w:oddHBand="0" w:evenHBand="0" w:firstRowFirstColumn="0" w:firstRowLastColumn="0" w:lastRowFirstColumn="0" w:lastRowLastColumn="0"/>
+              <w:rPr>
+                <w:rFonts w:ascii="Calibri" w:eastAsia="Times New Roman" w:hAnsi="Calibri" w:cs="Calibri"/>
+                <w:color w:val="000000"/>
+                <w:lang w:val="en-US" w:eastAsia="es-VE"/>
+              </w:rPr>
+            </w:pPr>
+            <w:r>
+              <w:rPr>
+                <w:rFonts w:ascii="Calibri" w:eastAsia="Times New Roman" w:hAnsi="Calibri" w:cs="Calibri"/>
+                <w:color w:val="000000"/>
+                <w:lang w:val="en-US" w:eastAsia="es-VE"/>
+              </w:rPr>
+              <w:t>Oregon</w:t>
+            </w:r>
+          </w:p>
+        </w:tc>
+      </w:tr>
+      <w:tr>
+        <w:trPr>
+          <w:trHeight w:val="300"/>
+        </w:trPr>
+        <w:tc>
+          <w:tcPr>
+            <w:cnfStyle w:val="001000000000" w:firstRow="0" w:lastRow="0" w:firstColumn="1" w:lastColumn="0" w:oddVBand="0" w:evenVBand="0" w:oddHBand="0" w:evenHBand="0" w:firstRowFirstColumn="0" w:firstRowLastColumn="0" w:lastRowFirstColumn="0" w:lastRowLastColumn="0"/>
+            <w:tcW w:w="1200" w:type="dxa"/>
+            <w:noWrap/>
+            <w:hideMark/>
+          </w:tcPr>
+          <w:p>
+            <w:pPr>
+              <w:rPr>
+                <w:rFonts w:ascii="Calibri" w:eastAsia="Times New Roman" w:hAnsi="Calibri" w:cs="Calibri"/>
+                <w:color w:val="000000"/>
+                <w:lang w:val="en-US" w:eastAsia="es-VE"/>
+              </w:rPr>
+            </w:pPr>
+            <w:r>
+              <w:rPr>
+                <w:rFonts w:ascii="Calibri" w:eastAsia="Times New Roman" w:hAnsi="Calibri" w:cs="Calibri"/>
+                <w:color w:val="000000"/>
+                <w:lang w:val="en-US" w:eastAsia="es-VE"/>
+              </w:rPr>
+              <w:t>USA</w:t>
+            </w:r>
+          </w:p>
+        </w:tc>
+        <w:tc>
+          <w:tcPr>
+            <w:tcW w:w="2339" w:type="dxa"/>
+            <w:noWrap/>
+            <w:hideMark/>
+          </w:tcPr>
+          <w:p>
+            <w:pPr>
+              <w:cnfStyle w:val="000000000000" w:firstRow="0" w:lastRow="0" w:firstColumn="0" w:lastColumn="0" w:oddVBand="0" w:evenVBand="0" w:oddHBand="0" w:evenHBand="0" w:firstRowFirstColumn="0" w:firstRowLastColumn="0" w:lastRowFirstColumn="0" w:lastRowLastColumn="0"/>
+              <w:rPr>
+                <w:rFonts w:ascii="Calibri" w:eastAsia="Times New Roman" w:hAnsi="Calibri" w:cs="Calibri"/>
+                <w:color w:val="000000"/>
+                <w:lang w:val="en-US" w:eastAsia="es-VE"/>
+              </w:rPr>
+            </w:pPr>
+            <w:r>
+              <w:rPr>
+                <w:rFonts w:ascii="Calibri" w:eastAsia="Times New Roman" w:hAnsi="Calibri" w:cs="Calibri"/>
+                <w:color w:val="000000"/>
+                <w:lang w:val="en-US" w:eastAsia="es-VE"/>
+              </w:rPr>
+              <w:t>Oregon</w:t>
+            </w:r>
+          </w:p>
+        </w:tc>
+      </w:tr>
+      <w:tr>
+        <w:trPr>
+          <w:trHeight w:val="300"/>
+        </w:trPr>
+        <w:tc>
+          <w:tcPr>
+            <w:cnfStyle w:val="001000000000" w:firstRow="0" w:lastRow="0" w:firstColumn="1" w:lastColumn="0" w:oddVBand="0" w:evenVBand="0" w:oddHBand="0" w:evenHBand="0" w:firstRowFirstColumn="0" w:firstRowLastColumn="0" w:lastRowFirstColumn="0" w:lastRowLastColumn="0"/>
+            <w:tcW w:w="1200" w:type="dxa"/>
+            <w:shd w:val="clear" w:color="auto" w:fill="FFFF00"/>
+            <w:noWrap/>
+            <w:hideMark/>
+          </w:tcPr>
+          <w:p>
+            <w:pPr>
+              <w:rPr>
+                <w:rFonts w:ascii="Calibri" w:eastAsia="Times New Roman" w:hAnsi="Calibri" w:cs="Calibri"/>
+                <w:color w:val="000000"/>
+                <w:lang w:val="en-US" w:eastAsia="es-VE"/>
+              </w:rPr>
+            </w:pPr>
+            <w:r>
+              <w:rPr>
+                <w:rFonts w:ascii="Calibri" w:eastAsia="Times New Roman" w:hAnsi="Calibri" w:cs="Calibri"/>
+                <w:color w:val="000000"/>
+                <w:lang w:val="en-US" w:eastAsia="es-VE"/>
+              </w:rPr>
+              <w:t>NULL</w:t>
+            </w:r>
+          </w:p>
+        </w:tc>
+        <w:tc>
+          <w:tcPr>
+            <w:tcW w:w="2339" w:type="dxa"/>
+            <w:noWrap/>
+            <w:hideMark/>
+          </w:tcPr>
+          <w:p>
+            <w:pPr>
+              <w:cnfStyle w:val="000000000000" w:firstRow="0" w:lastRow="0" w:firstColumn="0" w:lastColumn="0" w:oddVBand="0" w:evenVBand="0" w:oddHBand="0" w:evenHBand="0" w:firstRowFirstColumn="0" w:firstRowLastColumn="0" w:lastRowFirstColumn="0" w:lastRowLastColumn="0"/>
+              <w:rPr>
+                <w:rFonts w:ascii="Calibri" w:eastAsia="Times New Roman" w:hAnsi="Calibri" w:cs="Calibri"/>
+                <w:color w:val="000000"/>
+                <w:lang w:val="en-US" w:eastAsia="es-VE"/>
+              </w:rPr>
+            </w:pPr>
+            <w:r>
+              <w:rPr>
+                <w:rFonts w:ascii="Calibri" w:eastAsia="Times New Roman" w:hAnsi="Calibri" w:cs="Calibri"/>
+                <w:color w:val="000000"/>
+                <w:lang w:val="en-US" w:eastAsia="es-VE"/>
+              </w:rPr>
+              <w:t>Pennsylvania</w:t>
+            </w:r>
+          </w:p>
+        </w:tc>
+      </w:tr>
+      <w:tr>
+        <w:trPr>
+          <w:trHeight w:val="300"/>
+        </w:trPr>
+        <w:tc>
+          <w:tcPr>
+            <w:cnfStyle w:val="001000000000" w:firstRow="0" w:lastRow="0" w:firstColumn="1" w:lastColumn="0" w:oddVBand="0" w:evenVBand="0" w:oddHBand="0" w:evenHBand="0" w:firstRowFirstColumn="0" w:firstRowLastColumn="0" w:lastRowFirstColumn="0" w:lastRowLastColumn="0"/>
+            <w:tcW w:w="1200" w:type="dxa"/>
+            <w:noWrap/>
+            <w:hideMark/>
+          </w:tcPr>
+          <w:p>
+            <w:pPr>
+              <w:rPr>
+                <w:rFonts w:ascii="Calibri" w:eastAsia="Times New Roman" w:hAnsi="Calibri" w:cs="Calibri"/>
+                <w:color w:val="000000"/>
+                <w:lang w:val="en-US" w:eastAsia="es-VE"/>
+              </w:rPr>
+            </w:pPr>
+            <w:r>
+              <w:rPr>
+                <w:rFonts w:ascii="Calibri" w:eastAsia="Times New Roman" w:hAnsi="Calibri" w:cs="Calibri"/>
+                <w:color w:val="000000"/>
+                <w:lang w:val="en-US" w:eastAsia="es-VE"/>
+              </w:rPr>
+              <w:t>USA</w:t>
+            </w:r>
+          </w:p>
+        </w:tc>
+        <w:tc>
+          <w:tcPr>
+            <w:tcW w:w="2339" w:type="dxa"/>
+            <w:noWrap/>
+            <w:hideMark/>
+          </w:tcPr>
+          <w:p>
+            <w:pPr>
+              <w:cnfStyle w:val="000000000000" w:firstRow="0" w:lastRow="0" w:firstColumn="0" w:lastColumn="0" w:oddVBand="0" w:evenVBand="0" w:oddHBand="0" w:evenHBand="0" w:firstRowFirstColumn="0" w:firstRowLastColumn="0" w:lastRowFirstColumn="0" w:lastRowLastColumn="0"/>
+              <w:rPr>
+                <w:rFonts w:ascii="Calibri" w:eastAsia="Times New Roman" w:hAnsi="Calibri" w:cs="Calibri"/>
+                <w:color w:val="000000"/>
+                <w:lang w:val="en-US" w:eastAsia="es-VE"/>
+              </w:rPr>
+            </w:pPr>
+            <w:r>
+              <w:rPr>
+                <w:rFonts w:ascii="Calibri" w:eastAsia="Times New Roman" w:hAnsi="Calibri" w:cs="Calibri"/>
+                <w:color w:val="000000"/>
+                <w:lang w:val="en-US" w:eastAsia="es-VE"/>
+              </w:rPr>
+              <w:t>Pennsylvania</w:t>
+            </w:r>
+          </w:p>
+        </w:tc>
+      </w:tr>
+      <w:tr>
+        <w:trPr>
+          <w:trHeight w:val="300"/>
+        </w:trPr>
+        <w:tc>
+          <w:tcPr>
+            <w:cnfStyle w:val="001000000000" w:firstRow="0" w:lastRow="0" w:firstColumn="1" w:lastColumn="0" w:oddVBand="0" w:evenVBand="0" w:oddHBand="0" w:evenHBand="0" w:firstRowFirstColumn="0" w:firstRowLastColumn="0" w:lastRowFirstColumn="0" w:lastRowLastColumn="0"/>
+            <w:tcW w:w="1200" w:type="dxa"/>
+            <w:shd w:val="clear" w:color="auto" w:fill="FFFF00"/>
+            <w:noWrap/>
+            <w:hideMark/>
+          </w:tcPr>
+          <w:p>
+            <w:pPr>
+              <w:rPr>
+                <w:rFonts w:ascii="Calibri" w:eastAsia="Times New Roman" w:hAnsi="Calibri" w:cs="Calibri"/>
+                <w:color w:val="000000"/>
+                <w:lang w:val="en-US" w:eastAsia="es-VE"/>
+              </w:rPr>
+            </w:pPr>
+            <w:r>
+              <w:rPr>
+                <w:rFonts w:ascii="Calibri" w:eastAsia="Times New Roman" w:hAnsi="Calibri" w:cs="Calibri"/>
+                <w:color w:val="000000"/>
+                <w:lang w:val="en-US" w:eastAsia="es-VE"/>
+              </w:rPr>
+              <w:t>NULL</w:t>
+            </w:r>
+          </w:p>
+        </w:tc>
+        <w:tc>
+          <w:tcPr>
+            <w:tcW w:w="2339" w:type="dxa"/>
+            <w:noWrap/>
+            <w:hideMark/>
+          </w:tcPr>
+          <w:p>
+            <w:pPr>
+              <w:cnfStyle w:val="000000000000" w:firstRow="0" w:lastRow="0" w:firstColumn="0" w:lastColumn="0" w:oddVBand="0" w:evenVBand="0" w:oddHBand="0" w:evenHBand="0" w:firstRowFirstColumn="0" w:firstRowLastColumn="0" w:lastRowFirstColumn="0" w:lastRowLastColumn="0"/>
+              <w:rPr>
+                <w:rFonts w:ascii="Calibri" w:eastAsia="Times New Roman" w:hAnsi="Calibri" w:cs="Calibri"/>
+                <w:color w:val="000000"/>
+                <w:lang w:val="en-US" w:eastAsia="es-VE"/>
+              </w:rPr>
+            </w:pPr>
+            <w:r>
+              <w:rPr>
+                <w:rFonts w:ascii="Calibri" w:eastAsia="Times New Roman" w:hAnsi="Calibri" w:cs="Calibri"/>
+                <w:color w:val="000000"/>
+                <w:lang w:val="en-US" w:eastAsia="es-VE"/>
+              </w:rPr>
+              <w:t>South Carolina</w:t>
+            </w:r>
+          </w:p>
+        </w:tc>
+      </w:tr>
+      <w:tr>
+        <w:trPr>
+          <w:trHeight w:val="300"/>
+        </w:trPr>
+        <w:tc>
+          <w:tcPr>
+            <w:cnfStyle w:val="001000000000" w:firstRow="0" w:lastRow="0" w:firstColumn="1" w:lastColumn="0" w:oddVBand="0" w:evenVBand="0" w:oddHBand="0" w:evenHBand="0" w:firstRowFirstColumn="0" w:firstRowLastColumn="0" w:lastRowFirstColumn="0" w:lastRowLastColumn="0"/>
+            <w:tcW w:w="1200" w:type="dxa"/>
+            <w:noWrap/>
+            <w:hideMark/>
+          </w:tcPr>
+          <w:p>
+            <w:pPr>
+              <w:rPr>
+                <w:rFonts w:ascii="Calibri" w:eastAsia="Times New Roman" w:hAnsi="Calibri" w:cs="Calibri"/>
+                <w:color w:val="000000"/>
+                <w:lang w:val="en-US" w:eastAsia="es-VE"/>
+              </w:rPr>
+            </w:pPr>
+            <w:r>
+              <w:rPr>
+                <w:rFonts w:ascii="Calibri" w:eastAsia="Times New Roman" w:hAnsi="Calibri" w:cs="Calibri"/>
+                <w:color w:val="000000"/>
+                <w:lang w:val="en-US" w:eastAsia="es-VE"/>
+              </w:rPr>
+              <w:t>USA</w:t>
+            </w:r>
+          </w:p>
+        </w:tc>
+        <w:tc>
+          <w:tcPr>
+            <w:tcW w:w="2339" w:type="dxa"/>
+            <w:noWrap/>
+            <w:hideMark/>
+          </w:tcPr>
+          <w:p>
+            <w:pPr>
+              <w:cnfStyle w:val="000000000000" w:firstRow="0" w:lastRow="0" w:firstColumn="0" w:lastColumn="0" w:oddVBand="0" w:evenVBand="0" w:oddHBand="0" w:evenHBand="0" w:firstRowFirstColumn="0" w:firstRowLastColumn="0" w:lastRowFirstColumn="0" w:lastRowLastColumn="0"/>
+              <w:rPr>
+                <w:rFonts w:ascii="Calibri" w:eastAsia="Times New Roman" w:hAnsi="Calibri" w:cs="Calibri"/>
+                <w:color w:val="000000"/>
+                <w:lang w:val="en-US" w:eastAsia="es-VE"/>
+              </w:rPr>
+            </w:pPr>
+            <w:r>
+              <w:rPr>
+                <w:rFonts w:ascii="Calibri" w:eastAsia="Times New Roman" w:hAnsi="Calibri" w:cs="Calibri"/>
+                <w:color w:val="000000"/>
+                <w:lang w:val="en-US" w:eastAsia="es-VE"/>
+              </w:rPr>
+              <w:t>South Carolina</w:t>
+            </w:r>
+          </w:p>
+        </w:tc>
+      </w:tr>
+      <w:tr>
+        <w:trPr>
+          <w:trHeight w:val="300"/>
+        </w:trPr>
+        <w:tc>
+          <w:tcPr>
+            <w:cnfStyle w:val="001000000000" w:firstRow="0" w:lastRow="0" w:firstColumn="1" w:lastColumn="0" w:oddVBand="0" w:evenVBand="0" w:oddHBand="0" w:evenHBand="0" w:firstRowFirstColumn="0" w:firstRowLastColumn="0" w:lastRowFirstColumn="0" w:lastRowLastColumn="0"/>
+            <w:tcW w:w="1200" w:type="dxa"/>
+            <w:shd w:val="clear" w:color="auto" w:fill="FFFF00"/>
+            <w:noWrap/>
+            <w:hideMark/>
+          </w:tcPr>
+          <w:p>
+            <w:pPr>
+              <w:rPr>
+                <w:rFonts w:ascii="Calibri" w:eastAsia="Times New Roman" w:hAnsi="Calibri" w:cs="Calibri"/>
+                <w:color w:val="000000"/>
+                <w:lang w:val="en-US" w:eastAsia="es-VE"/>
+              </w:rPr>
+            </w:pPr>
+            <w:r>
+              <w:rPr>
+                <w:rFonts w:ascii="Calibri" w:eastAsia="Times New Roman" w:hAnsi="Calibri" w:cs="Calibri"/>
+                <w:color w:val="000000"/>
+                <w:lang w:val="en-US" w:eastAsia="es-VE"/>
+              </w:rPr>
+              <w:t>NULL</w:t>
+            </w:r>
+          </w:p>
+        </w:tc>
+        <w:tc>
+          <w:tcPr>
+            <w:tcW w:w="2339" w:type="dxa"/>
+            <w:noWrap/>
+            <w:hideMark/>
+          </w:tcPr>
+          <w:p>
+            <w:pPr>
+              <w:cnfStyle w:val="000000000000" w:firstRow="0" w:lastRow="0" w:firstColumn="0" w:lastColumn="0" w:oddVBand="0" w:evenVBand="0" w:oddHBand="0" w:evenHBand="0" w:firstRowFirstColumn="0" w:firstRowLastColumn="0" w:lastRowFirstColumn="0" w:lastRowLastColumn="0"/>
+              <w:rPr>
+                <w:rFonts w:ascii="Calibri" w:eastAsia="Times New Roman" w:hAnsi="Calibri" w:cs="Calibri"/>
+                <w:color w:val="000000"/>
+                <w:lang w:val="en-US" w:eastAsia="es-VE"/>
+              </w:rPr>
+            </w:pPr>
+            <w:r>
+              <w:rPr>
+                <w:rFonts w:ascii="Calibri" w:eastAsia="Times New Roman" w:hAnsi="Calibri" w:cs="Calibri"/>
+                <w:color w:val="000000"/>
+                <w:lang w:val="en-US" w:eastAsia="es-VE"/>
+              </w:rPr>
+              <w:t>Tennessee</w:t>
+            </w:r>
+          </w:p>
+        </w:tc>
+      </w:tr>
+      <w:tr>
+        <w:trPr>
+          <w:trHeight w:val="300"/>
+        </w:trPr>
+        <w:tc>
+          <w:tcPr>
+            <w:cnfStyle w:val="001000000000" w:firstRow="0" w:lastRow="0" w:firstColumn="1" w:lastColumn="0" w:oddVBand="0" w:evenVBand="0" w:oddHBand="0" w:evenHBand="0" w:firstRowFirstColumn="0" w:firstRowLastColumn="0" w:lastRowFirstColumn="0" w:lastRowLastColumn="0"/>
+            <w:tcW w:w="1200" w:type="dxa"/>
+            <w:noWrap/>
+            <w:hideMark/>
+          </w:tcPr>
+          <w:p>
+            <w:pPr>
+              <w:rPr>
+                <w:rFonts w:ascii="Calibri" w:eastAsia="Times New Roman" w:hAnsi="Calibri" w:cs="Calibri"/>
+                <w:color w:val="000000"/>
+                <w:lang w:val="en-US" w:eastAsia="es-VE"/>
+              </w:rPr>
+            </w:pPr>
+            <w:r>
+              <w:rPr>
+                <w:rFonts w:ascii="Calibri" w:eastAsia="Times New Roman" w:hAnsi="Calibri" w:cs="Calibri"/>
+                <w:color w:val="000000"/>
+                <w:lang w:val="en-US" w:eastAsia="es-VE"/>
+              </w:rPr>
+              <w:t>USA</w:t>
+            </w:r>
+          </w:p>
+        </w:tc>
+        <w:tc>
+          <w:tcPr>
+            <w:tcW w:w="2339" w:type="dxa"/>
+            <w:noWrap/>
+            <w:hideMark/>
+          </w:tcPr>
+          <w:p>
+            <w:pPr>
+              <w:cnfStyle w:val="000000000000" w:firstRow="0" w:lastRow="0" w:firstColumn="0" w:lastColumn="0" w:oddVBand="0" w:evenVBand="0" w:oddHBand="0" w:evenHBand="0" w:firstRowFirstColumn="0" w:firstRowLastColumn="0" w:lastRowFirstColumn="0" w:lastRowLastColumn="0"/>
+              <w:rPr>
+                <w:rFonts w:ascii="Calibri" w:eastAsia="Times New Roman" w:hAnsi="Calibri" w:cs="Calibri"/>
+                <w:color w:val="000000"/>
+                <w:lang w:val="en-US" w:eastAsia="es-VE"/>
+              </w:rPr>
+            </w:pPr>
+            <w:r>
+              <w:rPr>
+                <w:rFonts w:ascii="Calibri" w:eastAsia="Times New Roman" w:hAnsi="Calibri" w:cs="Calibri"/>
+                <w:color w:val="000000"/>
+                <w:lang w:val="en-US" w:eastAsia="es-VE"/>
+              </w:rPr>
+              <w:t>Tennessee</w:t>
+            </w:r>
+          </w:p>
+        </w:tc>
+      </w:tr>
+      <w:tr>
+        <w:trPr>
+          <w:trHeight w:val="300"/>
+        </w:trPr>
+        <w:tc>
+          <w:tcPr>
+            <w:cnfStyle w:val="001000000000" w:firstRow="0" w:lastRow="0" w:firstColumn="1" w:lastColumn="0" w:oddVBand="0" w:evenVBand="0" w:oddHBand="0" w:evenHBand="0" w:firstRowFirstColumn="0" w:firstRowLastColumn="0" w:lastRowFirstColumn="0" w:lastRowLastColumn="0"/>
+            <w:tcW w:w="1200" w:type="dxa"/>
+            <w:shd w:val="clear" w:color="auto" w:fill="FFFF00"/>
+            <w:noWrap/>
+            <w:hideMark/>
+          </w:tcPr>
+          <w:p>
+            <w:pPr>
+              <w:rPr>
+                <w:rFonts w:ascii="Calibri" w:eastAsia="Times New Roman" w:hAnsi="Calibri" w:cs="Calibri"/>
+                <w:color w:val="000000"/>
+                <w:lang w:val="en-US" w:eastAsia="es-VE"/>
+              </w:rPr>
+            </w:pPr>
+            <w:r>
+              <w:rPr>
+                <w:rFonts w:ascii="Calibri" w:eastAsia="Times New Roman" w:hAnsi="Calibri" w:cs="Calibri"/>
+                <w:color w:val="000000"/>
+                <w:lang w:val="en-US" w:eastAsia="es-VE"/>
+              </w:rPr>
+              <w:t>NULL</w:t>
+            </w:r>
+          </w:p>
+        </w:tc>
+        <w:tc>
+          <w:tcPr>
+            <w:tcW w:w="2339" w:type="dxa"/>
+            <w:noWrap/>
+            <w:hideMark/>
+          </w:tcPr>
+          <w:p>
+            <w:pPr>
+              <w:cnfStyle w:val="000000000000" w:firstRow="0" w:lastRow="0" w:firstColumn="0" w:lastColumn="0" w:oddVBand="0" w:evenVBand="0" w:oddHBand="0" w:evenHBand="0" w:firstRowFirstColumn="0" w:firstRowLastColumn="0" w:lastRowFirstColumn="0" w:lastRowLastColumn="0"/>
+              <w:rPr>
+                <w:rFonts w:ascii="Calibri" w:eastAsia="Times New Roman" w:hAnsi="Calibri" w:cs="Calibri"/>
+                <w:color w:val="000000"/>
+                <w:lang w:val="en-US" w:eastAsia="es-VE"/>
+              </w:rPr>
+            </w:pPr>
+            <w:r>
+              <w:rPr>
+                <w:rFonts w:ascii="Calibri" w:eastAsia="Times New Roman" w:hAnsi="Calibri" w:cs="Calibri"/>
+                <w:color w:val="000000"/>
+                <w:lang w:val="en-US" w:eastAsia="es-VE"/>
+              </w:rPr>
+              <w:t>Texas</w:t>
+            </w:r>
+          </w:p>
+        </w:tc>
+      </w:tr>
+      <w:tr>
+        <w:trPr>
+          <w:trHeight w:val="300"/>
+        </w:trPr>
+        <w:tc>
+          <w:tcPr>
+            <w:cnfStyle w:val="001000000000" w:firstRow="0" w:lastRow="0" w:firstColumn="1" w:lastColumn="0" w:oddVBand="0" w:evenVBand="0" w:oddHBand="0" w:evenHBand="0" w:firstRowFirstColumn="0" w:firstRowLastColumn="0" w:lastRowFirstColumn="0" w:lastRowLastColumn="0"/>
+            <w:tcW w:w="1200" w:type="dxa"/>
+            <w:noWrap/>
+            <w:hideMark/>
+          </w:tcPr>
+          <w:p>
+            <w:pPr>
+              <w:rPr>
+                <w:rFonts w:ascii="Calibri" w:eastAsia="Times New Roman" w:hAnsi="Calibri" w:cs="Calibri"/>
+                <w:color w:val="000000"/>
+                <w:lang w:val="en-US" w:eastAsia="es-VE"/>
+              </w:rPr>
+            </w:pPr>
+            <w:r>
+              <w:rPr>
+                <w:rFonts w:ascii="Calibri" w:eastAsia="Times New Roman" w:hAnsi="Calibri" w:cs="Calibri"/>
+                <w:color w:val="000000"/>
+                <w:lang w:val="en-US" w:eastAsia="es-VE"/>
+              </w:rPr>
+              <w:t>USA</w:t>
+            </w:r>
+          </w:p>
+        </w:tc>
+        <w:tc>
+          <w:tcPr>
+            <w:tcW w:w="2339" w:type="dxa"/>
+            <w:noWrap/>
+            <w:hideMark/>
+          </w:tcPr>
+          <w:p>
+            <w:pPr>
+              <w:cnfStyle w:val="000000000000" w:firstRow="0" w:lastRow="0" w:firstColumn="0" w:lastColumn="0" w:oddVBand="0" w:evenVBand="0" w:oddHBand="0" w:evenHBand="0" w:firstRowFirstColumn="0" w:firstRowLastColumn="0" w:lastRowFirstColumn="0" w:lastRowLastColumn="0"/>
+              <w:rPr>
+                <w:rFonts w:ascii="Calibri" w:eastAsia="Times New Roman" w:hAnsi="Calibri" w:cs="Calibri"/>
+                <w:color w:val="000000"/>
+                <w:lang w:val="en-US" w:eastAsia="es-VE"/>
+              </w:rPr>
+            </w:pPr>
+            <w:r>
+              <w:rPr>
+                <w:rFonts w:ascii="Calibri" w:eastAsia="Times New Roman" w:hAnsi="Calibri" w:cs="Calibri"/>
+                <w:color w:val="000000"/>
+                <w:lang w:val="en-US" w:eastAsia="es-VE"/>
+              </w:rPr>
+              <w:t>Texas</w:t>
+            </w:r>
+          </w:p>
+        </w:tc>
+      </w:tr>
+      <w:tr>
+        <w:trPr>
+          <w:trHeight w:val="300"/>
+        </w:trPr>
+        <w:tc>
+          <w:tcPr>
+            <w:cnfStyle w:val="001000000000" w:firstRow="0" w:lastRow="0" w:firstColumn="1" w:lastColumn="0" w:oddVBand="0" w:evenVBand="0" w:oddHBand="0" w:evenHBand="0" w:firstRowFirstColumn="0" w:firstRowLastColumn="0" w:lastRowFirstColumn="0" w:lastRowLastColumn="0"/>
+            <w:tcW w:w="1200" w:type="dxa"/>
+            <w:shd w:val="clear" w:color="auto" w:fill="FFFF00"/>
+            <w:noWrap/>
+            <w:hideMark/>
+          </w:tcPr>
+          <w:p>
+            <w:pPr>
+              <w:rPr>
+                <w:rFonts w:ascii="Calibri" w:eastAsia="Times New Roman" w:hAnsi="Calibri" w:cs="Calibri"/>
+                <w:color w:val="000000"/>
+                <w:lang w:val="en-US" w:eastAsia="es-VE"/>
+              </w:rPr>
+            </w:pPr>
+            <w:r>
+              <w:rPr>
+                <w:rFonts w:ascii="Calibri" w:eastAsia="Times New Roman" w:hAnsi="Calibri" w:cs="Calibri"/>
+                <w:color w:val="000000"/>
+                <w:lang w:val="en-US" w:eastAsia="es-VE"/>
+              </w:rPr>
+              <w:t>NULL</w:t>
+            </w:r>
+          </w:p>
+        </w:tc>
+        <w:tc>
+          <w:tcPr>
+            <w:tcW w:w="2339" w:type="dxa"/>
+            <w:noWrap/>
+            <w:hideMark/>
+          </w:tcPr>
+          <w:p>
+            <w:pPr>
+              <w:cnfStyle w:val="000000000000" w:firstRow="0" w:lastRow="0" w:firstColumn="0" w:lastColumn="0" w:oddVBand="0" w:evenVBand="0" w:oddHBand="0" w:evenHBand="0" w:firstRowFirstColumn="0" w:firstRowLastColumn="0" w:lastRowFirstColumn="0" w:lastRowLastColumn="0"/>
+              <w:rPr>
+                <w:rFonts w:ascii="Calibri" w:eastAsia="Times New Roman" w:hAnsi="Calibri" w:cs="Calibri"/>
+                <w:color w:val="000000"/>
+                <w:lang w:val="en-US" w:eastAsia="es-VE"/>
+              </w:rPr>
+            </w:pPr>
+            <w:r>
+              <w:rPr>
+                <w:rFonts w:ascii="Calibri" w:eastAsia="Times New Roman" w:hAnsi="Calibri" w:cs="Calibri"/>
+                <w:color w:val="000000"/>
+                <w:lang w:val="en-US" w:eastAsia="es-VE"/>
+              </w:rPr>
+              <w:t>West Virginia</w:t>
+            </w:r>
+          </w:p>
+        </w:tc>
+      </w:tr>
+      <w:tr>
+        <w:trPr>
+          <w:trHeight w:val="300"/>
+        </w:trPr>
+        <w:tc>
+          <w:tcPr>
+            <w:cnfStyle w:val="001000000000" w:firstRow="0" w:lastRow="0" w:firstColumn="1" w:lastColumn="0" w:oddVBand="0" w:evenVBand="0" w:oddHBand="0" w:evenHBand="0" w:firstRowFirstColumn="0" w:firstRowLastColumn="0" w:lastRowFirstColumn="0" w:lastRowLastColumn="0"/>
+            <w:tcW w:w="1200" w:type="dxa"/>
+            <w:noWrap/>
+            <w:hideMark/>
+          </w:tcPr>
+          <w:p>
+            <w:pPr>
+              <w:rPr>
+                <w:rFonts w:ascii="Calibri" w:eastAsia="Times New Roman" w:hAnsi="Calibri" w:cs="Calibri"/>
+                <w:color w:val="000000"/>
+                <w:lang w:val="en-US" w:eastAsia="es-VE"/>
+              </w:rPr>
+            </w:pPr>
+            <w:r>
+              <w:rPr>
+                <w:rFonts w:ascii="Calibri" w:eastAsia="Times New Roman" w:hAnsi="Calibri" w:cs="Calibri"/>
+                <w:color w:val="000000"/>
+                <w:lang w:val="en-US" w:eastAsia="es-VE"/>
+              </w:rPr>
+              <w:t>USA</w:t>
+            </w:r>
+          </w:p>
+        </w:tc>
+        <w:tc>
+          <w:tcPr>
+            <w:tcW w:w="2339" w:type="dxa"/>
+            <w:noWrap/>
+            <w:hideMark/>
+          </w:tcPr>
+          <w:p>
+            <w:pPr>
+              <w:cnfStyle w:val="000000000000" w:firstRow="0" w:lastRow="0" w:firstColumn="0" w:lastColumn="0" w:oddVBand="0" w:evenVBand="0" w:oddHBand="0" w:evenHBand="0" w:firstRowFirstColumn="0" w:firstRowLastColumn="0" w:lastRowFirstColumn="0" w:lastRowLastColumn="0"/>
+              <w:rPr>
+                <w:rFonts w:ascii="Calibri" w:eastAsia="Times New Roman" w:hAnsi="Calibri" w:cs="Calibri"/>
+                <w:color w:val="000000"/>
+                <w:lang w:val="en-US" w:eastAsia="es-VE"/>
+              </w:rPr>
+            </w:pPr>
+            <w:r>
+              <w:rPr>
+                <w:rFonts w:ascii="Calibri" w:eastAsia="Times New Roman" w:hAnsi="Calibri" w:cs="Calibri"/>
+                <w:color w:val="000000"/>
+                <w:lang w:val="en-US" w:eastAsia="es-VE"/>
+              </w:rPr>
+              <w:t>West Virginia</w:t>
             </w:r>
           </w:p>
         </w:tc>
       </w:tr>
     </w:tbl>
+    <w:p/>
     <w:p>
       <w:r>
         <w:br w:type="page"/>
@@ -3777,7 +7475,10 @@
         <w:t xml:space="preserve"> </w:t>
       </w:r>
       <w:r>
-        <w:t>reestructurar la base de datos.</w:t>
+        <w:t>hacer una reestructuración</w:t>
+      </w:r>
+      <w:r>
+        <w:t>.</w:t>
       </w:r>
       <w:r>
         <w:t xml:space="preserve"> En la siguiente imagen se puede ver un diagrama con </w:t>
@@ -3891,7 +7592,15 @@
       </w:pPr>
       <w:r>
         <w:lastRenderedPageBreak/>
-        <w:t>Las columnas “Product_Category”</w:t>
+        <w:t>Las columnas “</w:t>
+      </w:r>
+      <w:proofErr w:type="spellStart"/>
+      <w:r>
+        <w:t>Product_Category</w:t>
+      </w:r>
+      <w:proofErr w:type="spellEnd"/>
+      <w:r>
+        <w:t>”</w:t>
       </w:r>
       <w:r>
         <w:t xml:space="preserve"> y</w:t>
@@ -3903,7 +7612,15 @@
         <w:t xml:space="preserve">algunos </w:t>
       </w:r>
       <w:r>
-        <w:t xml:space="preserve">“Product_Type” </w:t>
+        <w:t>“</w:t>
+      </w:r>
+      <w:proofErr w:type="spellStart"/>
+      <w:r>
+        <w:t>Product_Type</w:t>
+      </w:r>
+      <w:proofErr w:type="spellEnd"/>
+      <w:r>
+        <w:t xml:space="preserve">” </w:t>
       </w:r>
       <w:r>
         <w:t>se eliminan. S</w:t>
@@ -3918,7 +7635,15 @@
         <w:t xml:space="preserve"> en una nueva</w:t>
       </w:r>
       <w:r>
-        <w:t xml:space="preserve"> columna llamada “Areas”:</w:t>
+        <w:t xml:space="preserve"> columna llamada “</w:t>
+      </w:r>
+      <w:proofErr w:type="spellStart"/>
+      <w:r>
+        <w:t>Areas</w:t>
+      </w:r>
+      <w:proofErr w:type="spellEnd"/>
+      <w:r>
+        <w:t>”:</w:t>
       </w:r>
     </w:p>
     <w:p>
@@ -3933,7 +7658,39 @@
         <w:t>L</w:t>
       </w:r>
       <w:r>
-        <w:t>as categorías “Clothing”, “Electronics” y “Grocery” pasan a estar en “Areas”</w:t>
+        <w:t>as categorías “</w:t>
+      </w:r>
+      <w:proofErr w:type="spellStart"/>
+      <w:r>
+        <w:t>Clothing</w:t>
+      </w:r>
+      <w:proofErr w:type="spellEnd"/>
+      <w:r>
+        <w:t>”, “</w:t>
+      </w:r>
+      <w:proofErr w:type="spellStart"/>
+      <w:r>
+        <w:t>Electronics</w:t>
+      </w:r>
+      <w:proofErr w:type="spellEnd"/>
+      <w:r>
+        <w:t>” y “</w:t>
+      </w:r>
+      <w:proofErr w:type="spellStart"/>
+      <w:r>
+        <w:t>Grocery</w:t>
+      </w:r>
+      <w:proofErr w:type="spellEnd"/>
+      <w:r>
+        <w:t>” pasan a estar en “</w:t>
+      </w:r>
+      <w:proofErr w:type="spellStart"/>
+      <w:r>
+        <w:t>Areas</w:t>
+      </w:r>
+      <w:proofErr w:type="spellEnd"/>
+      <w:r>
+        <w:t>”</w:t>
       </w:r>
     </w:p>
     <w:p>
@@ -3957,10 +7714,34 @@
         </w:numPr>
       </w:pPr>
       <w:r>
-        <w:t xml:space="preserve">La columna “Home Decor” se elimina. </w:t>
-      </w:r>
-      <w:r>
-        <w:t>Todos los tipos dentro de la categoría “Home Decor” pasan a estar dentro de “Areas”</w:t>
+        <w:t xml:space="preserve">La columna “Home </w:t>
+      </w:r>
+      <w:proofErr w:type="spellStart"/>
+      <w:r>
+        <w:t>Decor</w:t>
+      </w:r>
+      <w:proofErr w:type="spellEnd"/>
+      <w:r>
+        <w:t xml:space="preserve">” se elimina. </w:t>
+      </w:r>
+      <w:r>
+        <w:t xml:space="preserve">Todos los tipos dentro de la categoría “Home </w:t>
+      </w:r>
+      <w:proofErr w:type="spellStart"/>
+      <w:r>
+        <w:t>Decor</w:t>
+      </w:r>
+      <w:proofErr w:type="spellEnd"/>
+      <w:r>
+        <w:t>” pasan a estar dentro de “</w:t>
+      </w:r>
+      <w:proofErr w:type="spellStart"/>
+      <w:r>
+        <w:t>Areas</w:t>
+      </w:r>
+      <w:proofErr w:type="spellEnd"/>
+      <w:r>
+        <w:t>”</w:t>
       </w:r>
       <w:r>
         <w:t>.</w:t>
@@ -3975,7 +7756,31 @@
         </w:numPr>
       </w:pPr>
       <w:r>
-        <w:t>El tipo “Children’s” de la categoría “Books” pasa a estar dentro de “Areas”</w:t>
+        <w:t>El tipo “</w:t>
+      </w:r>
+      <w:proofErr w:type="spellStart"/>
+      <w:r>
+        <w:t>Children’s</w:t>
+      </w:r>
+      <w:proofErr w:type="spellEnd"/>
+      <w:r>
+        <w:t>” de la categoría “</w:t>
+      </w:r>
+      <w:proofErr w:type="spellStart"/>
+      <w:r>
+        <w:t>Books</w:t>
+      </w:r>
+      <w:proofErr w:type="spellEnd"/>
+      <w:r>
+        <w:t>” pasa a estar dentro de “</w:t>
+      </w:r>
+      <w:proofErr w:type="spellStart"/>
+      <w:r>
+        <w:t>Areas</w:t>
+      </w:r>
+      <w:proofErr w:type="spellEnd"/>
+      <w:r>
+        <w:t>”</w:t>
       </w:r>
     </w:p>
     <w:p>
@@ -3987,7 +7792,15 @@
         </w:numPr>
       </w:pPr>
       <w:r>
-        <w:t xml:space="preserve">La columna “Products” se </w:t>
+        <w:t>La columna “</w:t>
+      </w:r>
+      <w:proofErr w:type="spellStart"/>
+      <w:r>
+        <w:t>Products</w:t>
+      </w:r>
+      <w:proofErr w:type="spellEnd"/>
+      <w:r>
+        <w:t xml:space="preserve">” se </w:t>
       </w:r>
       <w:r>
         <w:t>renueva desde cero:</w:t>
@@ -4002,7 +7815,42 @@
         </w:numPr>
       </w:pPr>
       <w:r>
-        <w:t>Los tipos originalmente pertenecientes a “Clothing”, “Electronics” y “Grocery” pasan a estar en la columna “products”.</w:t>
+        <w:t>Los tipos originalmente pertenecientes a “</w:t>
+      </w:r>
+      <w:proofErr w:type="spellStart"/>
+      <w:r>
+        <w:t>Clothing</w:t>
+      </w:r>
+      <w:proofErr w:type="spellEnd"/>
+      <w:r>
+        <w:t>”, “</w:t>
+      </w:r>
+      <w:proofErr w:type="spellStart"/>
+      <w:r>
+        <w:t>Electronics</w:t>
+      </w:r>
+      <w:proofErr w:type="spellEnd"/>
+      <w:r>
+        <w:t>” y “</w:t>
+      </w:r>
+      <w:proofErr w:type="spellStart"/>
+      <w:r>
+        <w:t>Grocery</w:t>
+      </w:r>
+      <w:proofErr w:type="spellEnd"/>
+      <w:r>
+        <w:t>” pasan a estar en la columna “</w:t>
+      </w:r>
+      <w:proofErr w:type="spellStart"/>
+      <w:r>
+        <w:t>P</w:t>
+      </w:r>
+      <w:r>
+        <w:t>roducts</w:t>
+      </w:r>
+      <w:proofErr w:type="spellEnd"/>
+      <w:r>
+        <w:t>”.</w:t>
       </w:r>
     </w:p>
     <w:p>
@@ -4014,7 +7862,23 @@
         </w:numPr>
       </w:pPr>
       <w:r>
-        <w:t>Toda la categoría “Books” pasa a estar dentro de “Products”.</w:t>
+        <w:t>Toda la categoría “</w:t>
+      </w:r>
+      <w:proofErr w:type="spellStart"/>
+      <w:r>
+        <w:t>Books</w:t>
+      </w:r>
+      <w:proofErr w:type="spellEnd"/>
+      <w:r>
+        <w:t>” pasa a estar dentro de “</w:t>
+      </w:r>
+      <w:proofErr w:type="spellStart"/>
+      <w:r>
+        <w:t>Products</w:t>
+      </w:r>
+      <w:proofErr w:type="spellEnd"/>
+      <w:r>
+        <w:t>”.</w:t>
       </w:r>
     </w:p>
     <w:p>
@@ -4026,13 +7890,51 @@
         </w:numPr>
       </w:pPr>
       <w:r>
-        <w:t>Los “Products de “Home Decor” se mantienen</w:t>
-      </w:r>
-      <w:r>
-        <w:t xml:space="preserve"> al igual que los productos del tipo “Children’s”</w:t>
-      </w:r>
-      <w:r>
-        <w:t xml:space="preserve"> exceptuando el producto “Books”</w:t>
+        <w:t>Los “</w:t>
+      </w:r>
+      <w:proofErr w:type="spellStart"/>
+      <w:r>
+        <w:t>Products</w:t>
+      </w:r>
+      <w:proofErr w:type="spellEnd"/>
+      <w:r>
+        <w:t>”</w:t>
+      </w:r>
+      <w:r>
+        <w:t xml:space="preserve"> de “Home </w:t>
+      </w:r>
+      <w:proofErr w:type="spellStart"/>
+      <w:r>
+        <w:t>Decor</w:t>
+      </w:r>
+      <w:proofErr w:type="spellEnd"/>
+      <w:r>
+        <w:t>” se mantienen</w:t>
+      </w:r>
+      <w:r>
+        <w:t>,</w:t>
+      </w:r>
+      <w:r>
+        <w:t xml:space="preserve"> al igual que los productos del tipo “</w:t>
+      </w:r>
+      <w:proofErr w:type="spellStart"/>
+      <w:r>
+        <w:t>Children’s</w:t>
+      </w:r>
+      <w:proofErr w:type="spellEnd"/>
+      <w:r>
+        <w:t>”</w:t>
+      </w:r>
+      <w:r>
+        <w:t xml:space="preserve"> exceptuando el producto “</w:t>
+      </w:r>
+      <w:proofErr w:type="spellStart"/>
+      <w:r>
+        <w:t>Books</w:t>
+      </w:r>
+      <w:proofErr w:type="spellEnd"/>
+      <w:r>
+        <w:t>”</w:t>
       </w:r>
       <w:r>
         <w:t>.</w:t>
@@ -4047,7 +7949,15 @@
         </w:numPr>
       </w:pPr>
       <w:r>
-        <w:t>Se agrega una nueva columna llamada “Subcategory” y se colocan los productos más específicos:</w:t>
+        <w:t>Se agrega una nueva columna llamada “</w:t>
+      </w:r>
+      <w:proofErr w:type="spellStart"/>
+      <w:r>
+        <w:t>Subcategory</w:t>
+      </w:r>
+      <w:proofErr w:type="spellEnd"/>
+      <w:r>
+        <w:t>” y se colocan los productos más específicos:</w:t>
       </w:r>
     </w:p>
     <w:p>
@@ -4062,19 +7972,48 @@
         <w:t xml:space="preserve">Todos los productos </w:t>
       </w:r>
       <w:r>
-        <w:t>de “Clothing” y “Grocery” pasan a estar dentro de “Subcategory”.</w:t>
-      </w:r>
-      <w:r>
-        <w:t xml:space="preserve"> Se hace lo mismo para los productos de “Electronics” exceptuando los que tengan marca “Apple”, “Samsung”</w:t>
-      </w:r>
-      <w:r>
-        <w:t xml:space="preserve"> o</w:t>
-      </w:r>
-      <w:r>
-        <w:t xml:space="preserve"> “Sony”</w:t>
-      </w:r>
-      <w:r>
-        <w:t>, También se exceptúan aquellos que no tengan marca (valores NULL).</w:t>
+        <w:t>de “</w:t>
+      </w:r>
+      <w:proofErr w:type="spellStart"/>
+      <w:r>
+        <w:t>Clothing</w:t>
+      </w:r>
+      <w:proofErr w:type="spellEnd"/>
+      <w:r>
+        <w:t>” y “</w:t>
+      </w:r>
+      <w:proofErr w:type="spellStart"/>
+      <w:r>
+        <w:t>Grocery</w:t>
+      </w:r>
+      <w:proofErr w:type="spellEnd"/>
+      <w:r>
+        <w:t>” pasan a estar dentro de “</w:t>
+      </w:r>
+      <w:proofErr w:type="spellStart"/>
+      <w:r>
+        <w:t>Subcategory</w:t>
+      </w:r>
+      <w:proofErr w:type="spellEnd"/>
+      <w:r>
+        <w:t>”.</w:t>
+      </w:r>
+      <w:r>
+        <w:t xml:space="preserve"> Se hace lo mismo para los productos de “</w:t>
+      </w:r>
+      <w:proofErr w:type="spellStart"/>
+      <w:r>
+        <w:t>Electronics</w:t>
+      </w:r>
+      <w:proofErr w:type="spellEnd"/>
+      <w:r>
+        <w:t xml:space="preserve">” exceptuando los que </w:t>
+      </w:r>
+      <w:r>
+        <w:t>sean del tipo “Tablet”, “Smartphone” o “Laptop”</w:t>
+      </w:r>
+      <w:r>
+        <w:t>.</w:t>
       </w:r>
     </w:p>
     <w:p>
@@ -4089,10 +8028,26 @@
         <w:t xml:space="preserve">Ni </w:t>
       </w:r>
       <w:r>
-        <w:t xml:space="preserve">“Home Decor” </w:t>
-      </w:r>
-      <w:r>
-        <w:t>ni “Children’s”</w:t>
+        <w:t xml:space="preserve">“Home </w:t>
+      </w:r>
+      <w:proofErr w:type="spellStart"/>
+      <w:r>
+        <w:t>Decor</w:t>
+      </w:r>
+      <w:proofErr w:type="spellEnd"/>
+      <w:r>
+        <w:t xml:space="preserve">” </w:t>
+      </w:r>
+      <w:r>
+        <w:t>ni “</w:t>
+      </w:r>
+      <w:proofErr w:type="spellStart"/>
+      <w:r>
+        <w:t>Children’s</w:t>
+      </w:r>
+      <w:proofErr w:type="spellEnd"/>
+      <w:r>
+        <w:t>”</w:t>
       </w:r>
       <w:r>
         <w:t xml:space="preserve"> tiene</w:t>
@@ -4101,7 +8056,15 @@
         <w:t>n</w:t>
       </w:r>
       <w:r>
-        <w:t xml:space="preserve"> campos dentro de “Subcategory”.</w:t>
+        <w:t xml:space="preserve"> campos dentro de “</w:t>
+      </w:r>
+      <w:proofErr w:type="spellStart"/>
+      <w:r>
+        <w:t>Subcategory</w:t>
+      </w:r>
+      <w:proofErr w:type="spellEnd"/>
+      <w:r>
+        <w:t>”.</w:t>
       </w:r>
     </w:p>
     <w:p>
@@ -4113,7 +8076,23 @@
         </w:numPr>
       </w:pPr>
       <w:r>
-        <w:t xml:space="preserve">Se crea una nueva clasificación para los “Products” de la categoría original “Books”, es tal como sigue: </w:t>
+        <w:t>Se crea una nueva clasificación para los “</w:t>
+      </w:r>
+      <w:proofErr w:type="spellStart"/>
+      <w:r>
+        <w:t>Products</w:t>
+      </w:r>
+      <w:proofErr w:type="spellEnd"/>
+      <w:r>
+        <w:t>” de la categoría original “</w:t>
+      </w:r>
+      <w:proofErr w:type="spellStart"/>
+      <w:r>
+        <w:t>Books</w:t>
+      </w:r>
+      <w:proofErr w:type="spellEnd"/>
+      <w:r>
+        <w:t xml:space="preserve">”, es tal como sigue: </w:t>
       </w:r>
     </w:p>
     <w:p>
@@ -4334,10 +8313,265 @@
           <w:numId w:val="7"/>
         </w:numPr>
       </w:pPr>
-      <w:r>
-        <w:t>Forms &amp; Styles: Anthologies y Essays</w:t>
-      </w:r>
+      <w:proofErr w:type="spellStart"/>
+      <w:r>
+        <w:t>Forms</w:t>
+      </w:r>
+      <w:proofErr w:type="spellEnd"/>
+      <w:r>
+        <w:t xml:space="preserve"> &amp; </w:t>
+      </w:r>
+      <w:proofErr w:type="spellStart"/>
+      <w:r>
+        <w:t>Styles</w:t>
+      </w:r>
+      <w:proofErr w:type="spellEnd"/>
+      <w:r>
+        <w:t xml:space="preserve">: </w:t>
+      </w:r>
+      <w:proofErr w:type="spellStart"/>
+      <w:r>
+        <w:t>Anthologies</w:t>
+      </w:r>
+      <w:proofErr w:type="spellEnd"/>
+      <w:r>
+        <w:t xml:space="preserve"> y </w:t>
+      </w:r>
+      <w:proofErr w:type="spellStart"/>
+      <w:r>
+        <w:t>Essays</w:t>
+      </w:r>
+      <w:proofErr w:type="spellEnd"/>
     </w:p>
+    <w:p>
+      <w:r>
+        <w:t>Por último, se cambian los nombres de las columnas como sigue:</w:t>
+      </w:r>
+    </w:p>
+    <w:tbl>
+      <w:tblPr>
+        <w:tblStyle w:val="Tablaconcuadrcula"/>
+        <w:tblW w:w="0" w:type="auto"/>
+        <w:tblLook w:val="04A0" w:firstRow="1" w:lastRow="0" w:firstColumn="1" w:lastColumn="0" w:noHBand="0" w:noVBand="1"/>
+      </w:tblPr>
+      <w:tblGrid>
+        <w:gridCol w:w="2263"/>
+        <w:gridCol w:w="1134"/>
+      </w:tblGrid>
+      <w:tr>
+        <w:tc>
+          <w:tcPr>
+            <w:tcW w:w="2263" w:type="dxa"/>
+          </w:tcPr>
+          <w:p>
+            <w:pPr>
+              <w:rPr>
+                <w:lang w:val="en-US"/>
+              </w:rPr>
+            </w:pPr>
+            <w:r>
+              <w:rPr>
+                <w:lang w:val="en-US"/>
+              </w:rPr>
+              <w:t>Or</w:t>
+            </w:r>
+            <w:r>
+              <w:rPr>
+                <w:lang w:val="en-US"/>
+              </w:rPr>
+              <w:t>i</w:t>
+            </w:r>
+            <w:r>
+              <w:rPr>
+                <w:lang w:val="en-US"/>
+              </w:rPr>
+              <w:t>ginal</w:t>
+            </w:r>
+          </w:p>
+        </w:tc>
+        <w:tc>
+          <w:tcPr>
+            <w:tcW w:w="1134" w:type="dxa"/>
+          </w:tcPr>
+          <w:p>
+            <w:pPr>
+              <w:rPr>
+                <w:lang w:val="en-US"/>
+              </w:rPr>
+            </w:pPr>
+            <w:r>
+              <w:rPr>
+                <w:lang w:val="en-US"/>
+              </w:rPr>
+              <w:t>Cambio</w:t>
+            </w:r>
+          </w:p>
+        </w:tc>
+      </w:tr>
+      <w:tr>
+        <w:tc>
+          <w:tcPr>
+            <w:tcW w:w="2263" w:type="dxa"/>
+          </w:tcPr>
+          <w:p>
+            <w:pPr>
+              <w:rPr>
+                <w:lang w:val="en-US"/>
+              </w:rPr>
+            </w:pPr>
+            <w:proofErr w:type="spellStart"/>
+            <w:r>
+              <w:rPr>
+                <w:lang w:val="en-US"/>
+              </w:rPr>
+              <w:t>Customer_Segment</w:t>
+            </w:r>
+            <w:proofErr w:type="spellEnd"/>
+          </w:p>
+        </w:tc>
+        <w:tc>
+          <w:tcPr>
+            <w:tcW w:w="1134" w:type="dxa"/>
+          </w:tcPr>
+          <w:p>
+            <w:pPr>
+              <w:rPr>
+                <w:lang w:val="en-US"/>
+              </w:rPr>
+            </w:pPr>
+            <w:r>
+              <w:rPr>
+                <w:lang w:val="en-US"/>
+              </w:rPr>
+              <w:t>Segment</w:t>
+            </w:r>
+          </w:p>
+        </w:tc>
+      </w:tr>
+      <w:tr>
+        <w:tc>
+          <w:tcPr>
+            <w:tcW w:w="2263" w:type="dxa"/>
+          </w:tcPr>
+          <w:p>
+            <w:pPr>
+              <w:rPr>
+                <w:lang w:val="en-US"/>
+              </w:rPr>
+            </w:pPr>
+            <w:proofErr w:type="spellStart"/>
+            <w:r>
+              <w:rPr>
+                <w:lang w:val="en-US"/>
+              </w:rPr>
+              <w:t>Total_Purchases</w:t>
+            </w:r>
+            <w:proofErr w:type="spellEnd"/>
+          </w:p>
+        </w:tc>
+        <w:tc>
+          <w:tcPr>
+            <w:tcW w:w="1134" w:type="dxa"/>
+          </w:tcPr>
+          <w:p>
+            <w:pPr>
+              <w:rPr>
+                <w:lang w:val="en-US"/>
+              </w:rPr>
+            </w:pPr>
+            <w:r>
+              <w:rPr>
+                <w:lang w:val="en-US"/>
+              </w:rPr>
+              <w:t>Total</w:t>
+            </w:r>
+          </w:p>
+        </w:tc>
+      </w:tr>
+      <w:tr>
+        <w:tc>
+          <w:tcPr>
+            <w:tcW w:w="2263" w:type="dxa"/>
+          </w:tcPr>
+          <w:p>
+            <w:pPr>
+              <w:rPr>
+                <w:lang w:val="en-US"/>
+              </w:rPr>
+            </w:pPr>
+            <w:proofErr w:type="spellStart"/>
+            <w:r>
+              <w:rPr>
+                <w:lang w:val="en-US"/>
+              </w:rPr>
+              <w:t>Product_Brand</w:t>
+            </w:r>
+            <w:proofErr w:type="spellEnd"/>
+          </w:p>
+        </w:tc>
+        <w:tc>
+          <w:tcPr>
+            <w:tcW w:w="1134" w:type="dxa"/>
+          </w:tcPr>
+          <w:p>
+            <w:pPr>
+              <w:rPr>
+                <w:lang w:val="en-US"/>
+              </w:rPr>
+            </w:pPr>
+            <w:r>
+              <w:rPr>
+                <w:lang w:val="en-US"/>
+              </w:rPr>
+              <w:t>Brand</w:t>
+            </w:r>
+          </w:p>
+        </w:tc>
+      </w:tr>
+      <w:tr>
+        <w:tc>
+          <w:tcPr>
+            <w:tcW w:w="2263" w:type="dxa"/>
+          </w:tcPr>
+          <w:p>
+            <w:pPr>
+              <w:rPr>
+                <w:lang w:val="en-US"/>
+              </w:rPr>
+            </w:pPr>
+            <w:proofErr w:type="spellStart"/>
+            <w:r>
+              <w:rPr>
+                <w:lang w:val="en-US"/>
+              </w:rPr>
+              <w:t>Payment_Method</w:t>
+            </w:r>
+            <w:proofErr w:type="spellEnd"/>
+          </w:p>
+        </w:tc>
+        <w:tc>
+          <w:tcPr>
+            <w:tcW w:w="1134" w:type="dxa"/>
+          </w:tcPr>
+          <w:p>
+            <w:pPr>
+              <w:rPr>
+                <w:lang w:val="en-US"/>
+              </w:rPr>
+            </w:pPr>
+            <w:r>
+              <w:rPr>
+                <w:lang w:val="en-US"/>
+              </w:rPr>
+              <w:t>Payment</w:t>
+            </w:r>
+          </w:p>
+        </w:tc>
+      </w:tr>
+    </w:tbl>
+    <w:p/>
+    <w:p/>
+    <w:p/>
     <w:sectPr>
       <w:pgSz w:w="12240" w:h="15840"/>
       <w:pgMar w:top="1417" w:right="1701" w:bottom="1417" w:left="1701" w:header="708" w:footer="708" w:gutter="0"/>
@@ -5820,6 +10054,25 @@
       </w:tcPr>
     </w:tblStylePr>
   </w:style>
+  <w:style w:type="table" w:styleId="Tablaconcuadrcula">
+    <w:name w:val="Table Grid"/>
+    <w:basedOn w:val="Tablanormal"/>
+    <w:uiPriority w:val="39"/>
+    <w:rsid w:val="00C27EE1"/>
+    <w:pPr>
+      <w:spacing w:after="0" w:line="240" w:lineRule="auto"/>
+    </w:pPr>
+    <w:tblPr>
+      <w:tblBorders>
+        <w:top w:val="single" w:sz="4" w:space="0" w:color="auto"/>
+        <w:left w:val="single" w:sz="4" w:space="0" w:color="auto"/>
+        <w:bottom w:val="single" w:sz="4" w:space="0" w:color="auto"/>
+        <w:right w:val="single" w:sz="4" w:space="0" w:color="auto"/>
+        <w:insideH w:val="single" w:sz="4" w:space="0" w:color="auto"/>
+        <w:insideV w:val="single" w:sz="4" w:space="0" w:color="auto"/>
+      </w:tblBorders>
+    </w:tblPr>
+  </w:style>
 </w:styles>
 </file>
 
